--- a/templates_word/convocationdespparis.docx
+++ b/templates_word/convocationdespparis.docx
@@ -68,69 +68,12 @@
         <w:spacing w:after="160"/>
         <w:jc w:val="center"/>
       </w:pPr>
-      <w:proofErr w:type="spellStart"/>
       <w:r>
         <w:rPr>
           <w:i/>
           <w:color w:val="4B5563"/>
         </w:rPr>
-        <w:t>Titre</w:t>
-      </w:r>
-      <w:proofErr w:type="spellEnd"/>
-      <w:r>
-        <w:rPr>
-          <w:i/>
-          <w:color w:val="4B5563"/>
-        </w:rPr>
-        <w:t xml:space="preserve"> </w:t>
-      </w:r>
-      <w:proofErr w:type="spellStart"/>
-      <w:r>
-        <w:rPr>
-          <w:i/>
-          <w:color w:val="4B5563"/>
-        </w:rPr>
-        <w:t>Dirigeant</w:t>
-      </w:r>
-      <w:proofErr w:type="spellEnd"/>
-      <w:r>
-        <w:rPr>
-          <w:i/>
-          <w:color w:val="4B5563"/>
-        </w:rPr>
-        <w:t xml:space="preserve"> </w:t>
-      </w:r>
-      <w:proofErr w:type="spellStart"/>
-      <w:r>
-        <w:rPr>
-          <w:i/>
-          <w:color w:val="4B5563"/>
-        </w:rPr>
-        <w:t>d’entreprise</w:t>
-      </w:r>
-      <w:proofErr w:type="spellEnd"/>
-      <w:r>
-        <w:rPr>
-          <w:i/>
-          <w:color w:val="4B5563"/>
-        </w:rPr>
-        <w:t xml:space="preserve"> de sécurité </w:t>
-      </w:r>
-      <w:proofErr w:type="spellStart"/>
-      <w:r>
-        <w:rPr>
-          <w:i/>
-          <w:color w:val="4B5563"/>
-        </w:rPr>
-        <w:t>privée</w:t>
-      </w:r>
-      <w:proofErr w:type="spellEnd"/>
-      <w:r>
-        <w:rPr>
-          <w:i/>
-          <w:color w:val="4B5563"/>
-        </w:rPr>
-        <w:t xml:space="preserve"> (DESP)</w:t>
+        <w:t>Titre Dirigeant d’entreprise de sécurité privée (DESP)</w:t>
       </w:r>
     </w:p>
     <w:p>
@@ -175,7 +118,6 @@
             <w:pPr>
               <w:spacing w:after="0"/>
             </w:pPr>
-            <w:proofErr w:type="spellStart"/>
             <w:r>
               <w:rPr>
                 <w:b/>
@@ -183,7 +125,6 @@
               </w:rPr>
               <w:t>Apprenant</w:t>
             </w:r>
-            <w:proofErr w:type="spellEnd"/>
           </w:p>
         </w:tc>
         <w:tc>
@@ -206,41 +147,13 @@
             <w:pPr>
               <w:spacing w:after="0"/>
             </w:pPr>
-            <w:proofErr w:type="gramStart"/>
             <w:r>
               <w:rPr>
                 <w:b/>
                 <w:color w:val="0033A0"/>
                 <w:szCs w:val="20"/>
               </w:rPr>
-              <w:t xml:space="preserve">{{ </w:t>
-            </w:r>
-            <w:proofErr w:type="spellStart"/>
-            <w:r>
-              <w:rPr>
-                <w:b/>
-                <w:color w:val="0033A0"/>
-                <w:szCs w:val="20"/>
-              </w:rPr>
-              <w:t>nom</w:t>
-            </w:r>
-            <w:proofErr w:type="gramEnd"/>
-            <w:r>
-              <w:rPr>
-                <w:b/>
-                <w:color w:val="0033A0"/>
-                <w:szCs w:val="20"/>
-              </w:rPr>
-              <w:t>_complet</w:t>
-            </w:r>
-            <w:proofErr w:type="spellEnd"/>
-            <w:r>
-              <w:rPr>
-                <w:b/>
-                <w:color w:val="0033A0"/>
-                <w:szCs w:val="20"/>
-              </w:rPr>
-              <w:t xml:space="preserve"> }}</w:t>
+              <w:t>{{ nom_complet }}</w:t>
             </w:r>
             <w:r>
               <w:rPr>
@@ -304,7 +217,6 @@
             <w:pPr>
               <w:spacing w:after="0"/>
             </w:pPr>
-            <w:proofErr w:type="spellStart"/>
             <w:r>
               <w:rPr>
                 <w:rFonts w:cs="Arial"/>
@@ -312,57 +224,7 @@
                 <w:bCs/>
                 <w:szCs w:val="20"/>
               </w:rPr>
-              <w:t>Dirigeant</w:t>
-            </w:r>
-            <w:proofErr w:type="spellEnd"/>
-            <w:r>
-              <w:rPr>
-                <w:rFonts w:cs="Arial"/>
-                <w:b/>
-                <w:bCs/>
-                <w:szCs w:val="20"/>
-              </w:rPr>
-              <w:t xml:space="preserve"> </w:t>
-            </w:r>
-            <w:proofErr w:type="spellStart"/>
-            <w:r>
-              <w:rPr>
-                <w:rFonts w:cs="Arial"/>
-                <w:b/>
-                <w:bCs/>
-                <w:szCs w:val="20"/>
-              </w:rPr>
-              <w:t>d’entreprise</w:t>
-            </w:r>
-            <w:proofErr w:type="spellEnd"/>
-            <w:r>
-              <w:rPr>
-                <w:rFonts w:cs="Arial"/>
-                <w:b/>
-                <w:bCs/>
-                <w:szCs w:val="20"/>
-              </w:rPr>
-              <w:t xml:space="preserve"> de sécurité </w:t>
-            </w:r>
-            <w:proofErr w:type="spellStart"/>
-            <w:r>
-              <w:rPr>
-                <w:rFonts w:cs="Arial"/>
-                <w:b/>
-                <w:bCs/>
-                <w:szCs w:val="20"/>
-              </w:rPr>
-              <w:t>privée</w:t>
-            </w:r>
-            <w:proofErr w:type="spellEnd"/>
-            <w:r>
-              <w:rPr>
-                <w:rFonts w:cs="Arial"/>
-                <w:b/>
-                <w:bCs/>
-                <w:szCs w:val="20"/>
-              </w:rPr>
-              <w:t xml:space="preserve"> </w:t>
+              <w:t xml:space="preserve">Dirigeant d’entreprise de sécurité privée </w:t>
             </w:r>
           </w:p>
         </w:tc>
@@ -420,74 +282,27 @@
             <w:pPr>
               <w:spacing w:after="0"/>
             </w:pPr>
-            <w:proofErr w:type="spellStart"/>
             <w:r>
               <w:rPr>
                 <w:rFonts w:cs="Arial"/>
                 <w:szCs w:val="20"/>
               </w:rPr>
-              <w:t>Distanciel</w:t>
+              <w:t xml:space="preserve">Distanciel et Présentiel </w:t>
             </w:r>
-            <w:proofErr w:type="spellEnd"/>
             <w:r>
               <w:rPr>
-                <w:rFonts w:cs="Arial"/>
-                <w:szCs w:val="20"/>
+                <w:sz w:val="21"/>
+                <w:szCs w:val="21"/>
               </w:rPr>
-              <w:t xml:space="preserve"> et </w:t>
-            </w:r>
-            <w:proofErr w:type="spellStart"/>
-            <w:r>
-              <w:rPr>
-                <w:rFonts w:cs="Arial"/>
-                <w:szCs w:val="20"/>
-              </w:rPr>
-              <w:t>Présentiel</w:t>
-            </w:r>
-            <w:proofErr w:type="spellEnd"/>
-            <w:r>
-              <w:rPr>
-                <w:rFonts w:cs="Arial"/>
-                <w:szCs w:val="20"/>
-              </w:rPr>
-              <w:t xml:space="preserve"> (</w:t>
+              <w:t>(</w:t>
             </w:r>
             <w:r>
               <w:rPr>
                 <w:bCs/>
-                <w:sz w:val="19"/>
+                <w:sz w:val="21"/>
+                <w:szCs w:val="21"/>
               </w:rPr>
-              <w:t xml:space="preserve">16/24 rue Cabanis (Villa </w:t>
-            </w:r>
-            <w:proofErr w:type="spellStart"/>
-            <w:r>
-              <w:rPr>
-                <w:bCs/>
-                <w:sz w:val="19"/>
-              </w:rPr>
-              <w:t>Lourcine</w:t>
-            </w:r>
-            <w:proofErr w:type="spellEnd"/>
-            <w:r>
-              <w:rPr>
-                <w:bCs/>
-                <w:sz w:val="19"/>
-              </w:rPr>
-              <w:t>) entrée 5 – 75014 PARIS</w:t>
-            </w:r>
-            <w:r>
-              <w:rPr>
-                <w:bCs/>
-                <w:sz w:val="19"/>
-              </w:rPr>
-              <w:t>)</w:t>
-            </w:r>
-            <w:r>
-              <w:rPr>
-                <w:b/>
-                <w:sz w:val="19"/>
-              </w:rPr>
-              <w:t xml:space="preserve"> </w:t>
+              <w:t>Atelier Modulable – 53 rue des Vinaigriers 75010 PARIS)</w:t>
             </w:r>
           </w:p>
         </w:tc>
@@ -520,37 +335,12 @@
                 <w:sz w:val="19"/>
               </w:rPr>
             </w:pPr>
-            <w:proofErr w:type="spellStart"/>
             <w:r>
               <w:rPr>
                 <w:b/>
                 <w:szCs w:val="20"/>
               </w:rPr>
-              <w:t>Modalités</w:t>
-            </w:r>
-            <w:proofErr w:type="spellEnd"/>
-            <w:r>
-              <w:rPr>
-                <w:b/>
-                <w:szCs w:val="20"/>
-              </w:rPr>
-              <w:t xml:space="preserve"> de </w:t>
-            </w:r>
-            <w:proofErr w:type="spellStart"/>
-            <w:r>
-              <w:rPr>
-                <w:b/>
-                <w:szCs w:val="20"/>
-              </w:rPr>
-              <w:t>suivi</w:t>
-            </w:r>
-            <w:proofErr w:type="spellEnd"/>
-            <w:r>
-              <w:rPr>
-                <w:b/>
-                <w:szCs w:val="20"/>
-              </w:rPr>
-              <w:t xml:space="preserve"> de la formation </w:t>
+              <w:t xml:space="preserve">Modalités de suivi de la formation </w:t>
             </w:r>
           </w:p>
         </w:tc>
@@ -577,19 +367,9 @@
                 <w:sz w:val="19"/>
               </w:rPr>
             </w:pPr>
-            <w:proofErr w:type="spellStart"/>
             <w:r>
-              <w:t>Distanciel</w:t>
+              <w:t>Distanciel et Présentiel</w:t>
             </w:r>
-            <w:proofErr w:type="spellEnd"/>
-            <w:r>
-              <w:t xml:space="preserve"> et </w:t>
-            </w:r>
-            <w:proofErr w:type="spellStart"/>
-            <w:r>
-              <w:t>Présentiel</w:t>
-            </w:r>
-            <w:proofErr w:type="spellEnd"/>
           </w:p>
         </w:tc>
       </w:tr>
@@ -604,87 +384,7 @@
           <w:b/>
           <w:color w:val="B88918"/>
         </w:rPr>
-        <w:t xml:space="preserve">Document </w:t>
-      </w:r>
-      <w:proofErr w:type="spellStart"/>
-      <w:r>
-        <w:rPr>
-          <w:b/>
-          <w:color w:val="B88918"/>
-        </w:rPr>
-        <w:t>officiel</w:t>
-      </w:r>
-      <w:proofErr w:type="spellEnd"/>
-      <w:r>
-        <w:rPr>
-          <w:b/>
-          <w:color w:val="B88918"/>
-        </w:rPr>
-        <w:t xml:space="preserve"> de convocation </w:t>
-      </w:r>
-      <w:proofErr w:type="spellStart"/>
-      <w:r>
-        <w:rPr>
-          <w:b/>
-          <w:color w:val="B88918"/>
-        </w:rPr>
-        <w:t>en</w:t>
-      </w:r>
-      <w:proofErr w:type="spellEnd"/>
-      <w:r>
-        <w:rPr>
-          <w:b/>
-          <w:color w:val="B88918"/>
-        </w:rPr>
-        <w:t xml:space="preserve"> formation </w:t>
-      </w:r>
-      <w:proofErr w:type="spellStart"/>
-      <w:r>
-        <w:rPr>
-          <w:b/>
-          <w:color w:val="B88918"/>
-        </w:rPr>
-        <w:t>Dirigeant</w:t>
-      </w:r>
-      <w:proofErr w:type="spellEnd"/>
-      <w:r>
-        <w:rPr>
-          <w:b/>
-          <w:color w:val="B88918"/>
-        </w:rPr>
-        <w:t xml:space="preserve"> </w:t>
-      </w:r>
-      <w:proofErr w:type="spellStart"/>
-      <w:r>
-        <w:rPr>
-          <w:b/>
-          <w:color w:val="B88918"/>
-        </w:rPr>
-        <w:t>d’entreprise</w:t>
-      </w:r>
-      <w:proofErr w:type="spellEnd"/>
-      <w:r>
-        <w:rPr>
-          <w:b/>
-          <w:color w:val="B88918"/>
-        </w:rPr>
-        <w:t xml:space="preserve"> de sécurité </w:t>
-      </w:r>
-      <w:proofErr w:type="spellStart"/>
-      <w:r>
-        <w:rPr>
-          <w:b/>
-          <w:color w:val="B88918"/>
-        </w:rPr>
-        <w:t>privée</w:t>
-      </w:r>
-      <w:proofErr w:type="spellEnd"/>
-      <w:r>
-        <w:rPr>
-          <w:b/>
-          <w:color w:val="B88918"/>
-        </w:rPr>
-        <w:t xml:space="preserve"> (DESP)</w:t>
+        <w:t>Document officiel de convocation en formation Dirigeant d’entreprise de sécurité privée (DESP)</w:t>
       </w:r>
     </w:p>
     <w:p>
@@ -793,7 +493,6 @@
                 <w:szCs w:val="20"/>
               </w:rPr>
             </w:pPr>
-            <w:proofErr w:type="gramStart"/>
             <w:r>
               <w:rPr>
                 <w:b/>
@@ -801,37 +500,7 @@
                 <w:sz w:val="24"/>
                 <w:szCs w:val="28"/>
               </w:rPr>
-              <w:t xml:space="preserve">{{ </w:t>
-            </w:r>
-            <w:proofErr w:type="spellStart"/>
-            <w:r>
-              <w:rPr>
-                <w:b/>
-                <w:color w:val="000000" w:themeColor="text1"/>
-                <w:sz w:val="24"/>
-                <w:szCs w:val="28"/>
-              </w:rPr>
-              <w:t>nom</w:t>
-            </w:r>
-            <w:proofErr w:type="gramEnd"/>
-            <w:r>
-              <w:rPr>
-                <w:b/>
-                <w:color w:val="000000" w:themeColor="text1"/>
-                <w:sz w:val="24"/>
-                <w:szCs w:val="28"/>
-              </w:rPr>
-              <w:t>_complet</w:t>
-            </w:r>
-            <w:proofErr w:type="spellEnd"/>
-            <w:r>
-              <w:rPr>
-                <w:b/>
-                <w:color w:val="000000" w:themeColor="text1"/>
-                <w:sz w:val="24"/>
-                <w:szCs w:val="28"/>
-              </w:rPr>
-              <w:t xml:space="preserve"> }}</w:t>
+              <w:t>{{ nom_complet }}</w:t>
             </w:r>
             <w:r>
               <w:rPr>
@@ -842,87 +511,13 @@
               </w:rPr>
               <w:br/>
             </w:r>
-            <w:proofErr w:type="gramStart"/>
             <w:r>
               <w:rPr>
                 <w:color w:val="000000" w:themeColor="text1"/>
                 <w:sz w:val="24"/>
                 <w:szCs w:val="28"/>
               </w:rPr>
-              <w:t xml:space="preserve">{{ </w:t>
-            </w:r>
-            <w:proofErr w:type="spellStart"/>
-            <w:r>
-              <w:rPr>
-                <w:color w:val="000000" w:themeColor="text1"/>
-                <w:sz w:val="24"/>
-                <w:szCs w:val="28"/>
-              </w:rPr>
-              <w:t>code</w:t>
-            </w:r>
-            <w:proofErr w:type="gramEnd"/>
-            <w:r>
-              <w:rPr>
-                <w:color w:val="000000" w:themeColor="text1"/>
-                <w:sz w:val="24"/>
-                <w:szCs w:val="28"/>
-              </w:rPr>
-              <w:t>_</w:t>
-            </w:r>
-            <w:proofErr w:type="gramStart"/>
-            <w:r>
-              <w:rPr>
-                <w:color w:val="000000" w:themeColor="text1"/>
-                <w:sz w:val="24"/>
-                <w:szCs w:val="28"/>
-              </w:rPr>
-              <w:t>postal</w:t>
-            </w:r>
-            <w:proofErr w:type="spellEnd"/>
-            <w:r>
-              <w:rPr>
-                <w:color w:val="000000" w:themeColor="text1"/>
-                <w:sz w:val="24"/>
-                <w:szCs w:val="28"/>
-              </w:rPr>
-              <w:t xml:space="preserve"> }</w:t>
-            </w:r>
-            <w:proofErr w:type="gramEnd"/>
-            <w:r>
-              <w:rPr>
-                <w:color w:val="000000" w:themeColor="text1"/>
-                <w:sz w:val="24"/>
-                <w:szCs w:val="28"/>
-              </w:rPr>
-              <w:t xml:space="preserve">} </w:t>
-            </w:r>
-            <w:proofErr w:type="gramStart"/>
-            <w:r>
-              <w:rPr>
-                <w:color w:val="000000" w:themeColor="text1"/>
-                <w:sz w:val="24"/>
-                <w:szCs w:val="28"/>
-              </w:rPr>
-              <w:t xml:space="preserve">{{ </w:t>
-            </w:r>
-            <w:proofErr w:type="spellStart"/>
-            <w:r>
-              <w:rPr>
-                <w:color w:val="000000" w:themeColor="text1"/>
-                <w:sz w:val="24"/>
-                <w:szCs w:val="28"/>
-              </w:rPr>
-              <w:t>ville</w:t>
-            </w:r>
-            <w:proofErr w:type="spellEnd"/>
-            <w:proofErr w:type="gramEnd"/>
-            <w:r>
-              <w:rPr>
-                <w:color w:val="000000" w:themeColor="text1"/>
-                <w:sz w:val="24"/>
-                <w:szCs w:val="28"/>
-              </w:rPr>
-              <w:t xml:space="preserve"> }}</w:t>
+              <w:t>{{ code_postal }} {{ ville }}</w:t>
             </w:r>
           </w:p>
         </w:tc>
@@ -937,59 +532,13 @@
           <w:szCs w:val="20"/>
         </w:rPr>
       </w:pPr>
-      <w:proofErr w:type="gramStart"/>
       <w:r>
         <w:rPr>
           <w:b/>
           <w:color w:val="000000" w:themeColor="text1"/>
           <w:szCs w:val="20"/>
         </w:rPr>
-        <w:t xml:space="preserve">{{ </w:t>
-      </w:r>
-      <w:proofErr w:type="spellStart"/>
-      <w:r>
-        <w:rPr>
-          <w:b/>
-          <w:color w:val="000000" w:themeColor="text1"/>
-          <w:szCs w:val="20"/>
-        </w:rPr>
-        <w:t>nom</w:t>
-      </w:r>
-      <w:proofErr w:type="gramEnd"/>
-      <w:r>
-        <w:rPr>
-          <w:b/>
-          <w:color w:val="000000" w:themeColor="text1"/>
-          <w:szCs w:val="20"/>
-        </w:rPr>
-        <w:t>_</w:t>
-      </w:r>
-      <w:proofErr w:type="gramStart"/>
-      <w:r>
-        <w:rPr>
-          <w:b/>
-          <w:color w:val="000000" w:themeColor="text1"/>
-          <w:szCs w:val="20"/>
-        </w:rPr>
-        <w:t>complet</w:t>
-      </w:r>
-      <w:proofErr w:type="spellEnd"/>
-      <w:r>
-        <w:rPr>
-          <w:b/>
-          <w:color w:val="000000" w:themeColor="text1"/>
-          <w:szCs w:val="20"/>
-        </w:rPr>
-        <w:t xml:space="preserve"> }</w:t>
-      </w:r>
-      <w:proofErr w:type="gramEnd"/>
-      <w:r>
-        <w:rPr>
-          <w:b/>
-          <w:color w:val="000000" w:themeColor="text1"/>
-          <w:szCs w:val="20"/>
-        </w:rPr>
-        <w:t>}</w:t>
+        <w:t>{{ nom_complet }}</w:t>
       </w:r>
       <w:r>
         <w:rPr>
@@ -1011,58 +560,8 @@
         <w:rPr>
           <w:szCs w:val="20"/>
         </w:rPr>
-        <w:t xml:space="preserve">Nous </w:t>
+        <w:t>Nous avons le plaisir de vous confirmer votre inscription en formation :</w:t>
       </w:r>
-      <w:proofErr w:type="spellStart"/>
-      <w:r>
-        <w:rPr>
-          <w:szCs w:val="20"/>
-        </w:rPr>
-        <w:t>avons</w:t>
-      </w:r>
-      <w:proofErr w:type="spellEnd"/>
-      <w:r>
-        <w:rPr>
-          <w:szCs w:val="20"/>
-        </w:rPr>
-        <w:t xml:space="preserve"> le plaisir de vous confirmer </w:t>
-      </w:r>
-      <w:proofErr w:type="spellStart"/>
-      <w:r>
-        <w:rPr>
-          <w:szCs w:val="20"/>
-        </w:rPr>
-        <w:t>votre</w:t>
-      </w:r>
-      <w:proofErr w:type="spellEnd"/>
-      <w:r>
-        <w:rPr>
-          <w:szCs w:val="20"/>
-        </w:rPr>
-        <w:t xml:space="preserve"> inscription </w:t>
-      </w:r>
-      <w:proofErr w:type="spellStart"/>
-      <w:r>
-        <w:rPr>
-          <w:szCs w:val="20"/>
-        </w:rPr>
-        <w:t>en</w:t>
-      </w:r>
-      <w:proofErr w:type="spellEnd"/>
-      <w:r>
-        <w:rPr>
-          <w:szCs w:val="20"/>
-        </w:rPr>
-        <w:t xml:space="preserve"> </w:t>
-      </w:r>
-      <w:proofErr w:type="gramStart"/>
-      <w:r>
-        <w:rPr>
-          <w:szCs w:val="20"/>
-        </w:rPr>
-        <w:t>formation :</w:t>
-      </w:r>
-      <w:proofErr w:type="gramEnd"/>
     </w:p>
     <w:p>
       <w:pPr>
@@ -1074,59 +573,13 @@
           <w:szCs w:val="20"/>
         </w:rPr>
       </w:pPr>
-      <w:proofErr w:type="spellStart"/>
       <w:r>
         <w:rPr>
           <w:b/>
           <w:i/>
           <w:szCs w:val="20"/>
         </w:rPr>
-        <w:t>Dirigeant</w:t>
-      </w:r>
-      <w:proofErr w:type="spellEnd"/>
-      <w:r>
-        <w:rPr>
-          <w:b/>
-          <w:i/>
-          <w:szCs w:val="20"/>
-        </w:rPr>
-        <w:t xml:space="preserve"> </w:t>
-      </w:r>
-      <w:proofErr w:type="spellStart"/>
-      <w:r>
-        <w:rPr>
-          <w:b/>
-          <w:i/>
-          <w:szCs w:val="20"/>
-        </w:rPr>
-        <w:t>d’entreprise</w:t>
-      </w:r>
-      <w:proofErr w:type="spellEnd"/>
-      <w:r>
-        <w:rPr>
-          <w:b/>
-          <w:i/>
-          <w:szCs w:val="20"/>
-        </w:rPr>
-        <w:t xml:space="preserve"> de sécurité </w:t>
-      </w:r>
-      <w:proofErr w:type="spellStart"/>
-      <w:r>
-        <w:rPr>
-          <w:b/>
-          <w:i/>
-          <w:szCs w:val="20"/>
-        </w:rPr>
-        <w:t>privée</w:t>
-      </w:r>
-      <w:proofErr w:type="spellEnd"/>
-      <w:r>
-        <w:rPr>
-          <w:b/>
-          <w:i/>
-          <w:szCs w:val="20"/>
-        </w:rPr>
-        <w:t xml:space="preserve"> (DESP)</w:t>
+        <w:t>Dirigeant d’entreprise de sécurité privée (DESP)</w:t>
       </w:r>
     </w:p>
     <w:p>
@@ -1148,7 +601,6 @@
           <w:szCs w:val="20"/>
         </w:rPr>
       </w:pPr>
-      <w:proofErr w:type="spellStart"/>
       <w:r>
         <w:rPr>
           <w:rFonts w:cs="Arial"/>
@@ -1156,37 +608,7 @@
           <w:bCs/>
           <w:szCs w:val="20"/>
         </w:rPr>
-        <w:t>Votre</w:t>
-      </w:r>
-      <w:proofErr w:type="spellEnd"/>
-      <w:r>
-        <w:rPr>
-          <w:rFonts w:cs="Arial"/>
-          <w:b/>
-          <w:bCs/>
-          <w:szCs w:val="20"/>
-        </w:rPr>
-        <w:t xml:space="preserve"> formation se </w:t>
-      </w:r>
-      <w:proofErr w:type="spellStart"/>
-      <w:r>
-        <w:rPr>
-          <w:rFonts w:cs="Arial"/>
-          <w:b/>
-          <w:bCs/>
-          <w:szCs w:val="20"/>
-        </w:rPr>
-        <w:t>déroulera</w:t>
-      </w:r>
-      <w:proofErr w:type="spellEnd"/>
-      <w:r>
-        <w:rPr>
-          <w:rFonts w:cs="Arial"/>
-          <w:b/>
-          <w:bCs/>
-          <w:szCs w:val="20"/>
-        </w:rPr>
-        <w:t xml:space="preserve"> du</w:t>
+        <w:t>Votre formation se déroulera du</w:t>
       </w:r>
       <w:r>
         <w:rPr>
@@ -1197,53 +619,12 @@
         </w:rPr>
         <w:t xml:space="preserve"> </w:t>
       </w:r>
-      <w:proofErr w:type="gramStart"/>
       <w:r>
         <w:rPr>
           <w:b/>
           <w:bCs/>
         </w:rPr>
-        <w:t xml:space="preserve">{{ </w:t>
-      </w:r>
-      <w:proofErr w:type="spellStart"/>
-      <w:r>
-        <w:rPr>
-          <w:b/>
-          <w:bCs/>
-        </w:rPr>
-        <w:t>periode</w:t>
-      </w:r>
-      <w:proofErr w:type="gramEnd"/>
-      <w:r>
-        <w:rPr>
-          <w:b/>
-          <w:bCs/>
-        </w:rPr>
-        <w:t>_</w:t>
-      </w:r>
-      <w:proofErr w:type="gramStart"/>
-      <w:r>
-        <w:rPr>
-          <w:b/>
-          <w:bCs/>
-        </w:rPr>
-        <w:t>formation</w:t>
-      </w:r>
-      <w:proofErr w:type="spellEnd"/>
-      <w:r>
-        <w:rPr>
-          <w:b/>
-          <w:bCs/>
-        </w:rPr>
-        <w:t xml:space="preserve"> }</w:t>
-      </w:r>
-      <w:proofErr w:type="gramEnd"/>
-      <w:r>
-        <w:rPr>
-          <w:b/>
-          <w:bCs/>
-        </w:rPr>
-        <w:t>}</w:t>
+        <w:t>{{ periode_formation }}</w:t>
       </w:r>
       <w:r>
         <w:rPr>
@@ -1266,103 +647,21 @@
           <w:rFonts w:cs="Arial"/>
           <w:szCs w:val="20"/>
         </w:rPr>
-        <w:t xml:space="preserve">Nous vous </w:t>
+        <w:t>Nous vous remercions de bien vouloir</w:t>
       </w:r>
-      <w:proofErr w:type="spellStart"/>
       <w:r>
         <w:rPr>
           <w:rFonts w:cs="Arial"/>
           <w:szCs w:val="20"/>
         </w:rPr>
-        <w:t>remercions</w:t>
+        <w:t xml:space="preserve"> vous présenter</w:t>
       </w:r>
-      <w:proofErr w:type="spellEnd"/>
       <w:r>
         <w:rPr>
           <w:rFonts w:cs="Arial"/>
           <w:szCs w:val="20"/>
         </w:rPr>
-        <w:t xml:space="preserve"> de bien </w:t>
-      </w:r>
-      <w:proofErr w:type="spellStart"/>
-      <w:r>
-        <w:rPr>
-          <w:rFonts w:cs="Arial"/>
-          <w:szCs w:val="20"/>
-        </w:rPr>
-        <w:t>vouloir</w:t>
-      </w:r>
-      <w:proofErr w:type="spellEnd"/>
-      <w:r>
-        <w:rPr>
-          <w:rFonts w:cs="Arial"/>
-          <w:szCs w:val="20"/>
-        </w:rPr>
-        <w:t xml:space="preserve"> vous </w:t>
-      </w:r>
-      <w:proofErr w:type="spellStart"/>
-      <w:r>
-        <w:rPr>
-          <w:rFonts w:cs="Arial"/>
-          <w:szCs w:val="20"/>
-        </w:rPr>
-        <w:t>présenter</w:t>
-      </w:r>
-      <w:proofErr w:type="spellEnd"/>
-      <w:r>
-        <w:rPr>
-          <w:rFonts w:cs="Arial"/>
-          <w:szCs w:val="20"/>
-        </w:rPr>
-        <w:t xml:space="preserve"> au jour, lieu et </w:t>
-      </w:r>
-      <w:proofErr w:type="spellStart"/>
-      <w:r>
-        <w:rPr>
-          <w:rFonts w:cs="Arial"/>
-          <w:szCs w:val="20"/>
-        </w:rPr>
-        <w:t>horaires</w:t>
-      </w:r>
-      <w:proofErr w:type="spellEnd"/>
-      <w:r>
-        <w:rPr>
-          <w:rFonts w:cs="Arial"/>
-          <w:szCs w:val="20"/>
-        </w:rPr>
-        <w:t xml:space="preserve"> </w:t>
-      </w:r>
-      <w:proofErr w:type="spellStart"/>
-      <w:r>
-        <w:rPr>
-          <w:rFonts w:cs="Arial"/>
-          <w:szCs w:val="20"/>
-        </w:rPr>
-        <w:t>indiqués</w:t>
-      </w:r>
-      <w:proofErr w:type="spellEnd"/>
-      <w:r>
-        <w:rPr>
-          <w:rFonts w:cs="Arial"/>
-          <w:szCs w:val="20"/>
-        </w:rPr>
-        <w:t xml:space="preserve"> ci-</w:t>
-      </w:r>
-      <w:proofErr w:type="gramStart"/>
-      <w:r>
-        <w:rPr>
-          <w:rFonts w:cs="Arial"/>
-          <w:szCs w:val="20"/>
-        </w:rPr>
-        <w:t>dessous :</w:t>
-      </w:r>
-      <w:proofErr w:type="gramEnd"/>
-      <w:r>
-        <w:rPr>
-          <w:rFonts w:cs="Arial"/>
-          <w:szCs w:val="20"/>
-        </w:rPr>
-        <w:t xml:space="preserve"> </w:t>
+        <w:t xml:space="preserve"> au jour, lieu et horaires indiqués ci-dessous : </w:t>
       </w:r>
     </w:p>
     <w:tbl>
@@ -1406,7 +705,6 @@
                 <w:szCs w:val="20"/>
               </w:rPr>
             </w:pPr>
-            <w:proofErr w:type="spellStart"/>
             <w:r>
               <w:rPr>
                 <w:b/>
@@ -1414,7 +712,6 @@
               </w:rPr>
               <w:t>Intitulé</w:t>
             </w:r>
-            <w:proofErr w:type="spellEnd"/>
           </w:p>
         </w:tc>
         <w:tc>
@@ -1446,17 +743,8 @@
                 <w:b/>
                 <w:szCs w:val="20"/>
               </w:rPr>
-              <w:t xml:space="preserve">Date / </w:t>
+              <w:t>Date / heure</w:t>
             </w:r>
-            <w:proofErr w:type="spellStart"/>
-            <w:r>
-              <w:rPr>
-                <w:b/>
-                <w:szCs w:val="20"/>
-              </w:rPr>
-              <w:t>heure</w:t>
-            </w:r>
-            <w:proofErr w:type="spellEnd"/>
           </w:p>
         </w:tc>
         <w:tc>
@@ -1562,47 +850,7 @@
                 <w:bCs/>
                 <w:szCs w:val="20"/>
               </w:rPr>
-              <w:t xml:space="preserve">Formation </w:t>
-            </w:r>
-            <w:proofErr w:type="spellStart"/>
-            <w:r>
-              <w:rPr>
-                <w:rFonts w:cs="Arial"/>
-                <w:b/>
-                <w:bCs/>
-                <w:szCs w:val="20"/>
-              </w:rPr>
-              <w:t>Dirigeant</w:t>
-            </w:r>
-            <w:proofErr w:type="spellEnd"/>
-            <w:r>
-              <w:rPr>
-                <w:rFonts w:cs="Arial"/>
-                <w:b/>
-                <w:bCs/>
-                <w:szCs w:val="20"/>
-              </w:rPr>
-              <w:t xml:space="preserve"> </w:t>
-            </w:r>
-            <w:proofErr w:type="spellStart"/>
-            <w:r>
-              <w:rPr>
-                <w:rFonts w:cs="Arial"/>
-                <w:b/>
-                <w:bCs/>
-                <w:szCs w:val="20"/>
-              </w:rPr>
-              <w:t>d’entreprise</w:t>
-            </w:r>
-            <w:proofErr w:type="spellEnd"/>
-            <w:r>
-              <w:rPr>
-                <w:rFonts w:cs="Arial"/>
-                <w:b/>
-                <w:bCs/>
-                <w:szCs w:val="20"/>
-              </w:rPr>
-              <w:t xml:space="preserve"> de sécurité (DESP)</w:t>
+              <w:t>Formation Dirigeant d’entreprise de sécurité (DESP)</w:t>
             </w:r>
           </w:p>
         </w:tc>
@@ -1631,7 +879,6 @@
                 <w:szCs w:val="20"/>
               </w:rPr>
             </w:pPr>
-            <w:proofErr w:type="gramStart"/>
             <w:r>
               <w:rPr>
                 <w:rFonts w:eastAsiaTheme="minorEastAsia" w:cs="Arial"/>
@@ -1639,57 +886,7 @@
                 <w:szCs w:val="20"/>
                 <w:lang w:val="fr-FR"/>
               </w:rPr>
-              <w:t xml:space="preserve">{{ </w:t>
-            </w:r>
-            <w:proofErr w:type="spellStart"/>
-            <w:r>
-              <w:rPr>
-                <w:rFonts w:eastAsiaTheme="minorEastAsia" w:cs="Arial"/>
-                <w:color w:val="auto"/>
-                <w:szCs w:val="20"/>
-                <w:lang w:val="fr-FR"/>
-              </w:rPr>
-              <w:t>date</w:t>
-            </w:r>
-            <w:proofErr w:type="gramEnd"/>
-            <w:r>
-              <w:rPr>
-                <w:rFonts w:eastAsiaTheme="minorEastAsia" w:cs="Arial"/>
-                <w:color w:val="auto"/>
-                <w:szCs w:val="20"/>
-                <w:lang w:val="fr-FR"/>
-              </w:rPr>
-              <w:t>_debut_</w:t>
-            </w:r>
-            <w:proofErr w:type="gramStart"/>
-            <w:r>
-              <w:rPr>
-                <w:rFonts w:eastAsiaTheme="minorEastAsia" w:cs="Arial"/>
-                <w:color w:val="auto"/>
-                <w:szCs w:val="20"/>
-                <w:lang w:val="fr-FR"/>
-              </w:rPr>
-              <w:t>formation</w:t>
-            </w:r>
-            <w:proofErr w:type="spellEnd"/>
-            <w:r>
-              <w:rPr>
-                <w:rFonts w:eastAsiaTheme="minorEastAsia" w:cs="Arial"/>
-                <w:color w:val="auto"/>
-                <w:szCs w:val="20"/>
-                <w:lang w:val="fr-FR"/>
-              </w:rPr>
-              <w:t xml:space="preserve"> }</w:t>
-            </w:r>
-            <w:proofErr w:type="gramEnd"/>
-            <w:r>
-              <w:rPr>
-                <w:rFonts w:eastAsiaTheme="minorEastAsia" w:cs="Arial"/>
-                <w:color w:val="auto"/>
-                <w:szCs w:val="20"/>
-                <w:lang w:val="fr-FR"/>
-              </w:rPr>
-              <w:t>}</w:t>
+              <w:t>{{ date_debut_formation }}</w:t>
             </w:r>
             <w:r>
               <w:rPr>
@@ -1758,17 +955,8 @@
                 <w:rFonts w:cs="Arial"/>
                 <w:szCs w:val="20"/>
               </w:rPr>
-              <w:t xml:space="preserve"> </w:t>
+              <w:t xml:space="preserve"> heures</w:t>
             </w:r>
-            <w:proofErr w:type="spellStart"/>
-            <w:r>
-              <w:rPr>
-                <w:rFonts w:cs="Arial"/>
-                <w:szCs w:val="20"/>
-              </w:rPr>
-              <w:t>heures</w:t>
-            </w:r>
-            <w:proofErr w:type="spellEnd"/>
           </w:p>
         </w:tc>
         <w:tc>
@@ -1801,46 +989,23 @@
                 <w:rFonts w:cs="Arial"/>
                 <w:szCs w:val="20"/>
               </w:rPr>
-              <w:t xml:space="preserve">En </w:t>
-            </w:r>
-            <w:proofErr w:type="spellStart"/>
-            <w:r>
-              <w:rPr>
-                <w:rFonts w:cs="Arial"/>
-                <w:szCs w:val="20"/>
-              </w:rPr>
-              <w:t>ligne</w:t>
-            </w:r>
-            <w:proofErr w:type="spellEnd"/>
-            <w:r>
-              <w:rPr>
-                <w:rFonts w:cs="Arial"/>
-                <w:szCs w:val="20"/>
-              </w:rPr>
-              <w:t xml:space="preserve"> + </w:t>
+              <w:t xml:space="preserve">En ligne + </w:t>
             </w:r>
             <w:r>
               <w:rPr>
                 <w:bCs/>
-                <w:sz w:val="19"/>
+                <w:sz w:val="21"/>
+                <w:szCs w:val="21"/>
               </w:rPr>
-              <w:t xml:space="preserve">16/24 rue Cabanis (Villa </w:t>
+              <w:t>Atelier Modulable – 53 rue des Vinaigriers 75010 PARIS</w:t>
             </w:r>
-            <w:proofErr w:type="spellStart"/>
             <w:r>
               <w:rPr>
                 <w:bCs/>
-                <w:sz w:val="19"/>
+                <w:sz w:val="21"/>
+                <w:szCs w:val="21"/>
               </w:rPr>
-              <w:t>Lourcine</w:t>
-            </w:r>
-            <w:proofErr w:type="spellEnd"/>
-            <w:r>
-              <w:rPr>
-                <w:bCs/>
-                <w:sz w:val="19"/>
-              </w:rPr>
-              <w:t>) entrée 5 – 75014 PARIS</w:t>
+              <w:br/>
             </w:r>
           </w:p>
         </w:tc>
@@ -1871,227 +1036,7 @@
           <w:bCs/>
           <w:szCs w:val="20"/>
         </w:rPr>
-        <w:t xml:space="preserve">En </w:t>
-      </w:r>
-      <w:proofErr w:type="spellStart"/>
-      <w:r>
-        <w:rPr>
-          <w:rFonts w:cs="Arial"/>
-          <w:b/>
-          <w:bCs/>
-          <w:szCs w:val="20"/>
-        </w:rPr>
-        <w:t>cas</w:t>
-      </w:r>
-      <w:proofErr w:type="spellEnd"/>
-      <w:r>
-        <w:rPr>
-          <w:rFonts w:cs="Arial"/>
-          <w:b/>
-          <w:bCs/>
-          <w:szCs w:val="20"/>
-        </w:rPr>
-        <w:t xml:space="preserve"> </w:t>
-      </w:r>
-      <w:proofErr w:type="spellStart"/>
-      <w:r>
-        <w:rPr>
-          <w:rFonts w:cs="Arial"/>
-          <w:b/>
-          <w:bCs/>
-          <w:szCs w:val="20"/>
-        </w:rPr>
-        <w:t>d’indisponibilité</w:t>
-      </w:r>
-      <w:proofErr w:type="spellEnd"/>
-      <w:r>
-        <w:rPr>
-          <w:rFonts w:cs="Arial"/>
-          <w:b/>
-          <w:bCs/>
-          <w:szCs w:val="20"/>
-        </w:rPr>
-        <w:t xml:space="preserve"> </w:t>
-      </w:r>
-      <w:proofErr w:type="spellStart"/>
-      <w:r>
-        <w:rPr>
-          <w:rFonts w:cs="Arial"/>
-          <w:b/>
-          <w:bCs/>
-          <w:szCs w:val="20"/>
-        </w:rPr>
-        <w:t>ou</w:t>
-      </w:r>
-      <w:proofErr w:type="spellEnd"/>
-      <w:r>
-        <w:rPr>
-          <w:rFonts w:cs="Arial"/>
-          <w:b/>
-          <w:bCs/>
-          <w:szCs w:val="20"/>
-        </w:rPr>
-        <w:t xml:space="preserve"> de </w:t>
-      </w:r>
-      <w:proofErr w:type="spellStart"/>
-      <w:r>
-        <w:rPr>
-          <w:rFonts w:cs="Arial"/>
-          <w:b/>
-          <w:bCs/>
-          <w:szCs w:val="20"/>
-        </w:rPr>
-        <w:t>renoncement</w:t>
-      </w:r>
-      <w:proofErr w:type="spellEnd"/>
-      <w:r>
-        <w:rPr>
-          <w:rFonts w:cs="Arial"/>
-          <w:b/>
-          <w:bCs/>
-          <w:szCs w:val="20"/>
-        </w:rPr>
-        <w:t xml:space="preserve">, nous vous </w:t>
-      </w:r>
-      <w:proofErr w:type="spellStart"/>
-      <w:r>
-        <w:rPr>
-          <w:rFonts w:cs="Arial"/>
-          <w:b/>
-          <w:bCs/>
-          <w:szCs w:val="20"/>
-        </w:rPr>
-        <w:t>remercions</w:t>
-      </w:r>
-      <w:proofErr w:type="spellEnd"/>
-      <w:r>
-        <w:rPr>
-          <w:rFonts w:cs="Arial"/>
-          <w:b/>
-          <w:bCs/>
-          <w:szCs w:val="20"/>
-        </w:rPr>
-        <w:t xml:space="preserve"> de bien </w:t>
-      </w:r>
-      <w:proofErr w:type="spellStart"/>
-      <w:r>
-        <w:rPr>
-          <w:rFonts w:cs="Arial"/>
-          <w:b/>
-          <w:bCs/>
-          <w:szCs w:val="20"/>
-        </w:rPr>
-        <w:t>vouloir</w:t>
-      </w:r>
-      <w:proofErr w:type="spellEnd"/>
-      <w:r>
-        <w:rPr>
-          <w:rFonts w:cs="Arial"/>
-          <w:b/>
-          <w:bCs/>
-          <w:szCs w:val="20"/>
-        </w:rPr>
-        <w:t xml:space="preserve"> nous </w:t>
-      </w:r>
-      <w:proofErr w:type="spellStart"/>
-      <w:r>
-        <w:rPr>
-          <w:rFonts w:cs="Arial"/>
-          <w:b/>
-          <w:bCs/>
-          <w:szCs w:val="20"/>
-        </w:rPr>
-        <w:t>avertir</w:t>
-      </w:r>
-      <w:proofErr w:type="spellEnd"/>
-      <w:r>
-        <w:rPr>
-          <w:rFonts w:cs="Arial"/>
-          <w:b/>
-          <w:bCs/>
-          <w:szCs w:val="20"/>
-        </w:rPr>
-        <w:t xml:space="preserve"> </w:t>
-      </w:r>
-      <w:proofErr w:type="spellStart"/>
-      <w:r>
-        <w:rPr>
-          <w:rFonts w:cs="Arial"/>
-          <w:b/>
-          <w:bCs/>
-          <w:szCs w:val="20"/>
-        </w:rPr>
-        <w:t>dès</w:t>
-      </w:r>
-      <w:proofErr w:type="spellEnd"/>
-      <w:r>
-        <w:rPr>
-          <w:rFonts w:cs="Arial"/>
-          <w:b/>
-          <w:bCs/>
-          <w:szCs w:val="20"/>
-        </w:rPr>
-        <w:t xml:space="preserve"> </w:t>
-      </w:r>
-      <w:proofErr w:type="spellStart"/>
-      <w:r>
-        <w:rPr>
-          <w:rFonts w:cs="Arial"/>
-          <w:b/>
-          <w:bCs/>
-          <w:szCs w:val="20"/>
-        </w:rPr>
-        <w:t>que</w:t>
-      </w:r>
-      <w:proofErr w:type="spellEnd"/>
-      <w:r>
-        <w:rPr>
-          <w:rFonts w:cs="Arial"/>
-          <w:b/>
-          <w:bCs/>
-          <w:szCs w:val="20"/>
-        </w:rPr>
-        <w:t xml:space="preserve"> possible par </w:t>
-      </w:r>
-      <w:proofErr w:type="spellStart"/>
-      <w:r>
-        <w:rPr>
-          <w:rFonts w:cs="Arial"/>
-          <w:b/>
-          <w:bCs/>
-          <w:szCs w:val="20"/>
-        </w:rPr>
-        <w:t>téléphone</w:t>
-      </w:r>
-      <w:proofErr w:type="spellEnd"/>
-      <w:r>
-        <w:rPr>
-          <w:rFonts w:cs="Arial"/>
-          <w:b/>
-          <w:bCs/>
-          <w:szCs w:val="20"/>
-        </w:rPr>
-        <w:t xml:space="preserve"> au 04 22 47 07 68 </w:t>
-      </w:r>
-      <w:proofErr w:type="spellStart"/>
-      <w:r>
-        <w:rPr>
-          <w:rFonts w:cs="Arial"/>
-          <w:b/>
-          <w:bCs/>
-          <w:szCs w:val="20"/>
-        </w:rPr>
-        <w:t>ou</w:t>
-      </w:r>
-      <w:proofErr w:type="spellEnd"/>
-      <w:r>
-        <w:rPr>
-          <w:rFonts w:cs="Arial"/>
-          <w:b/>
-          <w:bCs/>
-          <w:szCs w:val="20"/>
-        </w:rPr>
-        <w:t xml:space="preserve"> par email à ecole@integraleacademy.com.</w:t>
+        <w:t>En cas d’indisponibilité ou de renoncement, nous vous remercions de bien vouloir nous avertir dès que possible par téléphone au 04 22 47 07 68 ou par email à ecole@integraleacademy.com.</w:t>
       </w:r>
     </w:p>
     <w:p>
@@ -2108,167 +1053,7 @@
           <w:rFonts w:cs="Arial"/>
           <w:szCs w:val="20"/>
         </w:rPr>
-        <w:t xml:space="preserve">Nous </w:t>
-      </w:r>
-      <w:proofErr w:type="spellStart"/>
-      <w:r>
-        <w:rPr>
-          <w:rFonts w:cs="Arial"/>
-          <w:szCs w:val="20"/>
-        </w:rPr>
-        <w:t>restons</w:t>
-      </w:r>
-      <w:proofErr w:type="spellEnd"/>
-      <w:r>
-        <w:rPr>
-          <w:rFonts w:cs="Arial"/>
-          <w:szCs w:val="20"/>
-        </w:rPr>
-        <w:t xml:space="preserve"> à </w:t>
-      </w:r>
-      <w:proofErr w:type="spellStart"/>
-      <w:r>
-        <w:rPr>
-          <w:rFonts w:cs="Arial"/>
-          <w:szCs w:val="20"/>
-        </w:rPr>
-        <w:t>votre</w:t>
-      </w:r>
-      <w:proofErr w:type="spellEnd"/>
-      <w:r>
-        <w:rPr>
-          <w:rFonts w:cs="Arial"/>
-          <w:szCs w:val="20"/>
-        </w:rPr>
-        <w:t xml:space="preserve"> disposition </w:t>
-      </w:r>
-      <w:proofErr w:type="gramStart"/>
-      <w:r>
-        <w:rPr>
-          <w:rFonts w:cs="Arial"/>
-          <w:szCs w:val="20"/>
-        </w:rPr>
-        <w:t>pour</w:t>
-      </w:r>
-      <w:proofErr w:type="gramEnd"/>
-      <w:r>
-        <w:rPr>
-          <w:rFonts w:cs="Arial"/>
-          <w:szCs w:val="20"/>
-        </w:rPr>
-        <w:t xml:space="preserve"> tout </w:t>
-      </w:r>
-      <w:proofErr w:type="spellStart"/>
-      <w:r>
-        <w:rPr>
-          <w:rFonts w:cs="Arial"/>
-          <w:szCs w:val="20"/>
-        </w:rPr>
-        <w:t>renseignement</w:t>
-      </w:r>
-      <w:proofErr w:type="spellEnd"/>
-      <w:r>
-        <w:rPr>
-          <w:rFonts w:cs="Arial"/>
-          <w:szCs w:val="20"/>
-        </w:rPr>
-        <w:t xml:space="preserve"> </w:t>
-      </w:r>
-      <w:proofErr w:type="spellStart"/>
-      <w:r>
-        <w:rPr>
-          <w:rFonts w:cs="Arial"/>
-          <w:szCs w:val="20"/>
-        </w:rPr>
-        <w:t>complémentaire</w:t>
-      </w:r>
-      <w:proofErr w:type="spellEnd"/>
-      <w:r>
-        <w:rPr>
-          <w:rFonts w:cs="Arial"/>
-          <w:szCs w:val="20"/>
-        </w:rPr>
-        <w:t xml:space="preserve"> et vous prions de </w:t>
-      </w:r>
-      <w:proofErr w:type="spellStart"/>
-      <w:r>
-        <w:rPr>
-          <w:rFonts w:cs="Arial"/>
-          <w:szCs w:val="20"/>
-        </w:rPr>
-        <w:t>croire</w:t>
-      </w:r>
-      <w:proofErr w:type="spellEnd"/>
-      <w:r>
-        <w:rPr>
-          <w:rFonts w:cs="Arial"/>
-          <w:szCs w:val="20"/>
-        </w:rPr>
-        <w:t xml:space="preserve"> </w:t>
-      </w:r>
-      <w:proofErr w:type="spellStart"/>
-      <w:r>
-        <w:rPr>
-          <w:rFonts w:cs="Arial"/>
-          <w:szCs w:val="20"/>
-        </w:rPr>
-        <w:t>en</w:t>
-      </w:r>
-      <w:proofErr w:type="spellEnd"/>
-      <w:r>
-        <w:rPr>
-          <w:rFonts w:cs="Arial"/>
-          <w:szCs w:val="20"/>
-        </w:rPr>
-        <w:t xml:space="preserve"> </w:t>
-      </w:r>
-      <w:proofErr w:type="spellStart"/>
-      <w:r>
-        <w:rPr>
-          <w:rFonts w:cs="Arial"/>
-          <w:szCs w:val="20"/>
-        </w:rPr>
-        <w:t>l’expression</w:t>
-      </w:r>
-      <w:proofErr w:type="spellEnd"/>
-      <w:r>
-        <w:rPr>
-          <w:rFonts w:cs="Arial"/>
-          <w:szCs w:val="20"/>
-        </w:rPr>
-        <w:t xml:space="preserve"> de </w:t>
-      </w:r>
-      <w:proofErr w:type="spellStart"/>
-      <w:r>
-        <w:rPr>
-          <w:rFonts w:cs="Arial"/>
-          <w:szCs w:val="20"/>
-        </w:rPr>
-        <w:t>nos</w:t>
-      </w:r>
-      <w:proofErr w:type="spellEnd"/>
-      <w:r>
-        <w:rPr>
-          <w:rFonts w:cs="Arial"/>
-          <w:szCs w:val="20"/>
-        </w:rPr>
-        <w:t xml:space="preserve"> salutations </w:t>
-      </w:r>
-      <w:proofErr w:type="spellStart"/>
-      <w:r>
-        <w:rPr>
-          <w:rFonts w:cs="Arial"/>
-          <w:szCs w:val="20"/>
-        </w:rPr>
-        <w:t>distinguées</w:t>
-      </w:r>
-      <w:proofErr w:type="spellEnd"/>
-      <w:r>
-        <w:rPr>
-          <w:rFonts w:cs="Arial"/>
-          <w:szCs w:val="20"/>
-        </w:rPr>
-        <w:t>.</w:t>
+        <w:t>Nous restons à votre disposition pour tout renseignement complémentaire et vous prions de croire en l’expression de nos salutations distinguées.</w:t>
       </w:r>
     </w:p>
     <w:p>
@@ -2306,7 +1091,6 @@
         </w:rPr>
         <w:t xml:space="preserve"> </w:t>
       </w:r>
-      <w:proofErr w:type="gramStart"/>
       <w:r>
         <w:rPr>
           <w:rFonts w:eastAsiaTheme="minorEastAsia" w:cs="Arial"/>
@@ -2316,67 +1100,7 @@
           <w:szCs w:val="20"/>
           <w:lang w:val="fr-FR"/>
         </w:rPr>
-        <w:t xml:space="preserve">{{ </w:t>
-      </w:r>
-      <w:proofErr w:type="spellStart"/>
-      <w:r>
-        <w:rPr>
-          <w:rFonts w:eastAsiaTheme="minorEastAsia" w:cs="Arial"/>
-          <w:b/>
-          <w:bCs/>
-          <w:color w:val="auto"/>
-          <w:szCs w:val="20"/>
-          <w:lang w:val="fr-FR"/>
-        </w:rPr>
-        <w:t>date</w:t>
-      </w:r>
-      <w:proofErr w:type="gramEnd"/>
-      <w:r>
-        <w:rPr>
-          <w:rFonts w:eastAsiaTheme="minorEastAsia" w:cs="Arial"/>
-          <w:b/>
-          <w:bCs/>
-          <w:color w:val="auto"/>
-          <w:szCs w:val="20"/>
-          <w:lang w:val="fr-FR"/>
-        </w:rPr>
-        <w:t>_</w:t>
-      </w:r>
-      <w:proofErr w:type="gramStart"/>
-      <w:r>
-        <w:rPr>
-          <w:rFonts w:eastAsiaTheme="minorEastAsia" w:cs="Arial"/>
-          <w:b/>
-          <w:bCs/>
-          <w:color w:val="auto"/>
-          <w:szCs w:val="20"/>
-          <w:lang w:val="fr-FR"/>
-        </w:rPr>
-        <w:t>jour</w:t>
-      </w:r>
-      <w:proofErr w:type="spellEnd"/>
-      <w:r>
-        <w:rPr>
-          <w:rFonts w:eastAsiaTheme="minorEastAsia" w:cs="Arial"/>
-          <w:b/>
-          <w:bCs/>
-          <w:color w:val="auto"/>
-          <w:szCs w:val="20"/>
-          <w:lang w:val="fr-FR"/>
-        </w:rPr>
-        <w:t xml:space="preserve"> }</w:t>
-      </w:r>
-      <w:proofErr w:type="gramEnd"/>
-      <w:r>
-        <w:rPr>
-          <w:rFonts w:eastAsiaTheme="minorEastAsia" w:cs="Arial"/>
-          <w:b/>
-          <w:bCs/>
-          <w:color w:val="auto"/>
-          <w:szCs w:val="20"/>
-          <w:lang w:val="fr-FR"/>
-        </w:rPr>
-        <w:t>}</w:t>
+        <w:t>{{ date_jour }}</w:t>
       </w:r>
       <w:r>
         <w:rPr>
@@ -2473,39 +1197,7 @@
                 <w:b/>
                 <w:szCs w:val="20"/>
               </w:rPr>
-              <w:t xml:space="preserve">Directeur </w:t>
-            </w:r>
-            <w:proofErr w:type="spellStart"/>
-            <w:r>
-              <w:rPr>
-                <w:b/>
-                <w:szCs w:val="20"/>
-              </w:rPr>
-              <w:t>général</w:t>
-            </w:r>
-            <w:proofErr w:type="spellEnd"/>
-            <w:r>
-              <w:rPr>
-                <w:b/>
-                <w:szCs w:val="20"/>
-              </w:rPr>
-              <w:t xml:space="preserve"> </w:t>
-            </w:r>
-            <w:proofErr w:type="spellStart"/>
-            <w:r>
-              <w:rPr>
-                <w:b/>
-                <w:szCs w:val="20"/>
-              </w:rPr>
-              <w:t>Intégrale</w:t>
-            </w:r>
-            <w:proofErr w:type="spellEnd"/>
-            <w:r>
-              <w:rPr>
-                <w:b/>
-                <w:szCs w:val="20"/>
-              </w:rPr>
-              <w:t xml:space="preserve"> Academy</w:t>
+              <w:t>Directeur général Intégrale Academy</w:t>
             </w:r>
           </w:p>
           <w:p>
@@ -2670,23 +1362,13 @@
         <w:spacing w:after="120"/>
         <w:jc w:val="center"/>
       </w:pPr>
-      <w:proofErr w:type="spellStart"/>
       <w:r>
         <w:rPr>
           <w:i/>
           <w:color w:val="555555"/>
           <w:sz w:val="22"/>
         </w:rPr>
-        <w:t>Organisation</w:t>
-      </w:r>
-      <w:proofErr w:type="spellEnd"/>
-      <w:r>
-        <w:rPr>
-          <w:i/>
-          <w:color w:val="555555"/>
-          <w:sz w:val="22"/>
-        </w:rPr>
-        <w:t xml:space="preserve"> de la formation DESP</w:t>
+        <w:t>Organisation de la formation DESP</w:t>
       </w:r>
     </w:p>
     <w:p>
@@ -2706,92 +1388,7 @@
         </w:rPr>
       </w:pPr>
       <w:r>
-        <w:t xml:space="preserve">La formation </w:t>
-      </w:r>
-      <w:proofErr w:type="spellStart"/>
-      <w:r>
-        <w:t>Dirigeant</w:t>
-      </w:r>
-      <w:proofErr w:type="spellEnd"/>
-      <w:r>
-        <w:t xml:space="preserve"> </w:t>
-      </w:r>
-      <w:proofErr w:type="spellStart"/>
-      <w:r>
-        <w:t>d’entreprise</w:t>
-      </w:r>
-      <w:proofErr w:type="spellEnd"/>
-      <w:r>
-        <w:t xml:space="preserve"> de sécurité </w:t>
-      </w:r>
-      <w:proofErr w:type="spellStart"/>
-      <w:r>
-        <w:t>privée</w:t>
-      </w:r>
-      <w:proofErr w:type="spellEnd"/>
-      <w:r>
-        <w:t xml:space="preserve"> (DESP) se </w:t>
-      </w:r>
-      <w:proofErr w:type="spellStart"/>
-      <w:r>
-        <w:t>déroule</w:t>
-      </w:r>
-      <w:proofErr w:type="spellEnd"/>
-      <w:r>
-        <w:t xml:space="preserve"> </w:t>
-      </w:r>
-      <w:proofErr w:type="spellStart"/>
-      <w:r>
-        <w:t>selon</w:t>
-      </w:r>
-      <w:proofErr w:type="spellEnd"/>
-      <w:r>
-        <w:t xml:space="preserve"> deux </w:t>
-      </w:r>
-      <w:proofErr w:type="spellStart"/>
-      <w:r>
-        <w:t>modalités</w:t>
-      </w:r>
-      <w:proofErr w:type="spellEnd"/>
-      <w:r>
-        <w:t xml:space="preserve"> </w:t>
-      </w:r>
-      <w:proofErr w:type="spellStart"/>
-      <w:proofErr w:type="gramStart"/>
-      <w:r>
-        <w:t>complémentaires</w:t>
-      </w:r>
-      <w:proofErr w:type="spellEnd"/>
-      <w:r>
-        <w:t xml:space="preserve"> :</w:t>
-      </w:r>
-      <w:proofErr w:type="gramEnd"/>
-      <w:r>
-        <w:t xml:space="preserve"> formation à distance via e-learning et </w:t>
-      </w:r>
-      <w:proofErr w:type="spellStart"/>
-      <w:r>
-        <w:t>regroupement</w:t>
-      </w:r>
-      <w:proofErr w:type="spellEnd"/>
-      <w:r>
-        <w:t xml:space="preserve"> </w:t>
-      </w:r>
-      <w:proofErr w:type="spellStart"/>
-      <w:r>
-        <w:t>en</w:t>
-      </w:r>
-      <w:proofErr w:type="spellEnd"/>
-      <w:r>
-        <w:t xml:space="preserve"> </w:t>
-      </w:r>
-      <w:proofErr w:type="spellStart"/>
-      <w:r>
-        <w:t>présentiel</w:t>
-      </w:r>
-      <w:proofErr w:type="spellEnd"/>
-      <w:r>
-        <w:t>.</w:t>
+        <w:t>La formation Dirigeant d’entreprise de sécurité privée (DESP) se déroule selon deux modalités complémentaires : formation à distance via e-learning et regroupement en présentiel.</w:t>
       </w:r>
     </w:p>
     <w:p>
@@ -2869,31 +1466,13 @@
               <w:spacing w:after="0"/>
               <w:jc w:val="center"/>
             </w:pPr>
-            <w:proofErr w:type="spellStart"/>
             <w:r>
               <w:rPr>
                 <w:b/>
                 <w:sz w:val="17"/>
               </w:rPr>
-              <w:t>en</w:t>
+              <w:t>en distanciel</w:t>
             </w:r>
-            <w:proofErr w:type="spellEnd"/>
-            <w:r>
-              <w:rPr>
-                <w:b/>
-                <w:sz w:val="17"/>
-              </w:rPr>
-              <w:t xml:space="preserve"> </w:t>
-            </w:r>
-            <w:proofErr w:type="spellStart"/>
-            <w:r>
-              <w:rPr>
-                <w:b/>
-                <w:sz w:val="17"/>
-              </w:rPr>
-              <w:t>distanciel</w:t>
-            </w:r>
-            <w:proofErr w:type="spellEnd"/>
             <w:r>
               <w:rPr>
                 <w:b/>
@@ -2941,31 +1520,13 @@
               <w:spacing w:after="0"/>
               <w:jc w:val="center"/>
             </w:pPr>
-            <w:proofErr w:type="spellStart"/>
             <w:r>
               <w:rPr>
                 <w:b/>
                 <w:sz w:val="17"/>
               </w:rPr>
-              <w:t>en</w:t>
+              <w:t>en présentiel</w:t>
             </w:r>
-            <w:proofErr w:type="spellEnd"/>
-            <w:r>
-              <w:rPr>
-                <w:b/>
-                <w:sz w:val="17"/>
-              </w:rPr>
-              <w:t xml:space="preserve"> </w:t>
-            </w:r>
-            <w:proofErr w:type="spellStart"/>
-            <w:r>
-              <w:rPr>
-                <w:b/>
-                <w:sz w:val="17"/>
-              </w:rPr>
-              <w:t>présentiel</w:t>
-            </w:r>
-            <w:proofErr w:type="spellEnd"/>
             <w:r>
               <w:rPr>
                 <w:b/>
@@ -3066,49 +1627,8 @@
           <w:b/>
           <w:sz w:val="25"/>
         </w:rPr>
-        <w:t>Le e-</w:t>
+        <w:t>Le e-learning : de quoi s’agit-il ?</w:t>
       </w:r>
-      <w:proofErr w:type="gramStart"/>
-      <w:r>
-        <w:rPr>
-          <w:b/>
-          <w:sz w:val="25"/>
-        </w:rPr>
-        <w:t>learning :</w:t>
-      </w:r>
-      <w:proofErr w:type="gramEnd"/>
-      <w:r>
-        <w:rPr>
-          <w:b/>
-          <w:sz w:val="25"/>
-        </w:rPr>
-        <w:t xml:space="preserve"> de quoi </w:t>
-      </w:r>
-      <w:proofErr w:type="spellStart"/>
-      <w:r>
-        <w:rPr>
-          <w:b/>
-          <w:sz w:val="25"/>
-        </w:rPr>
-        <w:t>s’agit</w:t>
-      </w:r>
-      <w:proofErr w:type="spellEnd"/>
-      <w:r>
-        <w:rPr>
-          <w:b/>
-          <w:sz w:val="25"/>
-        </w:rPr>
-        <w:t>-</w:t>
-      </w:r>
-      <w:proofErr w:type="gramStart"/>
-      <w:r>
-        <w:rPr>
-          <w:b/>
-          <w:sz w:val="25"/>
-        </w:rPr>
-        <w:t>il ?</w:t>
-      </w:r>
-      <w:proofErr w:type="gramEnd"/>
     </w:p>
     <w:p>
       <w:pPr>
@@ -3116,79 +1636,7 @@
         <w:jc w:val="both"/>
       </w:pPr>
       <w:r>
-        <w:t xml:space="preserve">Le e-learning est un </w:t>
-      </w:r>
-      <w:proofErr w:type="spellStart"/>
-      <w:r>
-        <w:t>espace</w:t>
-      </w:r>
-      <w:proofErr w:type="spellEnd"/>
-      <w:r>
-        <w:t xml:space="preserve"> de formation </w:t>
-      </w:r>
-      <w:proofErr w:type="spellStart"/>
-      <w:r>
-        <w:t>en</w:t>
-      </w:r>
-      <w:proofErr w:type="spellEnd"/>
-      <w:r>
-        <w:t xml:space="preserve"> </w:t>
-      </w:r>
-      <w:proofErr w:type="spellStart"/>
-      <w:r>
-        <w:t>ligne</w:t>
-      </w:r>
-      <w:proofErr w:type="spellEnd"/>
-      <w:r>
-        <w:t xml:space="preserve"> accessible 24h/24 et 7j/7. Il </w:t>
-      </w:r>
-      <w:proofErr w:type="spellStart"/>
-      <w:r>
-        <w:t>comprend</w:t>
-      </w:r>
-      <w:proofErr w:type="spellEnd"/>
-      <w:r>
-        <w:t xml:space="preserve"> des </w:t>
-      </w:r>
-      <w:proofErr w:type="spellStart"/>
-      <w:r>
-        <w:t>vidéos</w:t>
-      </w:r>
-      <w:proofErr w:type="spellEnd"/>
-      <w:r>
-        <w:t xml:space="preserve">, des supports </w:t>
-      </w:r>
-      <w:proofErr w:type="spellStart"/>
-      <w:r>
-        <w:t>explicatifs</w:t>
-      </w:r>
-      <w:proofErr w:type="spellEnd"/>
-      <w:r>
-        <w:t xml:space="preserve">, des </w:t>
-      </w:r>
-      <w:proofErr w:type="spellStart"/>
-      <w:r>
-        <w:t>exercices</w:t>
-      </w:r>
-      <w:proofErr w:type="spellEnd"/>
-      <w:r>
-        <w:t xml:space="preserve">, des tests et un </w:t>
-      </w:r>
-      <w:proofErr w:type="spellStart"/>
-      <w:r>
-        <w:t>suivi</w:t>
-      </w:r>
-      <w:proofErr w:type="spellEnd"/>
-      <w:r>
-        <w:t xml:space="preserve"> </w:t>
-      </w:r>
-      <w:proofErr w:type="spellStart"/>
-      <w:r>
-        <w:t>d’avancement</w:t>
-      </w:r>
-      <w:proofErr w:type="spellEnd"/>
-      <w:r>
-        <w:t>.</w:t>
+        <w:t>Le e-learning est un espace de formation en ligne accessible 24h/24 et 7j/7. Il comprend des vidéos, des supports explicatifs, des exercices, des tests et un suivi d’avancement.</w:t>
       </w:r>
     </w:p>
     <w:tbl>
@@ -3226,21 +1674,12 @@
               <w:spacing w:after="0"/>
               <w:jc w:val="both"/>
             </w:pPr>
-            <w:proofErr w:type="gramStart"/>
             <w:r>
               <w:rPr>
                 <w:b/>
                 <w:color w:val="D32F2F"/>
               </w:rPr>
-              <w:t>Important :</w:t>
-            </w:r>
-            <w:proofErr w:type="gramEnd"/>
-            <w:r>
-              <w:rPr>
-                <w:b/>
-                <w:color w:val="D32F2F"/>
-              </w:rPr>
-              <w:t xml:space="preserve"> </w:t>
+              <w:t xml:space="preserve">Important : </w:t>
             </w:r>
             <w:r>
               <w:rPr>
@@ -3264,203 +1703,7 @@
               <w:rPr>
                 <w:b/>
               </w:rPr>
-              <w:t xml:space="preserve"> </w:t>
-            </w:r>
-            <w:proofErr w:type="spellStart"/>
-            <w:r>
-              <w:rPr>
-                <w:b/>
-              </w:rPr>
-              <w:t>heures</w:t>
-            </w:r>
-            <w:proofErr w:type="spellEnd"/>
-            <w:r>
-              <w:rPr>
-                <w:b/>
-              </w:rPr>
-              <w:t xml:space="preserve"> de e-learning </w:t>
-            </w:r>
-            <w:proofErr w:type="spellStart"/>
-            <w:r>
-              <w:rPr>
-                <w:b/>
-              </w:rPr>
-              <w:t>doivent</w:t>
-            </w:r>
-            <w:proofErr w:type="spellEnd"/>
-            <w:r>
-              <w:rPr>
-                <w:b/>
-              </w:rPr>
-              <w:t xml:space="preserve"> </w:t>
-            </w:r>
-            <w:proofErr w:type="spellStart"/>
-            <w:r>
-              <w:rPr>
-                <w:b/>
-              </w:rPr>
-              <w:t>impérativement</w:t>
-            </w:r>
-            <w:proofErr w:type="spellEnd"/>
-            <w:r>
-              <w:rPr>
-                <w:b/>
-              </w:rPr>
-              <w:t xml:space="preserve"> </w:t>
-            </w:r>
-            <w:proofErr w:type="spellStart"/>
-            <w:r>
-              <w:rPr>
-                <w:b/>
-              </w:rPr>
-              <w:t>être</w:t>
-            </w:r>
-            <w:proofErr w:type="spellEnd"/>
-            <w:r>
-              <w:rPr>
-                <w:b/>
-              </w:rPr>
-              <w:t xml:space="preserve"> </w:t>
-            </w:r>
-            <w:proofErr w:type="spellStart"/>
-            <w:r>
-              <w:rPr>
-                <w:b/>
-              </w:rPr>
-              <w:t>suivies</w:t>
-            </w:r>
-            <w:proofErr w:type="spellEnd"/>
-            <w:r>
-              <w:rPr>
-                <w:b/>
-              </w:rPr>
-              <w:t xml:space="preserve"> et </w:t>
-            </w:r>
-            <w:proofErr w:type="spellStart"/>
-            <w:r>
-              <w:rPr>
-                <w:b/>
-              </w:rPr>
-              <w:t>validées</w:t>
-            </w:r>
-            <w:proofErr w:type="spellEnd"/>
-            <w:r>
-              <w:rPr>
-                <w:b/>
-              </w:rPr>
-              <w:t xml:space="preserve"> avant le début de la </w:t>
-            </w:r>
-            <w:proofErr w:type="spellStart"/>
-            <w:r>
-              <w:rPr>
-                <w:b/>
-              </w:rPr>
-              <w:t>période</w:t>
-            </w:r>
-            <w:proofErr w:type="spellEnd"/>
-            <w:r>
-              <w:rPr>
-                <w:b/>
-              </w:rPr>
-              <w:t xml:space="preserve"> </w:t>
-            </w:r>
-            <w:proofErr w:type="spellStart"/>
-            <w:r>
-              <w:rPr>
-                <w:b/>
-              </w:rPr>
-              <w:t>en</w:t>
-            </w:r>
-            <w:proofErr w:type="spellEnd"/>
-            <w:r>
-              <w:rPr>
-                <w:b/>
-              </w:rPr>
-              <w:t xml:space="preserve"> </w:t>
-            </w:r>
-            <w:proofErr w:type="spellStart"/>
-            <w:r>
-              <w:rPr>
-                <w:b/>
-              </w:rPr>
-              <w:t>présentiel</w:t>
-            </w:r>
-            <w:proofErr w:type="spellEnd"/>
-            <w:r>
-              <w:rPr>
-                <w:b/>
-              </w:rPr>
-              <w:t xml:space="preserve">. Les </w:t>
-            </w:r>
-            <w:proofErr w:type="spellStart"/>
-            <w:r>
-              <w:rPr>
-                <w:b/>
-              </w:rPr>
-              <w:t>accès</w:t>
-            </w:r>
-            <w:proofErr w:type="spellEnd"/>
-            <w:r>
-              <w:rPr>
-                <w:b/>
-              </w:rPr>
-              <w:t xml:space="preserve"> à la </w:t>
-            </w:r>
-            <w:proofErr w:type="spellStart"/>
-            <w:r>
-              <w:rPr>
-                <w:b/>
-              </w:rPr>
-              <w:t>plateforme</w:t>
-            </w:r>
-            <w:proofErr w:type="spellEnd"/>
-            <w:r>
-              <w:rPr>
-                <w:b/>
-              </w:rPr>
-              <w:t xml:space="preserve"> e-learning </w:t>
-            </w:r>
-            <w:proofErr w:type="spellStart"/>
-            <w:r>
-              <w:rPr>
-                <w:b/>
-              </w:rPr>
-              <w:t>seront</w:t>
-            </w:r>
-            <w:proofErr w:type="spellEnd"/>
-            <w:r>
-              <w:rPr>
-                <w:b/>
-              </w:rPr>
-              <w:t xml:space="preserve"> </w:t>
-            </w:r>
-            <w:proofErr w:type="spellStart"/>
-            <w:r>
-              <w:rPr>
-                <w:b/>
-              </w:rPr>
-              <w:t>transmis</w:t>
-            </w:r>
-            <w:proofErr w:type="spellEnd"/>
-            <w:r>
-              <w:rPr>
-                <w:b/>
-              </w:rPr>
-              <w:t xml:space="preserve"> le 12 </w:t>
-            </w:r>
-            <w:proofErr w:type="spellStart"/>
-            <w:r>
-              <w:rPr>
-                <w:b/>
-              </w:rPr>
-              <w:t>juin</w:t>
-            </w:r>
-            <w:proofErr w:type="spellEnd"/>
-            <w:r>
-              <w:rPr>
-                <w:b/>
-              </w:rPr>
-              <w:t xml:space="preserve"> 2026.</w:t>
+              <w:t xml:space="preserve"> heures de e-learning doivent impérativement être suivies et validées avant le début de la période en présentiel. Les accès à la plateforme e-learning seront transmis le 12 juin 2026.</w:t>
             </w:r>
           </w:p>
         </w:tc>
@@ -3479,31 +1722,13 @@
       <w:pPr>
         <w:spacing w:before="160" w:after="80"/>
       </w:pPr>
-      <w:proofErr w:type="spellStart"/>
       <w:r>
         <w:rPr>
           <w:b/>
           <w:sz w:val="25"/>
         </w:rPr>
-        <w:t>Calendrier</w:t>
+        <w:t>Calendrier prévisionnel</w:t>
       </w:r>
-      <w:proofErr w:type="spellEnd"/>
-      <w:r>
-        <w:rPr>
-          <w:b/>
-          <w:sz w:val="25"/>
-        </w:rPr>
-        <w:t xml:space="preserve"> </w:t>
-      </w:r>
-      <w:proofErr w:type="spellStart"/>
-      <w:r>
-        <w:rPr>
-          <w:b/>
-          <w:sz w:val="25"/>
-        </w:rPr>
-        <w:t>prévisionnel</w:t>
-      </w:r>
-      <w:proofErr w:type="spellEnd"/>
     </w:p>
     <w:tbl>
       <w:tblPr>
@@ -3550,18 +1775,8 @@
                 <w:color w:val="FFFFFF"/>
                 <w:sz w:val="18"/>
               </w:rPr>
-              <w:t xml:space="preserve">Date / </w:t>
+              <w:t>Date / période</w:t>
             </w:r>
-            <w:proofErr w:type="spellStart"/>
-            <w:r>
-              <w:rPr>
-                <w:b/>
-                <w:color w:val="FFFFFF"/>
-                <w:sz w:val="18"/>
-              </w:rPr>
-              <w:t>période</w:t>
-            </w:r>
-            <w:proofErr w:type="spellEnd"/>
           </w:p>
         </w:tc>
         <w:tc>
@@ -3587,7 +1802,6 @@
               <w:spacing w:after="0"/>
               <w:jc w:val="center"/>
             </w:pPr>
-            <w:proofErr w:type="spellStart"/>
             <w:r>
               <w:rPr>
                 <w:b/>
@@ -3596,7 +1810,6 @@
               </w:rPr>
               <w:t>Modalité</w:t>
             </w:r>
-            <w:proofErr w:type="spellEnd"/>
           </w:p>
         </w:tc>
         <w:tc>
@@ -3622,7 +1835,6 @@
               <w:spacing w:after="0"/>
               <w:jc w:val="center"/>
             </w:pPr>
-            <w:proofErr w:type="spellStart"/>
             <w:r>
               <w:rPr>
                 <w:b/>
@@ -3631,7 +1843,6 @@
               </w:rPr>
               <w:t>Informations</w:t>
             </w:r>
-            <w:proofErr w:type="spellEnd"/>
           </w:p>
         </w:tc>
       </w:tr>
@@ -3672,25 +1883,7 @@
                 <w:bCs/>
                 <w:sz w:val="18"/>
               </w:rPr>
-              <w:t>{{</w:t>
-            </w:r>
-            <w:proofErr w:type="spellStart"/>
-            <w:r>
-              <w:rPr>
-                <w:b/>
-                <w:bCs/>
-                <w:sz w:val="18"/>
-              </w:rPr>
-              <w:t>date_ouverture</w:t>
-            </w:r>
-            <w:proofErr w:type="spellEnd"/>
-            <w:r>
-              <w:rPr>
-                <w:b/>
-                <w:bCs/>
-                <w:sz w:val="18"/>
-              </w:rPr>
-              <w:t>}}</w:t>
+              <w:t>{{date_ouverture}}</w:t>
             </w:r>
           </w:p>
         </w:tc>
@@ -3722,23 +1915,7 @@
                 <w:b/>
                 <w:sz w:val="17"/>
               </w:rPr>
-              <w:t xml:space="preserve">Réunion de </w:t>
-            </w:r>
-            <w:proofErr w:type="spellStart"/>
-            <w:r>
-              <w:rPr>
-                <w:b/>
-                <w:sz w:val="17"/>
-              </w:rPr>
-              <w:t>lancement</w:t>
-            </w:r>
-            <w:proofErr w:type="spellEnd"/>
-            <w:r>
-              <w:rPr>
-                <w:b/>
-                <w:sz w:val="17"/>
-              </w:rPr>
-              <w:t xml:space="preserve"> à distance</w:t>
+              <w:t>Réunion de lancement à distance</w:t>
             </w:r>
           </w:p>
         </w:tc>
@@ -3764,89 +1941,11 @@
             <w:pPr>
               <w:spacing w:after="0"/>
             </w:pPr>
-            <w:proofErr w:type="spellStart"/>
             <w:r>
               <w:rPr>
                 <w:sz w:val="17"/>
               </w:rPr>
-              <w:t>Présentation</w:t>
-            </w:r>
-            <w:proofErr w:type="spellEnd"/>
-            <w:r>
-              <w:rPr>
-                <w:sz w:val="17"/>
-              </w:rPr>
-              <w:t xml:space="preserve"> du </w:t>
-            </w:r>
-            <w:proofErr w:type="spellStart"/>
-            <w:r>
-              <w:rPr>
-                <w:sz w:val="17"/>
-              </w:rPr>
-              <w:t>parcours</w:t>
-            </w:r>
-            <w:proofErr w:type="spellEnd"/>
-            <w:r>
-              <w:rPr>
-                <w:sz w:val="17"/>
-              </w:rPr>
-              <w:t xml:space="preserve">, du </w:t>
-            </w:r>
-            <w:proofErr w:type="spellStart"/>
-            <w:r>
-              <w:rPr>
-                <w:sz w:val="17"/>
-              </w:rPr>
-              <w:t>fonctionnement</w:t>
-            </w:r>
-            <w:proofErr w:type="spellEnd"/>
-            <w:r>
-              <w:rPr>
-                <w:sz w:val="17"/>
-              </w:rPr>
-              <w:t xml:space="preserve"> du e-learning et des </w:t>
-            </w:r>
-            <w:proofErr w:type="spellStart"/>
-            <w:r>
-              <w:rPr>
-                <w:sz w:val="17"/>
-              </w:rPr>
-              <w:t>modalités</w:t>
-            </w:r>
-            <w:proofErr w:type="spellEnd"/>
-            <w:r>
-              <w:rPr>
-                <w:sz w:val="17"/>
-              </w:rPr>
-              <w:t xml:space="preserve"> </w:t>
-            </w:r>
-            <w:proofErr w:type="spellStart"/>
-            <w:r>
-              <w:rPr>
-                <w:sz w:val="17"/>
-              </w:rPr>
-              <w:t>d’évaluation</w:t>
-            </w:r>
-            <w:proofErr w:type="spellEnd"/>
-            <w:r>
-              <w:rPr>
-                <w:sz w:val="17"/>
-              </w:rPr>
-              <w:t xml:space="preserve">. Réunion </w:t>
-            </w:r>
-            <w:proofErr w:type="spellStart"/>
-            <w:r>
-              <w:rPr>
-                <w:sz w:val="17"/>
-              </w:rPr>
-              <w:t>prévue</w:t>
-            </w:r>
-            <w:proofErr w:type="spellEnd"/>
-            <w:r>
-              <w:rPr>
-                <w:sz w:val="17"/>
-              </w:rPr>
-              <w:t xml:space="preserve"> à 09h00 via Zoom.</w:t>
+              <w:t>Présentation du parcours, du fonctionnement du e-learning et des modalités d’évaluation. Réunion prévue à 09h00 via Zoom.</w:t>
             </w:r>
           </w:p>
         </w:tc>
@@ -3888,25 +1987,7 @@
                 <w:bCs/>
                 <w:sz w:val="18"/>
               </w:rPr>
-              <w:t>{{</w:t>
-            </w:r>
-            <w:proofErr w:type="spellStart"/>
-            <w:r>
-              <w:rPr>
-                <w:b/>
-                <w:bCs/>
-                <w:sz w:val="18"/>
-              </w:rPr>
-              <w:t>periode_elearning</w:t>
-            </w:r>
-            <w:proofErr w:type="spellEnd"/>
-            <w:r>
-              <w:rPr>
-                <w:b/>
-                <w:bCs/>
-                <w:sz w:val="18"/>
-              </w:rPr>
-              <w:t>}}</w:t>
+              <w:t>{{periode_elearning}}</w:t>
             </w:r>
           </w:p>
         </w:tc>
@@ -3964,19 +2045,11 @@
             <w:pPr>
               <w:spacing w:after="0"/>
             </w:pPr>
-            <w:proofErr w:type="spellStart"/>
             <w:r>
               <w:rPr>
                 <w:sz w:val="17"/>
               </w:rPr>
-              <w:t>Réalisation</w:t>
-            </w:r>
-            <w:proofErr w:type="spellEnd"/>
-            <w:r>
-              <w:rPr>
-                <w:sz w:val="17"/>
-              </w:rPr>
-              <w:t xml:space="preserve"> des 17</w:t>
+              <w:t>Réalisation des 17</w:t>
             </w:r>
             <w:r>
               <w:rPr>
@@ -3988,49 +2061,7 @@
               <w:rPr>
                 <w:sz w:val="17"/>
               </w:rPr>
-              <w:t xml:space="preserve"> h de formation </w:t>
-            </w:r>
-            <w:proofErr w:type="spellStart"/>
-            <w:r>
-              <w:rPr>
-                <w:sz w:val="17"/>
-              </w:rPr>
-              <w:t>en</w:t>
-            </w:r>
-            <w:proofErr w:type="spellEnd"/>
-            <w:r>
-              <w:rPr>
-                <w:sz w:val="17"/>
-              </w:rPr>
-              <w:t xml:space="preserve"> </w:t>
-            </w:r>
-            <w:proofErr w:type="spellStart"/>
-            <w:r>
-              <w:rPr>
-                <w:sz w:val="17"/>
-              </w:rPr>
-              <w:t>ligne</w:t>
-            </w:r>
-            <w:proofErr w:type="spellEnd"/>
-            <w:r>
-              <w:rPr>
-                <w:sz w:val="17"/>
-              </w:rPr>
-              <w:t xml:space="preserve"> avant le </w:t>
-            </w:r>
-            <w:proofErr w:type="spellStart"/>
-            <w:r>
-              <w:rPr>
-                <w:sz w:val="17"/>
-              </w:rPr>
-              <w:t>présentiel</w:t>
-            </w:r>
-            <w:proofErr w:type="spellEnd"/>
-            <w:r>
-              <w:rPr>
-                <w:sz w:val="17"/>
-              </w:rPr>
-              <w:t>.</w:t>
+              <w:t xml:space="preserve"> h de formation en ligne avant le présentiel.</w:t>
             </w:r>
           </w:p>
         </w:tc>
@@ -4072,25 +2103,7 @@
                 <w:bCs/>
                 <w:sz w:val="18"/>
               </w:rPr>
-              <w:t>{{</w:t>
-            </w:r>
-            <w:proofErr w:type="spellStart"/>
-            <w:r>
-              <w:rPr>
-                <w:b/>
-                <w:bCs/>
-                <w:sz w:val="18"/>
-              </w:rPr>
-              <w:t>periode_presentiel</w:t>
-            </w:r>
-            <w:proofErr w:type="spellEnd"/>
-            <w:r>
-              <w:rPr>
-                <w:b/>
-                <w:bCs/>
-                <w:sz w:val="18"/>
-              </w:rPr>
-              <w:t>}}</w:t>
+              <w:t>{{periode_presentiel}}</w:t>
             </w:r>
           </w:p>
         </w:tc>
@@ -4117,21 +2130,12 @@
               <w:spacing w:after="0"/>
               <w:jc w:val="center"/>
             </w:pPr>
-            <w:proofErr w:type="spellStart"/>
             <w:r>
               <w:rPr>
                 <w:b/>
                 <w:sz w:val="17"/>
               </w:rPr>
-              <w:t>Présentiel</w:t>
-            </w:r>
-            <w:proofErr w:type="spellEnd"/>
-            <w:r>
-              <w:rPr>
-                <w:b/>
-                <w:sz w:val="17"/>
-              </w:rPr>
-              <w:t xml:space="preserve"> à Paris</w:t>
+              <w:t>Présentiel à Paris</w:t>
             </w:r>
           </w:p>
         </w:tc>
@@ -4161,63 +2165,7 @@
               <w:rPr>
                 <w:sz w:val="17"/>
               </w:rPr>
-              <w:t xml:space="preserve">Formation et </w:t>
-            </w:r>
-            <w:proofErr w:type="spellStart"/>
-            <w:r>
-              <w:rPr>
-                <w:sz w:val="17"/>
-              </w:rPr>
-              <w:t>préparation</w:t>
-            </w:r>
-            <w:proofErr w:type="spellEnd"/>
-            <w:r>
-              <w:rPr>
-                <w:sz w:val="17"/>
-              </w:rPr>
-              <w:t xml:space="preserve"> à </w:t>
-            </w:r>
-            <w:proofErr w:type="spellStart"/>
-            <w:r>
-              <w:rPr>
-                <w:sz w:val="17"/>
-              </w:rPr>
-              <w:t>l’examen</w:t>
-            </w:r>
-            <w:proofErr w:type="spellEnd"/>
-            <w:r>
-              <w:rPr>
-                <w:sz w:val="17"/>
-              </w:rPr>
-              <w:t xml:space="preserve"> à </w:t>
-            </w:r>
-            <w:proofErr w:type="spellStart"/>
-            <w:r>
-              <w:rPr>
-                <w:sz w:val="17"/>
-              </w:rPr>
-              <w:t>l’Atelier</w:t>
-            </w:r>
-            <w:proofErr w:type="spellEnd"/>
-            <w:r>
-              <w:rPr>
-                <w:sz w:val="17"/>
-              </w:rPr>
-              <w:t xml:space="preserve"> Modulable, 53 rue des </w:t>
-            </w:r>
-            <w:proofErr w:type="spellStart"/>
-            <w:r>
-              <w:rPr>
-                <w:sz w:val="17"/>
-              </w:rPr>
-              <w:t>Vinaigriers</w:t>
-            </w:r>
-            <w:proofErr w:type="spellEnd"/>
-            <w:r>
-              <w:rPr>
-                <w:sz w:val="17"/>
-              </w:rPr>
-              <w:t>, 75010 Paris.</w:t>
+              <w:t>Formation et préparation à l’examen à l’Atelier Modulable, 53 rue des Vinaigriers, 75010 Paris.</w:t>
             </w:r>
           </w:p>
         </w:tc>
@@ -4259,25 +2207,7 @@
                 <w:bCs/>
                 <w:sz w:val="18"/>
               </w:rPr>
-              <w:t>{{</w:t>
-            </w:r>
-            <w:proofErr w:type="spellStart"/>
-            <w:r>
-              <w:rPr>
-                <w:b/>
-                <w:bCs/>
-                <w:sz w:val="18"/>
-              </w:rPr>
-              <w:t>date_examen</w:t>
-            </w:r>
-            <w:proofErr w:type="spellEnd"/>
-            <w:r>
-              <w:rPr>
-                <w:b/>
-                <w:bCs/>
-                <w:sz w:val="18"/>
-              </w:rPr>
-              <w:t>}}</w:t>
+              <w:t>{{date_examen}}</w:t>
             </w:r>
           </w:p>
         </w:tc>
@@ -4339,35 +2269,7 @@
               <w:rPr>
                 <w:sz w:val="17"/>
               </w:rPr>
-              <w:t xml:space="preserve">Examen final DESP </w:t>
-            </w:r>
-            <w:proofErr w:type="spellStart"/>
-            <w:r>
-              <w:rPr>
-                <w:sz w:val="17"/>
-              </w:rPr>
-              <w:t>en</w:t>
-            </w:r>
-            <w:proofErr w:type="spellEnd"/>
-            <w:r>
-              <w:rPr>
-                <w:sz w:val="17"/>
-              </w:rPr>
-              <w:t xml:space="preserve"> </w:t>
-            </w:r>
-            <w:proofErr w:type="spellStart"/>
-            <w:r>
-              <w:rPr>
-                <w:sz w:val="17"/>
-              </w:rPr>
-              <w:t>présentiel</w:t>
-            </w:r>
-            <w:proofErr w:type="spellEnd"/>
-            <w:r>
-              <w:rPr>
-                <w:sz w:val="17"/>
-              </w:rPr>
-              <w:t xml:space="preserve"> à Paris.</w:t>
+              <w:t>Examen final DESP en présentiel à Paris.</w:t>
             </w:r>
           </w:p>
         </w:tc>
@@ -4393,161 +2295,7 @@
           <w:color w:val="B88918"/>
           <w:sz w:val="18"/>
         </w:rPr>
-        <w:t xml:space="preserve">À </w:t>
-      </w:r>
-      <w:proofErr w:type="spellStart"/>
-      <w:proofErr w:type="gramStart"/>
-      <w:r>
-        <w:rPr>
-          <w:b/>
-          <w:color w:val="B88918"/>
-          <w:sz w:val="18"/>
-        </w:rPr>
-        <w:t>retenir</w:t>
-      </w:r>
-      <w:proofErr w:type="spellEnd"/>
-      <w:r>
-        <w:rPr>
-          <w:b/>
-          <w:color w:val="B88918"/>
-          <w:sz w:val="18"/>
-        </w:rPr>
-        <w:t xml:space="preserve"> :</w:t>
-      </w:r>
-      <w:proofErr w:type="gramEnd"/>
-      <w:r>
-        <w:rPr>
-          <w:b/>
-          <w:color w:val="B88918"/>
-          <w:sz w:val="18"/>
-        </w:rPr>
-        <w:t xml:space="preserve"> le </w:t>
-      </w:r>
-      <w:proofErr w:type="spellStart"/>
-      <w:r>
-        <w:rPr>
-          <w:b/>
-          <w:color w:val="B88918"/>
-          <w:sz w:val="18"/>
-        </w:rPr>
-        <w:t>suivi</w:t>
-      </w:r>
-      <w:proofErr w:type="spellEnd"/>
-      <w:r>
-        <w:rPr>
-          <w:b/>
-          <w:color w:val="B88918"/>
-          <w:sz w:val="18"/>
-        </w:rPr>
-        <w:t xml:space="preserve"> du e-learning est </w:t>
-      </w:r>
-      <w:proofErr w:type="spellStart"/>
-      <w:r>
-        <w:rPr>
-          <w:b/>
-          <w:color w:val="B88918"/>
-          <w:sz w:val="18"/>
-        </w:rPr>
-        <w:t>obligatoire</w:t>
-      </w:r>
-      <w:proofErr w:type="spellEnd"/>
-      <w:r>
-        <w:rPr>
-          <w:b/>
-          <w:color w:val="B88918"/>
-          <w:sz w:val="18"/>
-        </w:rPr>
-        <w:t xml:space="preserve"> et </w:t>
-      </w:r>
-      <w:proofErr w:type="spellStart"/>
-      <w:r>
-        <w:rPr>
-          <w:b/>
-          <w:color w:val="B88918"/>
-          <w:sz w:val="18"/>
-        </w:rPr>
-        <w:t>conditionne</w:t>
-      </w:r>
-      <w:proofErr w:type="spellEnd"/>
-      <w:r>
-        <w:rPr>
-          <w:b/>
-          <w:color w:val="B88918"/>
-          <w:sz w:val="18"/>
-        </w:rPr>
-        <w:t xml:space="preserve"> </w:t>
-      </w:r>
-      <w:proofErr w:type="spellStart"/>
-      <w:r>
-        <w:rPr>
-          <w:b/>
-          <w:color w:val="B88918"/>
-          <w:sz w:val="18"/>
-        </w:rPr>
-        <w:t>l’accès</w:t>
-      </w:r>
-      <w:proofErr w:type="spellEnd"/>
-      <w:r>
-        <w:rPr>
-          <w:b/>
-          <w:color w:val="B88918"/>
-          <w:sz w:val="18"/>
-        </w:rPr>
-        <w:t xml:space="preserve"> à la </w:t>
-      </w:r>
-      <w:proofErr w:type="spellStart"/>
-      <w:r>
-        <w:rPr>
-          <w:b/>
-          <w:color w:val="B88918"/>
-          <w:sz w:val="18"/>
-        </w:rPr>
-        <w:t>période</w:t>
-      </w:r>
-      <w:proofErr w:type="spellEnd"/>
-      <w:r>
-        <w:rPr>
-          <w:b/>
-          <w:color w:val="B88918"/>
-          <w:sz w:val="18"/>
-        </w:rPr>
-        <w:t xml:space="preserve"> de formation </w:t>
-      </w:r>
-      <w:proofErr w:type="spellStart"/>
-      <w:r>
-        <w:rPr>
-          <w:b/>
-          <w:color w:val="B88918"/>
-          <w:sz w:val="18"/>
-        </w:rPr>
-        <w:t>en</w:t>
-      </w:r>
-      <w:proofErr w:type="spellEnd"/>
-      <w:r>
-        <w:rPr>
-          <w:b/>
-          <w:color w:val="B88918"/>
-          <w:sz w:val="18"/>
-        </w:rPr>
-        <w:t xml:space="preserve"> </w:t>
-      </w:r>
-      <w:proofErr w:type="spellStart"/>
-      <w:r>
-        <w:rPr>
-          <w:b/>
-          <w:color w:val="B88918"/>
-          <w:sz w:val="18"/>
-        </w:rPr>
-        <w:t>présentiel</w:t>
-      </w:r>
-      <w:proofErr w:type="spellEnd"/>
-      <w:r>
-        <w:rPr>
-          <w:b/>
-          <w:color w:val="B88918"/>
-          <w:sz w:val="18"/>
-        </w:rPr>
-        <w:t>.</w:t>
+        <w:t>À retenir : le suivi du e-learning est obligatoire et conditionne l’accès à la période de formation en présentiel.</w:t>
       </w:r>
     </w:p>
     <w:p>
@@ -4597,69 +2345,12 @@
         <w:spacing w:after="160"/>
         <w:jc w:val="center"/>
       </w:pPr>
-      <w:proofErr w:type="spellStart"/>
       <w:r>
         <w:rPr>
           <w:i/>
           <w:color w:val="4B5563"/>
         </w:rPr>
-        <w:t>Titre</w:t>
-      </w:r>
-      <w:proofErr w:type="spellEnd"/>
-      <w:r>
-        <w:rPr>
-          <w:i/>
-          <w:color w:val="4B5563"/>
-        </w:rPr>
-        <w:t xml:space="preserve"> </w:t>
-      </w:r>
-      <w:proofErr w:type="spellStart"/>
-      <w:r>
-        <w:rPr>
-          <w:i/>
-          <w:color w:val="4B5563"/>
-        </w:rPr>
-        <w:t>Dirigeant</w:t>
-      </w:r>
-      <w:proofErr w:type="spellEnd"/>
-      <w:r>
-        <w:rPr>
-          <w:i/>
-          <w:color w:val="4B5563"/>
-        </w:rPr>
-        <w:t xml:space="preserve"> </w:t>
-      </w:r>
-      <w:proofErr w:type="spellStart"/>
-      <w:r>
-        <w:rPr>
-          <w:i/>
-          <w:color w:val="4B5563"/>
-        </w:rPr>
-        <w:t>d’entreprise</w:t>
-      </w:r>
-      <w:proofErr w:type="spellEnd"/>
-      <w:r>
-        <w:rPr>
-          <w:i/>
-          <w:color w:val="4B5563"/>
-        </w:rPr>
-        <w:t xml:space="preserve"> de sécurité </w:t>
-      </w:r>
-      <w:proofErr w:type="spellStart"/>
-      <w:r>
-        <w:rPr>
-          <w:i/>
-          <w:color w:val="4B5563"/>
-        </w:rPr>
-        <w:t>privée</w:t>
-      </w:r>
-      <w:proofErr w:type="spellEnd"/>
-      <w:r>
-        <w:rPr>
-          <w:i/>
-          <w:color w:val="4B5563"/>
-        </w:rPr>
-        <w:t xml:space="preserve"> (DESP)</w:t>
+        <w:t>Titre Dirigeant d’entreprise de sécurité privée (DESP)</w:t>
       </w:r>
     </w:p>
     <w:p>
@@ -4729,7 +2420,6 @@
                 <w:szCs w:val="20"/>
               </w:rPr>
             </w:pPr>
-            <w:proofErr w:type="gramStart"/>
             <w:r>
               <w:rPr>
                 <w:b/>
@@ -4737,37 +2427,7 @@
                 <w:sz w:val="24"/>
                 <w:szCs w:val="28"/>
               </w:rPr>
-              <w:t xml:space="preserve">{{ </w:t>
-            </w:r>
-            <w:proofErr w:type="spellStart"/>
-            <w:r>
-              <w:rPr>
-                <w:b/>
-                <w:color w:val="000000" w:themeColor="text1"/>
-                <w:sz w:val="24"/>
-                <w:szCs w:val="28"/>
-              </w:rPr>
-              <w:t>nom</w:t>
-            </w:r>
-            <w:proofErr w:type="gramEnd"/>
-            <w:r>
-              <w:rPr>
-                <w:b/>
-                <w:color w:val="000000" w:themeColor="text1"/>
-                <w:sz w:val="24"/>
-                <w:szCs w:val="28"/>
-              </w:rPr>
-              <w:t>_complet</w:t>
-            </w:r>
-            <w:proofErr w:type="spellEnd"/>
-            <w:r>
-              <w:rPr>
-                <w:b/>
-                <w:color w:val="000000" w:themeColor="text1"/>
-                <w:sz w:val="24"/>
-                <w:szCs w:val="28"/>
-              </w:rPr>
-              <w:t xml:space="preserve"> }}</w:t>
+              <w:t>{{ nom_complet }}</w:t>
             </w:r>
             <w:r>
               <w:rPr>
@@ -4778,87 +2438,13 @@
               </w:rPr>
               <w:br/>
             </w:r>
-            <w:proofErr w:type="gramStart"/>
             <w:r>
               <w:rPr>
                 <w:color w:val="000000" w:themeColor="text1"/>
                 <w:sz w:val="24"/>
                 <w:szCs w:val="28"/>
               </w:rPr>
-              <w:t xml:space="preserve">{{ </w:t>
-            </w:r>
-            <w:proofErr w:type="spellStart"/>
-            <w:r>
-              <w:rPr>
-                <w:color w:val="000000" w:themeColor="text1"/>
-                <w:sz w:val="24"/>
-                <w:szCs w:val="28"/>
-              </w:rPr>
-              <w:t>code</w:t>
-            </w:r>
-            <w:proofErr w:type="gramEnd"/>
-            <w:r>
-              <w:rPr>
-                <w:color w:val="000000" w:themeColor="text1"/>
-                <w:sz w:val="24"/>
-                <w:szCs w:val="28"/>
-              </w:rPr>
-              <w:t>_</w:t>
-            </w:r>
-            <w:proofErr w:type="gramStart"/>
-            <w:r>
-              <w:rPr>
-                <w:color w:val="000000" w:themeColor="text1"/>
-                <w:sz w:val="24"/>
-                <w:szCs w:val="28"/>
-              </w:rPr>
-              <w:t>postal</w:t>
-            </w:r>
-            <w:proofErr w:type="spellEnd"/>
-            <w:r>
-              <w:rPr>
-                <w:color w:val="000000" w:themeColor="text1"/>
-                <w:sz w:val="24"/>
-                <w:szCs w:val="28"/>
-              </w:rPr>
-              <w:t xml:space="preserve"> }</w:t>
-            </w:r>
-            <w:proofErr w:type="gramEnd"/>
-            <w:r>
-              <w:rPr>
-                <w:color w:val="000000" w:themeColor="text1"/>
-                <w:sz w:val="24"/>
-                <w:szCs w:val="28"/>
-              </w:rPr>
-              <w:t xml:space="preserve">} </w:t>
-            </w:r>
-            <w:proofErr w:type="gramStart"/>
-            <w:r>
-              <w:rPr>
-                <w:color w:val="000000" w:themeColor="text1"/>
-                <w:sz w:val="24"/>
-                <w:szCs w:val="28"/>
-              </w:rPr>
-              <w:t xml:space="preserve">{{ </w:t>
-            </w:r>
-            <w:proofErr w:type="spellStart"/>
-            <w:r>
-              <w:rPr>
-                <w:color w:val="000000" w:themeColor="text1"/>
-                <w:sz w:val="24"/>
-                <w:szCs w:val="28"/>
-              </w:rPr>
-              <w:t>ville</w:t>
-            </w:r>
-            <w:proofErr w:type="spellEnd"/>
-            <w:proofErr w:type="gramEnd"/>
-            <w:r>
-              <w:rPr>
-                <w:color w:val="000000" w:themeColor="text1"/>
-                <w:sz w:val="24"/>
-                <w:szCs w:val="28"/>
-              </w:rPr>
-              <w:t xml:space="preserve"> }}</w:t>
+              <w:t>{{ code_postal }} {{ ville }}</w:t>
             </w:r>
           </w:p>
         </w:tc>
@@ -4873,59 +2459,13 @@
           <w:szCs w:val="20"/>
         </w:rPr>
       </w:pPr>
-      <w:proofErr w:type="gramStart"/>
       <w:r>
         <w:rPr>
           <w:b/>
           <w:color w:val="000000" w:themeColor="text1"/>
           <w:szCs w:val="20"/>
         </w:rPr>
-        <w:t xml:space="preserve">{{ </w:t>
-      </w:r>
-      <w:proofErr w:type="spellStart"/>
-      <w:r>
-        <w:rPr>
-          <w:b/>
-          <w:color w:val="000000" w:themeColor="text1"/>
-          <w:szCs w:val="20"/>
-        </w:rPr>
-        <w:t>nom</w:t>
-      </w:r>
-      <w:proofErr w:type="gramEnd"/>
-      <w:r>
-        <w:rPr>
-          <w:b/>
-          <w:color w:val="000000" w:themeColor="text1"/>
-          <w:szCs w:val="20"/>
-        </w:rPr>
-        <w:t>_</w:t>
-      </w:r>
-      <w:proofErr w:type="gramStart"/>
-      <w:r>
-        <w:rPr>
-          <w:b/>
-          <w:color w:val="000000" w:themeColor="text1"/>
-          <w:szCs w:val="20"/>
-        </w:rPr>
-        <w:t>complet</w:t>
-      </w:r>
-      <w:proofErr w:type="spellEnd"/>
-      <w:r>
-        <w:rPr>
-          <w:b/>
-          <w:color w:val="000000" w:themeColor="text1"/>
-          <w:szCs w:val="20"/>
-        </w:rPr>
-        <w:t xml:space="preserve"> }</w:t>
-      </w:r>
-      <w:proofErr w:type="gramEnd"/>
-      <w:r>
-        <w:rPr>
-          <w:b/>
-          <w:color w:val="000000" w:themeColor="text1"/>
-          <w:szCs w:val="20"/>
-        </w:rPr>
-        <w:t>}</w:t>
+        <w:t>{{ nom_complet }}</w:t>
       </w:r>
       <w:r>
         <w:rPr>
@@ -4947,107 +2487,7 @@
         <w:rPr>
           <w:szCs w:val="20"/>
         </w:rPr>
-        <w:t xml:space="preserve">Nous </w:t>
-      </w:r>
-      <w:proofErr w:type="spellStart"/>
-      <w:r>
-        <w:rPr>
-          <w:szCs w:val="20"/>
-        </w:rPr>
-        <w:t>avons</w:t>
-      </w:r>
-      <w:proofErr w:type="spellEnd"/>
-      <w:r>
-        <w:rPr>
-          <w:szCs w:val="20"/>
-        </w:rPr>
-        <w:t xml:space="preserve"> le plaisir de vous </w:t>
-      </w:r>
-      <w:proofErr w:type="spellStart"/>
-      <w:r>
-        <w:rPr>
-          <w:szCs w:val="20"/>
-        </w:rPr>
-        <w:t>convoquer</w:t>
-      </w:r>
-      <w:proofErr w:type="spellEnd"/>
-      <w:r>
-        <w:rPr>
-          <w:szCs w:val="20"/>
-        </w:rPr>
-        <w:t xml:space="preserve"> à </w:t>
-      </w:r>
-      <w:proofErr w:type="spellStart"/>
-      <w:r>
-        <w:rPr>
-          <w:szCs w:val="20"/>
-        </w:rPr>
-        <w:t>l’examen</w:t>
-      </w:r>
-      <w:proofErr w:type="spellEnd"/>
-      <w:r>
-        <w:rPr>
-          <w:szCs w:val="20"/>
-        </w:rPr>
-        <w:t xml:space="preserve"> final de </w:t>
-      </w:r>
-      <w:proofErr w:type="spellStart"/>
-      <w:r>
-        <w:rPr>
-          <w:szCs w:val="20"/>
-        </w:rPr>
-        <w:t>votre</w:t>
-      </w:r>
-      <w:proofErr w:type="spellEnd"/>
-      <w:r>
-        <w:rPr>
-          <w:szCs w:val="20"/>
-        </w:rPr>
-        <w:t xml:space="preserve"> formation DESP. Les </w:t>
-      </w:r>
-      <w:proofErr w:type="spellStart"/>
-      <w:proofErr w:type="gramStart"/>
-      <w:r>
-        <w:rPr>
-          <w:szCs w:val="20"/>
-        </w:rPr>
-        <w:t>informations</w:t>
-      </w:r>
-      <w:proofErr w:type="spellEnd"/>
-      <w:proofErr w:type="gramEnd"/>
-      <w:r>
-        <w:rPr>
-          <w:szCs w:val="20"/>
-        </w:rPr>
-        <w:t xml:space="preserve"> pratiques de </w:t>
-      </w:r>
-      <w:proofErr w:type="spellStart"/>
-      <w:r>
-        <w:rPr>
-          <w:szCs w:val="20"/>
-        </w:rPr>
-        <w:t>l’épreuve</w:t>
-      </w:r>
-      <w:proofErr w:type="spellEnd"/>
-      <w:r>
-        <w:rPr>
-          <w:szCs w:val="20"/>
-        </w:rPr>
-        <w:t xml:space="preserve"> </w:t>
-      </w:r>
-      <w:proofErr w:type="spellStart"/>
-      <w:r>
-        <w:rPr>
-          <w:szCs w:val="20"/>
-        </w:rPr>
-        <w:t>sont</w:t>
-      </w:r>
-      <w:proofErr w:type="spellEnd"/>
-      <w:r>
-        <w:rPr>
-          <w:szCs w:val="20"/>
-        </w:rPr>
-        <w:t xml:space="preserve"> reprises ci-dessous.</w:t>
+        <w:t>Nous avons le plaisir de vous convoquer à l’examen final de votre formation DESP. Les informations pratiques de l’épreuve sont reprises ci-dessous.</w:t>
       </w:r>
     </w:p>
     <w:tbl>
@@ -5096,17 +2536,8 @@
                 <w:b/>
                 <w:szCs w:val="20"/>
               </w:rPr>
-              <w:t xml:space="preserve">Formation / </w:t>
+              <w:t>Formation / épreuve</w:t>
             </w:r>
-            <w:proofErr w:type="spellStart"/>
-            <w:r>
-              <w:rPr>
-                <w:b/>
-                <w:szCs w:val="20"/>
-              </w:rPr>
-              <w:t>épreuve</w:t>
-            </w:r>
-            <w:proofErr w:type="spellEnd"/>
           </w:p>
         </w:tc>
         <w:tc>
@@ -5138,17 +2569,8 @@
                 <w:b/>
                 <w:szCs w:val="20"/>
               </w:rPr>
-              <w:t xml:space="preserve">Date / </w:t>
+              <w:t>Date / heure</w:t>
             </w:r>
-            <w:proofErr w:type="spellStart"/>
-            <w:r>
-              <w:rPr>
-                <w:b/>
-                <w:szCs w:val="20"/>
-              </w:rPr>
-              <w:t>heure</w:t>
-            </w:r>
-            <w:proofErr w:type="spellEnd"/>
           </w:p>
         </w:tc>
         <w:tc>
@@ -5287,21 +2709,7 @@
               <w:rPr>
                 <w:szCs w:val="20"/>
               </w:rPr>
-              <w:t>{{</w:t>
-            </w:r>
-            <w:proofErr w:type="spellStart"/>
-            <w:r>
-              <w:rPr>
-                <w:szCs w:val="20"/>
-              </w:rPr>
-              <w:t>date_examen</w:t>
-            </w:r>
-            <w:proofErr w:type="spellEnd"/>
-            <w:r>
-              <w:rPr>
-                <w:szCs w:val="20"/>
-              </w:rPr>
-              <w:t xml:space="preserve">}} à </w:t>
+              <w:t xml:space="preserve">{{date_examen}} à </w:t>
             </w:r>
             <w:r>
               <w:rPr>
@@ -5374,25 +2782,10 @@
             <w:r>
               <w:rPr>
                 <w:bCs/>
-                <w:sz w:val="19"/>
+                <w:sz w:val="21"/>
+                <w:szCs w:val="21"/>
               </w:rPr>
-              <w:t xml:space="preserve">16/24 rue Cabanis (Villa </w:t>
-            </w:r>
-            <w:proofErr w:type="spellStart"/>
-            <w:r>
-              <w:rPr>
-                <w:bCs/>
-                <w:sz w:val="19"/>
-              </w:rPr>
-              <w:t>Lourcine</w:t>
-            </w:r>
-            <w:proofErr w:type="spellEnd"/>
-            <w:r>
-              <w:rPr>
-                <w:bCs/>
-                <w:sz w:val="19"/>
-              </w:rPr>
-              <w:t>) entrée 5 – 75014 PARIS</w:t>
+              <w:t>Atelier Modulable – 53 rue des Vinaigriers 75010 PARIS</w:t>
             </w:r>
           </w:p>
         </w:tc>
@@ -5431,23 +2824,13 @@
         </w:rPr>
         <w:fldChar w:fldCharType="separate"/>
       </w:r>
-      <w:proofErr w:type="gramStart"/>
       <w:r>
         <w:rPr>
           <w:rFonts w:cs="Arial"/>
           <w:color w:val="FFFFFF"/>
           <w:szCs w:val="20"/>
         </w:rPr>
-        <w:t>[:AFs</w:t>
-      </w:r>
-      <w:proofErr w:type="gramEnd"/>
-      <w:r>
-        <w:rPr>
-          <w:rFonts w:cs="Arial"/>
-          <w:color w:val="FFFFFF"/>
-          <w:szCs w:val="20"/>
-        </w:rPr>
-        <w:t>]</w:t>
+        <w:t>[:AFs]</w:t>
       </w:r>
       <w:r>
         <w:rPr>
@@ -5495,36 +2878,8 @@
           <w:color w:val="D32F2F"/>
           <w:szCs w:val="20"/>
         </w:rPr>
-        <w:t xml:space="preserve">Tenue </w:t>
+        <w:t>Tenue professionnelle obligatoire</w:t>
       </w:r>
-      <w:proofErr w:type="spellStart"/>
-      <w:r>
-        <w:rPr>
-          <w:b/>
-          <w:color w:val="D32F2F"/>
-          <w:szCs w:val="20"/>
-        </w:rPr>
-        <w:t>professionnelle</w:t>
-      </w:r>
-      <w:proofErr w:type="spellEnd"/>
-      <w:r>
-        <w:rPr>
-          <w:b/>
-          <w:color w:val="D32F2F"/>
-          <w:szCs w:val="20"/>
-        </w:rPr>
-        <w:t xml:space="preserve"> </w:t>
-      </w:r>
-      <w:proofErr w:type="spellStart"/>
-      <w:r>
-        <w:rPr>
-          <w:b/>
-          <w:color w:val="D32F2F"/>
-          <w:szCs w:val="20"/>
-        </w:rPr>
-        <w:t>obligatoire</w:t>
-      </w:r>
-      <w:proofErr w:type="spellEnd"/>
     </w:p>
     <w:p>
       <w:pPr>
@@ -5537,289 +2892,29 @@
         <w:rPr>
           <w:szCs w:val="20"/>
         </w:rPr>
-        <w:t xml:space="preserve">Pour </w:t>
+        <w:t>Pour l’examen, merci de prévoir une tenue professionnelle complète : chemise blanche, veste noire, pantalon noir, chaussures noires et cravate noire.</w:t>
       </w:r>
-      <w:proofErr w:type="spellStart"/>
+    </w:p>
+    <w:p>
+      <w:pPr>
+        <w:spacing w:after="160"/>
+        <w:rPr>
+          <w:szCs w:val="20"/>
+        </w:rPr>
+      </w:pPr>
+    </w:p>
+    <w:p>
+      <w:pPr>
+        <w:spacing w:after="160"/>
+        <w:rPr>
+          <w:szCs w:val="20"/>
+        </w:rPr>
+      </w:pPr>
       <w:r>
         <w:rPr>
           <w:szCs w:val="20"/>
         </w:rPr>
-        <w:t>l’examen</w:t>
-      </w:r>
-      <w:proofErr w:type="spellEnd"/>
-      <w:r>
-        <w:rPr>
-          <w:szCs w:val="20"/>
-        </w:rPr>
-        <w:t xml:space="preserve">, merci de </w:t>
-      </w:r>
-      <w:proofErr w:type="spellStart"/>
-      <w:r>
-        <w:rPr>
-          <w:szCs w:val="20"/>
-        </w:rPr>
-        <w:t>prévoir</w:t>
-      </w:r>
-      <w:proofErr w:type="spellEnd"/>
-      <w:r>
-        <w:rPr>
-          <w:szCs w:val="20"/>
-        </w:rPr>
-        <w:t xml:space="preserve"> </w:t>
-      </w:r>
-      <w:proofErr w:type="spellStart"/>
-      <w:r>
-        <w:rPr>
-          <w:szCs w:val="20"/>
-        </w:rPr>
-        <w:t>une</w:t>
-      </w:r>
-      <w:proofErr w:type="spellEnd"/>
-      <w:r>
-        <w:rPr>
-          <w:szCs w:val="20"/>
-        </w:rPr>
-        <w:t xml:space="preserve"> tenue </w:t>
-      </w:r>
-      <w:proofErr w:type="spellStart"/>
-      <w:r>
-        <w:rPr>
-          <w:szCs w:val="20"/>
-        </w:rPr>
-        <w:t>professionnelle</w:t>
-      </w:r>
-      <w:proofErr w:type="spellEnd"/>
-      <w:r>
-        <w:rPr>
-          <w:szCs w:val="20"/>
-        </w:rPr>
-        <w:t xml:space="preserve"> </w:t>
-      </w:r>
-      <w:proofErr w:type="spellStart"/>
-      <w:proofErr w:type="gramStart"/>
-      <w:r>
-        <w:rPr>
-          <w:szCs w:val="20"/>
-        </w:rPr>
-        <w:t>complète</w:t>
-      </w:r>
-      <w:proofErr w:type="spellEnd"/>
-      <w:r>
-        <w:rPr>
-          <w:szCs w:val="20"/>
-        </w:rPr>
-        <w:t xml:space="preserve"> :</w:t>
-      </w:r>
-      <w:proofErr w:type="gramEnd"/>
-      <w:r>
-        <w:rPr>
-          <w:szCs w:val="20"/>
-        </w:rPr>
-        <w:t xml:space="preserve"> chemise blanche, </w:t>
-      </w:r>
-      <w:proofErr w:type="spellStart"/>
-      <w:r>
-        <w:rPr>
-          <w:szCs w:val="20"/>
-        </w:rPr>
-        <w:t>veste</w:t>
-      </w:r>
-      <w:proofErr w:type="spellEnd"/>
-      <w:r>
-        <w:rPr>
-          <w:szCs w:val="20"/>
-        </w:rPr>
-        <w:t xml:space="preserve"> noire, </w:t>
-      </w:r>
-      <w:proofErr w:type="spellStart"/>
-      <w:r>
-        <w:rPr>
-          <w:szCs w:val="20"/>
-        </w:rPr>
-        <w:t>pantalon</w:t>
-      </w:r>
-      <w:proofErr w:type="spellEnd"/>
-      <w:r>
-        <w:rPr>
-          <w:szCs w:val="20"/>
-        </w:rPr>
-        <w:t xml:space="preserve"> noir, chaussures noires et </w:t>
-      </w:r>
-      <w:proofErr w:type="spellStart"/>
-      <w:r>
-        <w:rPr>
-          <w:szCs w:val="20"/>
-        </w:rPr>
-        <w:t>cravate</w:t>
-      </w:r>
-      <w:proofErr w:type="spellEnd"/>
-      <w:r>
-        <w:rPr>
-          <w:szCs w:val="20"/>
-        </w:rPr>
-        <w:t xml:space="preserve"> noire.</w:t>
-      </w:r>
-    </w:p>
-    <w:p>
-      <w:pPr>
-        <w:spacing w:after="160"/>
-        <w:rPr>
-          <w:szCs w:val="20"/>
-        </w:rPr>
-      </w:pPr>
-    </w:p>
-    <w:p>
-      <w:pPr>
-        <w:spacing w:after="160"/>
-        <w:rPr>
-          <w:szCs w:val="20"/>
-        </w:rPr>
-      </w:pPr>
-      <w:r>
-        <w:rPr>
-          <w:szCs w:val="20"/>
-        </w:rPr>
-        <w:t xml:space="preserve">Nous </w:t>
-      </w:r>
-      <w:proofErr w:type="spellStart"/>
-      <w:r>
-        <w:rPr>
-          <w:szCs w:val="20"/>
-        </w:rPr>
-        <w:t>restons</w:t>
-      </w:r>
-      <w:proofErr w:type="spellEnd"/>
-      <w:r>
-        <w:rPr>
-          <w:szCs w:val="20"/>
-        </w:rPr>
-        <w:t xml:space="preserve"> à </w:t>
-      </w:r>
-      <w:proofErr w:type="spellStart"/>
-      <w:r>
-        <w:rPr>
-          <w:szCs w:val="20"/>
-        </w:rPr>
-        <w:t>votre</w:t>
-      </w:r>
-      <w:proofErr w:type="spellEnd"/>
-      <w:r>
-        <w:rPr>
-          <w:szCs w:val="20"/>
-        </w:rPr>
-        <w:t xml:space="preserve"> disposition </w:t>
-      </w:r>
-      <w:proofErr w:type="gramStart"/>
-      <w:r>
-        <w:rPr>
-          <w:szCs w:val="20"/>
-        </w:rPr>
-        <w:t>pour</w:t>
-      </w:r>
-      <w:proofErr w:type="gramEnd"/>
-      <w:r>
-        <w:rPr>
-          <w:szCs w:val="20"/>
-        </w:rPr>
-        <w:t xml:space="preserve"> tout </w:t>
-      </w:r>
-      <w:proofErr w:type="spellStart"/>
-      <w:r>
-        <w:rPr>
-          <w:szCs w:val="20"/>
-        </w:rPr>
-        <w:t>renseignement</w:t>
-      </w:r>
-      <w:proofErr w:type="spellEnd"/>
-      <w:r>
-        <w:rPr>
-          <w:szCs w:val="20"/>
-        </w:rPr>
-        <w:t xml:space="preserve"> </w:t>
-      </w:r>
-      <w:proofErr w:type="spellStart"/>
-      <w:r>
-        <w:rPr>
-          <w:szCs w:val="20"/>
-        </w:rPr>
-        <w:t>complémentaire</w:t>
-      </w:r>
-      <w:proofErr w:type="spellEnd"/>
-      <w:r>
-        <w:rPr>
-          <w:szCs w:val="20"/>
-        </w:rPr>
-        <w:t xml:space="preserve"> et vous prions de </w:t>
-      </w:r>
-      <w:proofErr w:type="spellStart"/>
-      <w:r>
-        <w:rPr>
-          <w:szCs w:val="20"/>
-        </w:rPr>
-        <w:t>croire</w:t>
-      </w:r>
-      <w:proofErr w:type="spellEnd"/>
-      <w:r>
-        <w:rPr>
-          <w:szCs w:val="20"/>
-        </w:rPr>
-        <w:t xml:space="preserve"> </w:t>
-      </w:r>
-      <w:proofErr w:type="spellStart"/>
-      <w:r>
-        <w:rPr>
-          <w:szCs w:val="20"/>
-        </w:rPr>
-        <w:t>en</w:t>
-      </w:r>
-      <w:proofErr w:type="spellEnd"/>
-      <w:r>
-        <w:rPr>
-          <w:szCs w:val="20"/>
-        </w:rPr>
-        <w:t xml:space="preserve"> </w:t>
-      </w:r>
-      <w:proofErr w:type="spellStart"/>
-      <w:r>
-        <w:rPr>
-          <w:szCs w:val="20"/>
-        </w:rPr>
-        <w:t>l’expression</w:t>
-      </w:r>
-      <w:proofErr w:type="spellEnd"/>
-      <w:r>
-        <w:rPr>
-          <w:szCs w:val="20"/>
-        </w:rPr>
-        <w:t xml:space="preserve"> de </w:t>
-      </w:r>
-      <w:proofErr w:type="spellStart"/>
-      <w:r>
-        <w:rPr>
-          <w:szCs w:val="20"/>
-        </w:rPr>
-        <w:t>nos</w:t>
-      </w:r>
-      <w:proofErr w:type="spellEnd"/>
-      <w:r>
-        <w:rPr>
-          <w:szCs w:val="20"/>
-        </w:rPr>
-        <w:t xml:space="preserve"> salutations </w:t>
-      </w:r>
-      <w:proofErr w:type="spellStart"/>
-      <w:r>
-        <w:rPr>
-          <w:szCs w:val="20"/>
-        </w:rPr>
-        <w:t>distinguées</w:t>
-      </w:r>
-      <w:proofErr w:type="spellEnd"/>
-      <w:r>
-        <w:rPr>
-          <w:szCs w:val="20"/>
-        </w:rPr>
-        <w:t>.</w:t>
+        <w:t>Nous restons à votre disposition pour tout renseignement complémentaire et vous prions de croire en l’expression de nos salutations distinguées.</w:t>
       </w:r>
     </w:p>
     <w:p>
@@ -5866,7 +2961,6 @@
         </w:rPr>
         <w:t xml:space="preserve"> </w:t>
       </w:r>
-      <w:proofErr w:type="gramStart"/>
       <w:r>
         <w:rPr>
           <w:rFonts w:eastAsiaTheme="minorEastAsia" w:cs="Arial"/>
@@ -5876,67 +2970,7 @@
           <w:szCs w:val="20"/>
           <w:lang w:val="fr-FR"/>
         </w:rPr>
-        <w:t xml:space="preserve">{{ </w:t>
-      </w:r>
-      <w:proofErr w:type="spellStart"/>
-      <w:r>
-        <w:rPr>
-          <w:rFonts w:eastAsiaTheme="minorEastAsia" w:cs="Arial"/>
-          <w:b/>
-          <w:bCs/>
-          <w:color w:val="auto"/>
-          <w:szCs w:val="20"/>
-          <w:lang w:val="fr-FR"/>
-        </w:rPr>
-        <w:t>date</w:t>
-      </w:r>
-      <w:proofErr w:type="gramEnd"/>
-      <w:r>
-        <w:rPr>
-          <w:rFonts w:eastAsiaTheme="minorEastAsia" w:cs="Arial"/>
-          <w:b/>
-          <w:bCs/>
-          <w:color w:val="auto"/>
-          <w:szCs w:val="20"/>
-          <w:lang w:val="fr-FR"/>
-        </w:rPr>
-        <w:t>_</w:t>
-      </w:r>
-      <w:proofErr w:type="gramStart"/>
-      <w:r>
-        <w:rPr>
-          <w:rFonts w:eastAsiaTheme="minorEastAsia" w:cs="Arial"/>
-          <w:b/>
-          <w:bCs/>
-          <w:color w:val="auto"/>
-          <w:szCs w:val="20"/>
-          <w:lang w:val="fr-FR"/>
-        </w:rPr>
-        <w:t>jour</w:t>
-      </w:r>
-      <w:proofErr w:type="spellEnd"/>
-      <w:r>
-        <w:rPr>
-          <w:rFonts w:eastAsiaTheme="minorEastAsia" w:cs="Arial"/>
-          <w:b/>
-          <w:bCs/>
-          <w:color w:val="auto"/>
-          <w:szCs w:val="20"/>
-          <w:lang w:val="fr-FR"/>
-        </w:rPr>
-        <w:t xml:space="preserve"> }</w:t>
-      </w:r>
-      <w:proofErr w:type="gramEnd"/>
-      <w:r>
-        <w:rPr>
-          <w:rFonts w:eastAsiaTheme="minorEastAsia" w:cs="Arial"/>
-          <w:b/>
-          <w:bCs/>
-          <w:color w:val="auto"/>
-          <w:szCs w:val="20"/>
-          <w:lang w:val="fr-FR"/>
-        </w:rPr>
-        <w:t>}</w:t>
+        <w:t>{{ date_jour }}</w:t>
       </w:r>
       <w:r>
         <w:rPr>
@@ -6033,39 +3067,7 @@
                 <w:b/>
                 <w:szCs w:val="20"/>
               </w:rPr>
-              <w:t xml:space="preserve">Directeur </w:t>
-            </w:r>
-            <w:proofErr w:type="spellStart"/>
-            <w:r>
-              <w:rPr>
-                <w:b/>
-                <w:szCs w:val="20"/>
-              </w:rPr>
-              <w:t>général</w:t>
-            </w:r>
-            <w:proofErr w:type="spellEnd"/>
-            <w:r>
-              <w:rPr>
-                <w:b/>
-                <w:szCs w:val="20"/>
-              </w:rPr>
-              <w:t xml:space="preserve"> </w:t>
-            </w:r>
-            <w:proofErr w:type="spellStart"/>
-            <w:r>
-              <w:rPr>
-                <w:b/>
-                <w:szCs w:val="20"/>
-              </w:rPr>
-              <w:t>Intégrale</w:t>
-            </w:r>
-            <w:proofErr w:type="spellEnd"/>
-            <w:r>
-              <w:rPr>
-                <w:b/>
-                <w:szCs w:val="20"/>
-              </w:rPr>
-              <w:t xml:space="preserve"> Academy</w:t>
+              <w:t>Directeur général Intégrale Academy</w:t>
             </w:r>
           </w:p>
           <w:p>
@@ -6243,71 +3245,7 @@
           <w:b/>
           <w:szCs w:val="20"/>
         </w:rPr>
-        <w:t xml:space="preserve">Documents </w:t>
-      </w:r>
-      <w:proofErr w:type="spellStart"/>
-      <w:r>
-        <w:rPr>
-          <w:b/>
-          <w:szCs w:val="20"/>
-        </w:rPr>
-        <w:t>administratifs</w:t>
-      </w:r>
-      <w:proofErr w:type="spellEnd"/>
-      <w:r>
-        <w:rPr>
-          <w:b/>
-          <w:szCs w:val="20"/>
-        </w:rPr>
-        <w:t xml:space="preserve"> à </w:t>
-      </w:r>
-      <w:proofErr w:type="spellStart"/>
-      <w:r>
-        <w:rPr>
-          <w:b/>
-          <w:szCs w:val="20"/>
-        </w:rPr>
-        <w:t>déposer</w:t>
-      </w:r>
-      <w:proofErr w:type="spellEnd"/>
-      <w:r>
-        <w:rPr>
-          <w:b/>
-          <w:szCs w:val="20"/>
-        </w:rPr>
-        <w:t xml:space="preserve"> avant </w:t>
-      </w:r>
-      <w:proofErr w:type="spellStart"/>
-      <w:r>
-        <w:rPr>
-          <w:b/>
-          <w:szCs w:val="20"/>
-        </w:rPr>
-        <w:t>l’entrée</w:t>
-      </w:r>
-      <w:proofErr w:type="spellEnd"/>
-      <w:r>
-        <w:rPr>
-          <w:b/>
-          <w:szCs w:val="20"/>
-        </w:rPr>
-        <w:t xml:space="preserve"> </w:t>
-      </w:r>
-      <w:proofErr w:type="spellStart"/>
-      <w:r>
-        <w:rPr>
-          <w:b/>
-          <w:szCs w:val="20"/>
-        </w:rPr>
-        <w:t>en</w:t>
-      </w:r>
-      <w:proofErr w:type="spellEnd"/>
-      <w:r>
-        <w:rPr>
-          <w:b/>
-          <w:szCs w:val="20"/>
-        </w:rPr>
-        <w:t xml:space="preserve"> formation</w:t>
+        <w:t>Documents administratifs à déposer avant l’entrée en formation</w:t>
       </w:r>
     </w:p>
     <w:p>
@@ -6318,134 +3256,12 @@
           <w:szCs w:val="20"/>
         </w:rPr>
       </w:pPr>
-      <w:proofErr w:type="spellStart"/>
       <w:r>
         <w:rPr>
           <w:szCs w:val="20"/>
         </w:rPr>
-        <w:t>L’ensemble</w:t>
+        <w:t>L’ensemble des documents demandés doit impérativement être déposé sur votre espace stagiaire, accessible à l’adresse suivante :</w:t>
       </w:r>
-      <w:proofErr w:type="spellEnd"/>
-      <w:r>
-        <w:rPr>
-          <w:szCs w:val="20"/>
-        </w:rPr>
-        <w:t xml:space="preserve"> des documents </w:t>
-      </w:r>
-      <w:proofErr w:type="spellStart"/>
-      <w:r>
-        <w:rPr>
-          <w:szCs w:val="20"/>
-        </w:rPr>
-        <w:t>demandés</w:t>
-      </w:r>
-      <w:proofErr w:type="spellEnd"/>
-      <w:r>
-        <w:rPr>
-          <w:szCs w:val="20"/>
-        </w:rPr>
-        <w:t xml:space="preserve"> doit </w:t>
-      </w:r>
-      <w:proofErr w:type="spellStart"/>
-      <w:r>
-        <w:rPr>
-          <w:szCs w:val="20"/>
-        </w:rPr>
-        <w:t>impérativement</w:t>
-      </w:r>
-      <w:proofErr w:type="spellEnd"/>
-      <w:r>
-        <w:rPr>
-          <w:szCs w:val="20"/>
-        </w:rPr>
-        <w:t xml:space="preserve"> </w:t>
-      </w:r>
-      <w:proofErr w:type="spellStart"/>
-      <w:r>
-        <w:rPr>
-          <w:szCs w:val="20"/>
-        </w:rPr>
-        <w:t>être</w:t>
-      </w:r>
-      <w:proofErr w:type="spellEnd"/>
-      <w:r>
-        <w:rPr>
-          <w:szCs w:val="20"/>
-        </w:rPr>
-        <w:t xml:space="preserve"> </w:t>
-      </w:r>
-      <w:proofErr w:type="spellStart"/>
-      <w:r>
-        <w:rPr>
-          <w:szCs w:val="20"/>
-        </w:rPr>
-        <w:t>déposé</w:t>
-      </w:r>
-      <w:proofErr w:type="spellEnd"/>
-      <w:r>
-        <w:rPr>
-          <w:szCs w:val="20"/>
-        </w:rPr>
-        <w:t xml:space="preserve"> sur </w:t>
-      </w:r>
-      <w:proofErr w:type="spellStart"/>
-      <w:r>
-        <w:rPr>
-          <w:szCs w:val="20"/>
-        </w:rPr>
-        <w:t>votre</w:t>
-      </w:r>
-      <w:proofErr w:type="spellEnd"/>
-      <w:r>
-        <w:rPr>
-          <w:szCs w:val="20"/>
-        </w:rPr>
-        <w:t xml:space="preserve"> </w:t>
-      </w:r>
-      <w:proofErr w:type="spellStart"/>
-      <w:r>
-        <w:rPr>
-          <w:szCs w:val="20"/>
-        </w:rPr>
-        <w:t>espace</w:t>
-      </w:r>
-      <w:proofErr w:type="spellEnd"/>
-      <w:r>
-        <w:rPr>
-          <w:szCs w:val="20"/>
-        </w:rPr>
-        <w:t xml:space="preserve"> stagiaire, accessible à </w:t>
-      </w:r>
-      <w:proofErr w:type="spellStart"/>
-      <w:r>
-        <w:rPr>
-          <w:szCs w:val="20"/>
-        </w:rPr>
-        <w:t>l’adresse</w:t>
-      </w:r>
-      <w:proofErr w:type="spellEnd"/>
-      <w:r>
-        <w:rPr>
-          <w:szCs w:val="20"/>
-        </w:rPr>
-        <w:t xml:space="preserve"> </w:t>
-      </w:r>
-      <w:proofErr w:type="spellStart"/>
-      <w:proofErr w:type="gramStart"/>
-      <w:r>
-        <w:rPr>
-          <w:szCs w:val="20"/>
-        </w:rPr>
-        <w:t>suivante</w:t>
-      </w:r>
-      <w:proofErr w:type="spellEnd"/>
-      <w:r>
-        <w:rPr>
-          <w:szCs w:val="20"/>
-        </w:rPr>
-        <w:t xml:space="preserve"> :</w:t>
-      </w:r>
-      <w:proofErr w:type="gramEnd"/>
     </w:p>
     <w:tbl>
       <w:tblPr>
@@ -6515,399 +3331,7 @@
         <w:rPr>
           <w:szCs w:val="20"/>
         </w:rPr>
-        <w:t xml:space="preserve">La </w:t>
-      </w:r>
-      <w:proofErr w:type="spellStart"/>
-      <w:r>
-        <w:rPr>
-          <w:szCs w:val="20"/>
-        </w:rPr>
-        <w:t>liste</w:t>
-      </w:r>
-      <w:proofErr w:type="spellEnd"/>
-      <w:r>
-        <w:rPr>
-          <w:szCs w:val="20"/>
-        </w:rPr>
-        <w:t xml:space="preserve"> </w:t>
-      </w:r>
-      <w:proofErr w:type="spellStart"/>
-      <w:r>
-        <w:rPr>
-          <w:szCs w:val="20"/>
-        </w:rPr>
-        <w:t>complète</w:t>
-      </w:r>
-      <w:proofErr w:type="spellEnd"/>
-      <w:r>
-        <w:rPr>
-          <w:szCs w:val="20"/>
-        </w:rPr>
-        <w:t xml:space="preserve"> des documents à </w:t>
-      </w:r>
-      <w:proofErr w:type="spellStart"/>
-      <w:r>
-        <w:rPr>
-          <w:szCs w:val="20"/>
-        </w:rPr>
-        <w:t>fournir</w:t>
-      </w:r>
-      <w:proofErr w:type="spellEnd"/>
-      <w:r>
-        <w:rPr>
-          <w:szCs w:val="20"/>
-        </w:rPr>
-        <w:t xml:space="preserve"> est </w:t>
-      </w:r>
-      <w:proofErr w:type="spellStart"/>
-      <w:r>
-        <w:rPr>
-          <w:szCs w:val="20"/>
-        </w:rPr>
-        <w:t>indiquée</w:t>
-      </w:r>
-      <w:proofErr w:type="spellEnd"/>
-      <w:r>
-        <w:rPr>
-          <w:szCs w:val="20"/>
-        </w:rPr>
-        <w:t xml:space="preserve"> </w:t>
-      </w:r>
-      <w:proofErr w:type="spellStart"/>
-      <w:r>
-        <w:rPr>
-          <w:szCs w:val="20"/>
-        </w:rPr>
-        <w:t>directement</w:t>
-      </w:r>
-      <w:proofErr w:type="spellEnd"/>
-      <w:r>
-        <w:rPr>
-          <w:szCs w:val="20"/>
-        </w:rPr>
-        <w:t xml:space="preserve"> dans </w:t>
-      </w:r>
-      <w:proofErr w:type="spellStart"/>
-      <w:r>
-        <w:rPr>
-          <w:szCs w:val="20"/>
-        </w:rPr>
-        <w:t>votre</w:t>
-      </w:r>
-      <w:proofErr w:type="spellEnd"/>
-      <w:r>
-        <w:rPr>
-          <w:szCs w:val="20"/>
-        </w:rPr>
-        <w:t xml:space="preserve"> </w:t>
-      </w:r>
-      <w:proofErr w:type="spellStart"/>
-      <w:r>
-        <w:rPr>
-          <w:szCs w:val="20"/>
-        </w:rPr>
-        <w:t>espace</w:t>
-      </w:r>
-      <w:proofErr w:type="spellEnd"/>
-      <w:r>
-        <w:rPr>
-          <w:szCs w:val="20"/>
-        </w:rPr>
-        <w:t xml:space="preserve"> stagiaire. À </w:t>
-      </w:r>
-      <w:proofErr w:type="spellStart"/>
-      <w:r>
-        <w:rPr>
-          <w:szCs w:val="20"/>
-        </w:rPr>
-        <w:t>titre</w:t>
-      </w:r>
-      <w:proofErr w:type="spellEnd"/>
-      <w:r>
-        <w:rPr>
-          <w:szCs w:val="20"/>
-        </w:rPr>
-        <w:t xml:space="preserve"> </w:t>
-      </w:r>
-      <w:proofErr w:type="spellStart"/>
-      <w:r>
-        <w:rPr>
-          <w:szCs w:val="20"/>
-        </w:rPr>
-        <w:t>d’exemple</w:t>
-      </w:r>
-      <w:proofErr w:type="spellEnd"/>
-      <w:r>
-        <w:rPr>
-          <w:szCs w:val="20"/>
-        </w:rPr>
-        <w:t xml:space="preserve">, il </w:t>
-      </w:r>
-      <w:proofErr w:type="spellStart"/>
-      <w:r>
-        <w:rPr>
-          <w:szCs w:val="20"/>
-        </w:rPr>
-        <w:t>peut</w:t>
-      </w:r>
-      <w:proofErr w:type="spellEnd"/>
-      <w:r>
-        <w:rPr>
-          <w:szCs w:val="20"/>
-        </w:rPr>
-        <w:t xml:space="preserve"> </w:t>
-      </w:r>
-      <w:proofErr w:type="spellStart"/>
-      <w:r>
-        <w:rPr>
-          <w:szCs w:val="20"/>
-        </w:rPr>
-        <w:t>notamment</w:t>
-      </w:r>
-      <w:proofErr w:type="spellEnd"/>
-      <w:r>
-        <w:rPr>
-          <w:szCs w:val="20"/>
-        </w:rPr>
-        <w:t xml:space="preserve"> </w:t>
-      </w:r>
-      <w:proofErr w:type="spellStart"/>
-      <w:r>
-        <w:rPr>
-          <w:szCs w:val="20"/>
-        </w:rPr>
-        <w:t>s’agir</w:t>
-      </w:r>
-      <w:proofErr w:type="spellEnd"/>
-      <w:r>
-        <w:rPr>
-          <w:szCs w:val="20"/>
-        </w:rPr>
-        <w:t xml:space="preserve"> de </w:t>
-      </w:r>
-      <w:proofErr w:type="spellStart"/>
-      <w:r>
-        <w:rPr>
-          <w:szCs w:val="20"/>
-        </w:rPr>
-        <w:t>votre</w:t>
-      </w:r>
-      <w:proofErr w:type="spellEnd"/>
-      <w:r>
-        <w:rPr>
-          <w:szCs w:val="20"/>
-        </w:rPr>
-        <w:t xml:space="preserve"> pièce </w:t>
-      </w:r>
-      <w:proofErr w:type="spellStart"/>
-      <w:r>
-        <w:rPr>
-          <w:szCs w:val="20"/>
-        </w:rPr>
-        <w:t>d’identité</w:t>
-      </w:r>
-      <w:proofErr w:type="spellEnd"/>
-      <w:r>
-        <w:rPr>
-          <w:szCs w:val="20"/>
-        </w:rPr>
-        <w:t xml:space="preserve">, de </w:t>
-      </w:r>
-      <w:proofErr w:type="spellStart"/>
-      <w:r>
-        <w:rPr>
-          <w:szCs w:val="20"/>
-        </w:rPr>
-        <w:t>votre</w:t>
-      </w:r>
-      <w:proofErr w:type="spellEnd"/>
-      <w:r>
-        <w:rPr>
-          <w:szCs w:val="20"/>
-        </w:rPr>
-        <w:t xml:space="preserve"> </w:t>
-      </w:r>
-      <w:proofErr w:type="spellStart"/>
-      <w:r>
-        <w:rPr>
-          <w:szCs w:val="20"/>
-        </w:rPr>
-        <w:t>autorisation</w:t>
-      </w:r>
-      <w:proofErr w:type="spellEnd"/>
-      <w:r>
-        <w:rPr>
-          <w:szCs w:val="20"/>
-        </w:rPr>
-        <w:t xml:space="preserve"> </w:t>
-      </w:r>
-      <w:proofErr w:type="spellStart"/>
-      <w:r>
-        <w:rPr>
-          <w:szCs w:val="20"/>
-        </w:rPr>
-        <w:t>préalable</w:t>
-      </w:r>
-      <w:proofErr w:type="spellEnd"/>
-      <w:r>
-        <w:rPr>
-          <w:szCs w:val="20"/>
-        </w:rPr>
-        <w:t xml:space="preserve"> CNAPS </w:t>
-      </w:r>
-      <w:proofErr w:type="spellStart"/>
-      <w:r>
-        <w:rPr>
-          <w:szCs w:val="20"/>
-        </w:rPr>
-        <w:t>ou</w:t>
-      </w:r>
-      <w:proofErr w:type="spellEnd"/>
-      <w:r>
-        <w:rPr>
-          <w:szCs w:val="20"/>
-        </w:rPr>
-        <w:t xml:space="preserve"> document </w:t>
-      </w:r>
-      <w:proofErr w:type="spellStart"/>
-      <w:r>
-        <w:rPr>
-          <w:szCs w:val="20"/>
-        </w:rPr>
-        <w:t>réglementaire</w:t>
-      </w:r>
-      <w:proofErr w:type="spellEnd"/>
-      <w:r>
-        <w:rPr>
-          <w:szCs w:val="20"/>
-        </w:rPr>
-        <w:t xml:space="preserve"> </w:t>
-      </w:r>
-      <w:proofErr w:type="spellStart"/>
-      <w:r>
-        <w:rPr>
-          <w:szCs w:val="20"/>
-        </w:rPr>
-        <w:t>équivalent</w:t>
-      </w:r>
-      <w:proofErr w:type="spellEnd"/>
-      <w:r>
-        <w:rPr>
-          <w:szCs w:val="20"/>
-        </w:rPr>
-        <w:t xml:space="preserve">, de </w:t>
-      </w:r>
-      <w:proofErr w:type="spellStart"/>
-      <w:r>
-        <w:rPr>
-          <w:szCs w:val="20"/>
-        </w:rPr>
-        <w:t>votre</w:t>
-      </w:r>
-      <w:proofErr w:type="spellEnd"/>
-      <w:r>
-        <w:rPr>
-          <w:szCs w:val="20"/>
-        </w:rPr>
-        <w:t xml:space="preserve"> carte </w:t>
-      </w:r>
-      <w:proofErr w:type="spellStart"/>
-      <w:r>
-        <w:rPr>
-          <w:szCs w:val="20"/>
-        </w:rPr>
-        <w:t>vitale</w:t>
-      </w:r>
-      <w:proofErr w:type="spellEnd"/>
-      <w:r>
-        <w:rPr>
-          <w:szCs w:val="20"/>
-        </w:rPr>
-        <w:t xml:space="preserve">, </w:t>
-      </w:r>
-      <w:proofErr w:type="spellStart"/>
-      <w:r>
-        <w:rPr>
-          <w:szCs w:val="20"/>
-        </w:rPr>
-        <w:t>d’une</w:t>
-      </w:r>
-      <w:proofErr w:type="spellEnd"/>
-      <w:r>
-        <w:rPr>
-          <w:szCs w:val="20"/>
-        </w:rPr>
-        <w:t xml:space="preserve"> photo </w:t>
-      </w:r>
-      <w:proofErr w:type="spellStart"/>
-      <w:r>
-        <w:rPr>
-          <w:szCs w:val="20"/>
-        </w:rPr>
-        <w:t>d’identité</w:t>
-      </w:r>
-      <w:proofErr w:type="spellEnd"/>
-      <w:r>
-        <w:rPr>
-          <w:szCs w:val="20"/>
-        </w:rPr>
-        <w:t xml:space="preserve"> </w:t>
-      </w:r>
-      <w:proofErr w:type="spellStart"/>
-      <w:r>
-        <w:rPr>
-          <w:szCs w:val="20"/>
-        </w:rPr>
-        <w:t>ou</w:t>
-      </w:r>
-      <w:proofErr w:type="spellEnd"/>
-      <w:r>
-        <w:rPr>
-          <w:szCs w:val="20"/>
-        </w:rPr>
-        <w:t xml:space="preserve"> de tout </w:t>
-      </w:r>
-      <w:proofErr w:type="spellStart"/>
-      <w:r>
-        <w:rPr>
-          <w:szCs w:val="20"/>
-        </w:rPr>
-        <w:t>autre</w:t>
-      </w:r>
-      <w:proofErr w:type="spellEnd"/>
-      <w:r>
-        <w:rPr>
-          <w:szCs w:val="20"/>
-        </w:rPr>
-        <w:t xml:space="preserve"> document </w:t>
-      </w:r>
-      <w:proofErr w:type="spellStart"/>
-      <w:r>
-        <w:rPr>
-          <w:szCs w:val="20"/>
-        </w:rPr>
-        <w:t>nécessaire</w:t>
-      </w:r>
-      <w:proofErr w:type="spellEnd"/>
-      <w:r>
-        <w:rPr>
-          <w:szCs w:val="20"/>
-        </w:rPr>
-        <w:t xml:space="preserve"> à la constitution de </w:t>
-      </w:r>
-      <w:proofErr w:type="spellStart"/>
-      <w:r>
-        <w:rPr>
-          <w:szCs w:val="20"/>
-        </w:rPr>
-        <w:t>votre</w:t>
-      </w:r>
-      <w:proofErr w:type="spellEnd"/>
-      <w:r>
-        <w:rPr>
-          <w:szCs w:val="20"/>
-        </w:rPr>
-        <w:t xml:space="preserve"> dossier.</w:t>
+        <w:t>La liste complète des documents à fournir est indiquée directement dans votre espace stagiaire. À titre d’exemple, il peut notamment s’agir de votre pièce d’identité, de votre autorisation préalable CNAPS ou document réglementaire équivalent, de votre carte vitale, d’une photo d’identité ou de tout autre document nécessaire à la constitution de votre dossier.</w:t>
       </w:r>
     </w:p>
     <w:p>
@@ -6957,154 +3381,20 @@
                 <w:szCs w:val="20"/>
               </w:rPr>
             </w:pPr>
-            <w:proofErr w:type="spellStart"/>
             <w:r>
               <w:rPr>
                 <w:b/>
                 <w:color w:val="B88918"/>
                 <w:szCs w:val="20"/>
               </w:rPr>
-              <w:t>Délai</w:t>
-            </w:r>
-            <w:proofErr w:type="spellEnd"/>
-            <w:r>
-              <w:rPr>
-                <w:b/>
-                <w:color w:val="B88918"/>
-                <w:szCs w:val="20"/>
-              </w:rPr>
-              <w:t xml:space="preserve"> </w:t>
-            </w:r>
-            <w:proofErr w:type="spellStart"/>
-            <w:proofErr w:type="gramStart"/>
-            <w:r>
-              <w:rPr>
-                <w:b/>
-                <w:color w:val="B88918"/>
-                <w:szCs w:val="20"/>
-              </w:rPr>
-              <w:t>obligatoire</w:t>
-            </w:r>
-            <w:proofErr w:type="spellEnd"/>
-            <w:r>
-              <w:rPr>
-                <w:b/>
-                <w:color w:val="B88918"/>
-                <w:szCs w:val="20"/>
-              </w:rPr>
-              <w:t xml:space="preserve"> :</w:t>
-            </w:r>
-            <w:proofErr w:type="gramEnd"/>
-            <w:r>
-              <w:rPr>
-                <w:b/>
-                <w:color w:val="B88918"/>
-                <w:szCs w:val="20"/>
-              </w:rPr>
-              <w:t xml:space="preserve"> </w:t>
+              <w:t xml:space="preserve">Délai obligatoire : </w:t>
             </w:r>
             <w:r>
               <w:rPr>
                 <w:b/>
                 <w:szCs w:val="20"/>
               </w:rPr>
-              <w:t xml:space="preserve">les documents </w:t>
-            </w:r>
-            <w:proofErr w:type="spellStart"/>
-            <w:r>
-              <w:rPr>
-                <w:b/>
-                <w:szCs w:val="20"/>
-              </w:rPr>
-              <w:t>doivent</w:t>
-            </w:r>
-            <w:proofErr w:type="spellEnd"/>
-            <w:r>
-              <w:rPr>
-                <w:b/>
-                <w:szCs w:val="20"/>
-              </w:rPr>
-              <w:t xml:space="preserve"> </w:t>
-            </w:r>
-            <w:proofErr w:type="spellStart"/>
-            <w:r>
-              <w:rPr>
-                <w:b/>
-                <w:szCs w:val="20"/>
-              </w:rPr>
-              <w:t>être</w:t>
-            </w:r>
-            <w:proofErr w:type="spellEnd"/>
-            <w:r>
-              <w:rPr>
-                <w:b/>
-                <w:szCs w:val="20"/>
-              </w:rPr>
-              <w:t xml:space="preserve"> </w:t>
-            </w:r>
-            <w:proofErr w:type="spellStart"/>
-            <w:r>
-              <w:rPr>
-                <w:b/>
-                <w:szCs w:val="20"/>
-              </w:rPr>
-              <w:t>déposés</w:t>
-            </w:r>
-            <w:proofErr w:type="spellEnd"/>
-            <w:r>
-              <w:rPr>
-                <w:b/>
-                <w:szCs w:val="20"/>
-              </w:rPr>
-              <w:t xml:space="preserve"> au plus tard 7 </w:t>
-            </w:r>
-            <w:proofErr w:type="spellStart"/>
-            <w:r>
-              <w:rPr>
-                <w:b/>
-                <w:szCs w:val="20"/>
-              </w:rPr>
-              <w:t>jours</w:t>
-            </w:r>
-            <w:proofErr w:type="spellEnd"/>
-            <w:r>
-              <w:rPr>
-                <w:b/>
-                <w:szCs w:val="20"/>
-              </w:rPr>
-              <w:t xml:space="preserve"> avant </w:t>
-            </w:r>
-            <w:proofErr w:type="spellStart"/>
-            <w:r>
-              <w:rPr>
-                <w:b/>
-                <w:szCs w:val="20"/>
-              </w:rPr>
-              <w:t>votre</w:t>
-            </w:r>
-            <w:proofErr w:type="spellEnd"/>
-            <w:r>
-              <w:rPr>
-                <w:b/>
-                <w:szCs w:val="20"/>
-              </w:rPr>
-              <w:t xml:space="preserve"> entrée </w:t>
-            </w:r>
-            <w:proofErr w:type="spellStart"/>
-            <w:r>
-              <w:rPr>
-                <w:b/>
-                <w:szCs w:val="20"/>
-              </w:rPr>
-              <w:t>en</w:t>
-            </w:r>
-            <w:proofErr w:type="spellEnd"/>
-            <w:r>
-              <w:rPr>
-                <w:b/>
-                <w:szCs w:val="20"/>
-              </w:rPr>
-              <w:t xml:space="preserve"> formation.</w:t>
+              <w:t>les documents doivent être déposés au plus tard 7 jours avant votre entrée en formation.</w:t>
             </w:r>
           </w:p>
           <w:p>
@@ -7119,133 +3409,7 @@
               <w:rPr>
                 <w:szCs w:val="20"/>
               </w:rPr>
-              <w:t xml:space="preserve">Ce </w:t>
-            </w:r>
-            <w:proofErr w:type="spellStart"/>
-            <w:r>
-              <w:rPr>
-                <w:szCs w:val="20"/>
-              </w:rPr>
-              <w:t>délai</w:t>
-            </w:r>
-            <w:proofErr w:type="spellEnd"/>
-            <w:r>
-              <w:rPr>
-                <w:szCs w:val="20"/>
-              </w:rPr>
-              <w:t xml:space="preserve"> est indispensable </w:t>
-            </w:r>
-            <w:proofErr w:type="spellStart"/>
-            <w:r>
-              <w:rPr>
-                <w:szCs w:val="20"/>
-              </w:rPr>
-              <w:t>afin</w:t>
-            </w:r>
-            <w:proofErr w:type="spellEnd"/>
-            <w:r>
-              <w:rPr>
-                <w:szCs w:val="20"/>
-              </w:rPr>
-              <w:t xml:space="preserve"> de nous </w:t>
-            </w:r>
-            <w:proofErr w:type="spellStart"/>
-            <w:r>
-              <w:rPr>
-                <w:szCs w:val="20"/>
-              </w:rPr>
-              <w:t>permettre</w:t>
-            </w:r>
-            <w:proofErr w:type="spellEnd"/>
-            <w:r>
-              <w:rPr>
-                <w:szCs w:val="20"/>
-              </w:rPr>
-              <w:t xml:space="preserve"> </w:t>
-            </w:r>
-            <w:proofErr w:type="spellStart"/>
-            <w:r>
-              <w:rPr>
-                <w:szCs w:val="20"/>
-              </w:rPr>
-              <w:t>d’effectuer</w:t>
-            </w:r>
-            <w:proofErr w:type="spellEnd"/>
-            <w:r>
-              <w:rPr>
-                <w:szCs w:val="20"/>
-              </w:rPr>
-              <w:t xml:space="preserve"> les </w:t>
-            </w:r>
-            <w:proofErr w:type="spellStart"/>
-            <w:r>
-              <w:rPr>
-                <w:szCs w:val="20"/>
-              </w:rPr>
-              <w:t>vérifications</w:t>
-            </w:r>
-            <w:proofErr w:type="spellEnd"/>
-            <w:r>
-              <w:rPr>
-                <w:szCs w:val="20"/>
-              </w:rPr>
-              <w:t xml:space="preserve"> et </w:t>
-            </w:r>
-            <w:proofErr w:type="spellStart"/>
-            <w:r>
-              <w:rPr>
-                <w:szCs w:val="20"/>
-              </w:rPr>
-              <w:t>déclarations</w:t>
-            </w:r>
-            <w:proofErr w:type="spellEnd"/>
-            <w:r>
-              <w:rPr>
-                <w:szCs w:val="20"/>
-              </w:rPr>
-              <w:t xml:space="preserve"> </w:t>
-            </w:r>
-            <w:proofErr w:type="spellStart"/>
-            <w:r>
-              <w:rPr>
-                <w:szCs w:val="20"/>
-              </w:rPr>
-              <w:t>administratives</w:t>
-            </w:r>
-            <w:proofErr w:type="spellEnd"/>
-            <w:r>
-              <w:rPr>
-                <w:szCs w:val="20"/>
-              </w:rPr>
-              <w:t xml:space="preserve"> </w:t>
-            </w:r>
-            <w:proofErr w:type="spellStart"/>
-            <w:r>
-              <w:rPr>
-                <w:szCs w:val="20"/>
-              </w:rPr>
-              <w:t>obligatoires</w:t>
-            </w:r>
-            <w:proofErr w:type="spellEnd"/>
-            <w:r>
-              <w:rPr>
-                <w:szCs w:val="20"/>
-              </w:rPr>
-              <w:t xml:space="preserve"> avant le </w:t>
-            </w:r>
-            <w:proofErr w:type="spellStart"/>
-            <w:r>
-              <w:rPr>
-                <w:szCs w:val="20"/>
-              </w:rPr>
-              <w:t>démarrage</w:t>
-            </w:r>
-            <w:proofErr w:type="spellEnd"/>
-            <w:r>
-              <w:rPr>
-                <w:szCs w:val="20"/>
-              </w:rPr>
-              <w:t xml:space="preserve"> de la formation.</w:t>
+              <w:t>Ce délai est indispensable afin de nous permettre d’effectuer les vérifications et déclarations administratives obligatoires avant le démarrage de la formation.</w:t>
             </w:r>
           </w:p>
         </w:tc>
@@ -7272,315 +3436,7 @@
         <w:rPr>
           <w:szCs w:val="20"/>
         </w:rPr>
-        <w:t xml:space="preserve">Les documents </w:t>
-      </w:r>
-      <w:proofErr w:type="spellStart"/>
-      <w:r>
-        <w:rPr>
-          <w:szCs w:val="20"/>
-        </w:rPr>
-        <w:t>déposés</w:t>
-      </w:r>
-      <w:proofErr w:type="spellEnd"/>
-      <w:r>
-        <w:rPr>
-          <w:szCs w:val="20"/>
-        </w:rPr>
-        <w:t xml:space="preserve"> </w:t>
-      </w:r>
-      <w:proofErr w:type="spellStart"/>
-      <w:r>
-        <w:rPr>
-          <w:szCs w:val="20"/>
-        </w:rPr>
-        <w:t>doivent</w:t>
-      </w:r>
-      <w:proofErr w:type="spellEnd"/>
-      <w:r>
-        <w:rPr>
-          <w:szCs w:val="20"/>
-        </w:rPr>
-        <w:t xml:space="preserve"> </w:t>
-      </w:r>
-      <w:proofErr w:type="spellStart"/>
-      <w:r>
-        <w:rPr>
-          <w:szCs w:val="20"/>
-        </w:rPr>
-        <w:t>être</w:t>
-      </w:r>
-      <w:proofErr w:type="spellEnd"/>
-      <w:r>
-        <w:rPr>
-          <w:szCs w:val="20"/>
-        </w:rPr>
-        <w:t xml:space="preserve"> </w:t>
-      </w:r>
-      <w:proofErr w:type="spellStart"/>
-      <w:r>
-        <w:rPr>
-          <w:szCs w:val="20"/>
-        </w:rPr>
-        <w:t>complets</w:t>
-      </w:r>
-      <w:proofErr w:type="spellEnd"/>
-      <w:r>
-        <w:rPr>
-          <w:szCs w:val="20"/>
-        </w:rPr>
-        <w:t xml:space="preserve">, </w:t>
-      </w:r>
-      <w:proofErr w:type="spellStart"/>
-      <w:r>
-        <w:rPr>
-          <w:szCs w:val="20"/>
-        </w:rPr>
-        <w:t>lisibles</w:t>
-      </w:r>
-      <w:proofErr w:type="spellEnd"/>
-      <w:r>
-        <w:rPr>
-          <w:szCs w:val="20"/>
-        </w:rPr>
-        <w:t xml:space="preserve">, </w:t>
-      </w:r>
-      <w:proofErr w:type="spellStart"/>
-      <w:r>
-        <w:rPr>
-          <w:szCs w:val="20"/>
-        </w:rPr>
-        <w:t>valides</w:t>
-      </w:r>
-      <w:proofErr w:type="spellEnd"/>
-      <w:r>
-        <w:rPr>
-          <w:szCs w:val="20"/>
-        </w:rPr>
-        <w:t xml:space="preserve"> et </w:t>
-      </w:r>
-      <w:proofErr w:type="spellStart"/>
-      <w:r>
-        <w:rPr>
-          <w:szCs w:val="20"/>
-        </w:rPr>
-        <w:t>strictement</w:t>
-      </w:r>
-      <w:proofErr w:type="spellEnd"/>
-      <w:r>
-        <w:rPr>
-          <w:szCs w:val="20"/>
-        </w:rPr>
-        <w:t xml:space="preserve"> </w:t>
-      </w:r>
-      <w:proofErr w:type="spellStart"/>
-      <w:r>
-        <w:rPr>
-          <w:szCs w:val="20"/>
-        </w:rPr>
-        <w:t>conformes</w:t>
-      </w:r>
-      <w:proofErr w:type="spellEnd"/>
-      <w:r>
-        <w:rPr>
-          <w:szCs w:val="20"/>
-        </w:rPr>
-        <w:t xml:space="preserve"> à </w:t>
-      </w:r>
-      <w:proofErr w:type="spellStart"/>
-      <w:r>
-        <w:rPr>
-          <w:szCs w:val="20"/>
-        </w:rPr>
-        <w:t>ce</w:t>
-      </w:r>
-      <w:proofErr w:type="spellEnd"/>
-      <w:r>
-        <w:rPr>
-          <w:szCs w:val="20"/>
-        </w:rPr>
-        <w:t xml:space="preserve"> qui est </w:t>
-      </w:r>
-      <w:proofErr w:type="spellStart"/>
-      <w:r>
-        <w:rPr>
-          <w:szCs w:val="20"/>
-        </w:rPr>
-        <w:t>demandé</w:t>
-      </w:r>
-      <w:proofErr w:type="spellEnd"/>
-      <w:r>
-        <w:rPr>
-          <w:szCs w:val="20"/>
-        </w:rPr>
-        <w:t xml:space="preserve"> sur </w:t>
-      </w:r>
-      <w:proofErr w:type="spellStart"/>
-      <w:r>
-        <w:rPr>
-          <w:szCs w:val="20"/>
-        </w:rPr>
-        <w:t>votre</w:t>
-      </w:r>
-      <w:proofErr w:type="spellEnd"/>
-      <w:r>
-        <w:rPr>
-          <w:szCs w:val="20"/>
-        </w:rPr>
-        <w:t xml:space="preserve"> </w:t>
-      </w:r>
-      <w:proofErr w:type="spellStart"/>
-      <w:r>
-        <w:rPr>
-          <w:szCs w:val="20"/>
-        </w:rPr>
-        <w:t>espace</w:t>
-      </w:r>
-      <w:proofErr w:type="spellEnd"/>
-      <w:r>
-        <w:rPr>
-          <w:szCs w:val="20"/>
-        </w:rPr>
-        <w:t xml:space="preserve"> stagiaire. Nous </w:t>
-      </w:r>
-      <w:proofErr w:type="spellStart"/>
-      <w:r>
-        <w:rPr>
-          <w:szCs w:val="20"/>
-        </w:rPr>
-        <w:t>attirons</w:t>
-      </w:r>
-      <w:proofErr w:type="spellEnd"/>
-      <w:r>
-        <w:rPr>
-          <w:szCs w:val="20"/>
-        </w:rPr>
-        <w:t xml:space="preserve"> </w:t>
-      </w:r>
-      <w:proofErr w:type="spellStart"/>
-      <w:r>
-        <w:rPr>
-          <w:szCs w:val="20"/>
-        </w:rPr>
-        <w:t>votre</w:t>
-      </w:r>
-      <w:proofErr w:type="spellEnd"/>
-      <w:r>
-        <w:rPr>
-          <w:szCs w:val="20"/>
-        </w:rPr>
-        <w:t xml:space="preserve"> attention sur </w:t>
-      </w:r>
-      <w:proofErr w:type="spellStart"/>
-      <w:r>
-        <w:rPr>
-          <w:szCs w:val="20"/>
-        </w:rPr>
-        <w:t>l’importance</w:t>
-      </w:r>
-      <w:proofErr w:type="spellEnd"/>
-      <w:r>
-        <w:rPr>
-          <w:szCs w:val="20"/>
-        </w:rPr>
-        <w:t xml:space="preserve"> de </w:t>
-      </w:r>
-      <w:proofErr w:type="spellStart"/>
-      <w:r>
-        <w:rPr>
-          <w:szCs w:val="20"/>
-        </w:rPr>
-        <w:t>cette</w:t>
-      </w:r>
-      <w:proofErr w:type="spellEnd"/>
-      <w:r>
-        <w:rPr>
-          <w:szCs w:val="20"/>
-        </w:rPr>
-        <w:t xml:space="preserve"> étape et vous </w:t>
-      </w:r>
-      <w:proofErr w:type="spellStart"/>
-      <w:r>
-        <w:rPr>
-          <w:szCs w:val="20"/>
-        </w:rPr>
-        <w:t>demandons</w:t>
-      </w:r>
-      <w:proofErr w:type="spellEnd"/>
-      <w:r>
-        <w:rPr>
-          <w:szCs w:val="20"/>
-        </w:rPr>
-        <w:t xml:space="preserve"> la plus grande vigilance </w:t>
-      </w:r>
-      <w:proofErr w:type="spellStart"/>
-      <w:r>
-        <w:rPr>
-          <w:szCs w:val="20"/>
-        </w:rPr>
-        <w:t>lors</w:t>
-      </w:r>
-      <w:proofErr w:type="spellEnd"/>
-      <w:r>
-        <w:rPr>
-          <w:szCs w:val="20"/>
-        </w:rPr>
-        <w:t xml:space="preserve"> du </w:t>
-      </w:r>
-      <w:proofErr w:type="spellStart"/>
-      <w:r>
-        <w:rPr>
-          <w:szCs w:val="20"/>
-        </w:rPr>
-        <w:t>dépôt</w:t>
-      </w:r>
-      <w:proofErr w:type="spellEnd"/>
-      <w:r>
-        <w:rPr>
-          <w:szCs w:val="20"/>
-        </w:rPr>
-        <w:t xml:space="preserve"> de </w:t>
-      </w:r>
-      <w:proofErr w:type="spellStart"/>
-      <w:r>
-        <w:rPr>
-          <w:szCs w:val="20"/>
-        </w:rPr>
-        <w:t>vos</w:t>
-      </w:r>
-      <w:proofErr w:type="spellEnd"/>
-      <w:r>
-        <w:rPr>
-          <w:szCs w:val="20"/>
-        </w:rPr>
-        <w:t xml:space="preserve"> </w:t>
-      </w:r>
-      <w:proofErr w:type="spellStart"/>
-      <w:r>
-        <w:rPr>
-          <w:szCs w:val="20"/>
-        </w:rPr>
-        <w:t>pièces</w:t>
-      </w:r>
-      <w:proofErr w:type="spellEnd"/>
-      <w:r>
-        <w:rPr>
-          <w:szCs w:val="20"/>
-        </w:rPr>
-        <w:t xml:space="preserve"> </w:t>
-      </w:r>
-      <w:proofErr w:type="spellStart"/>
-      <w:r>
-        <w:rPr>
-          <w:szCs w:val="20"/>
-        </w:rPr>
-        <w:t>justificatives</w:t>
-      </w:r>
-      <w:proofErr w:type="spellEnd"/>
-      <w:r>
-        <w:rPr>
-          <w:szCs w:val="20"/>
-        </w:rPr>
-        <w:t>.</w:t>
+        <w:t>Les documents déposés doivent être complets, lisibles, valides et strictement conformes à ce qui est demandé sur votre espace stagiaire. Nous attirons votre attention sur l’importance de cette étape et vous demandons la plus grande vigilance lors du dépôt de vos pièces justificatives.</w:t>
       </w:r>
     </w:p>
     <w:p>
@@ -7604,301 +3460,7 @@
         <w:rPr>
           <w:szCs w:val="20"/>
         </w:rPr>
-        <w:t xml:space="preserve">En </w:t>
-      </w:r>
-      <w:proofErr w:type="spellStart"/>
-      <w:r>
-        <w:rPr>
-          <w:szCs w:val="20"/>
-        </w:rPr>
-        <w:t>complément</w:t>
-      </w:r>
-      <w:proofErr w:type="spellEnd"/>
-      <w:r>
-        <w:rPr>
-          <w:szCs w:val="20"/>
-        </w:rPr>
-        <w:t xml:space="preserve"> des documents </w:t>
-      </w:r>
-      <w:proofErr w:type="spellStart"/>
-      <w:r>
-        <w:rPr>
-          <w:szCs w:val="20"/>
-        </w:rPr>
-        <w:t>déposés</w:t>
-      </w:r>
-      <w:proofErr w:type="spellEnd"/>
-      <w:r>
-        <w:rPr>
-          <w:szCs w:val="20"/>
-        </w:rPr>
-        <w:t xml:space="preserve"> </w:t>
-      </w:r>
-      <w:proofErr w:type="spellStart"/>
-      <w:r>
-        <w:rPr>
-          <w:szCs w:val="20"/>
-        </w:rPr>
-        <w:t>en</w:t>
-      </w:r>
-      <w:proofErr w:type="spellEnd"/>
-      <w:r>
-        <w:rPr>
-          <w:szCs w:val="20"/>
-        </w:rPr>
-        <w:t xml:space="preserve"> </w:t>
-      </w:r>
-      <w:proofErr w:type="spellStart"/>
-      <w:r>
-        <w:rPr>
-          <w:szCs w:val="20"/>
-        </w:rPr>
-        <w:t>ligne</w:t>
-      </w:r>
-      <w:proofErr w:type="spellEnd"/>
-      <w:r>
-        <w:rPr>
-          <w:szCs w:val="20"/>
-        </w:rPr>
-        <w:t xml:space="preserve">, vous </w:t>
-      </w:r>
-      <w:proofErr w:type="spellStart"/>
-      <w:r>
-        <w:rPr>
-          <w:szCs w:val="20"/>
-        </w:rPr>
-        <w:t>devrez</w:t>
-      </w:r>
-      <w:proofErr w:type="spellEnd"/>
-      <w:r>
-        <w:rPr>
-          <w:szCs w:val="20"/>
-        </w:rPr>
-        <w:t xml:space="preserve"> </w:t>
-      </w:r>
-      <w:proofErr w:type="spellStart"/>
-      <w:r>
-        <w:rPr>
-          <w:szCs w:val="20"/>
-        </w:rPr>
-        <w:t>également</w:t>
-      </w:r>
-      <w:proofErr w:type="spellEnd"/>
-      <w:r>
-        <w:rPr>
-          <w:szCs w:val="20"/>
-        </w:rPr>
-        <w:t xml:space="preserve"> </w:t>
-      </w:r>
-      <w:proofErr w:type="spellStart"/>
-      <w:r>
-        <w:rPr>
-          <w:szCs w:val="20"/>
-        </w:rPr>
-        <w:t>apporter</w:t>
-      </w:r>
-      <w:proofErr w:type="spellEnd"/>
-      <w:r>
-        <w:rPr>
-          <w:szCs w:val="20"/>
-        </w:rPr>
-        <w:t xml:space="preserve"> le premier jour de la </w:t>
-      </w:r>
-      <w:proofErr w:type="spellStart"/>
-      <w:r>
-        <w:rPr>
-          <w:szCs w:val="20"/>
-        </w:rPr>
-        <w:t>période</w:t>
-      </w:r>
-      <w:proofErr w:type="spellEnd"/>
-      <w:r>
-        <w:rPr>
-          <w:szCs w:val="20"/>
-        </w:rPr>
-        <w:t xml:space="preserve"> </w:t>
-      </w:r>
-      <w:proofErr w:type="spellStart"/>
-      <w:r>
-        <w:rPr>
-          <w:szCs w:val="20"/>
-        </w:rPr>
-        <w:t>présentielle</w:t>
-      </w:r>
-      <w:proofErr w:type="spellEnd"/>
-      <w:r>
-        <w:rPr>
-          <w:szCs w:val="20"/>
-        </w:rPr>
-        <w:t xml:space="preserve"> </w:t>
-      </w:r>
-      <w:proofErr w:type="spellStart"/>
-      <w:r>
-        <w:rPr>
-          <w:szCs w:val="20"/>
-        </w:rPr>
-        <w:t>une</w:t>
-      </w:r>
-      <w:proofErr w:type="spellEnd"/>
-      <w:r>
-        <w:rPr>
-          <w:szCs w:val="20"/>
-        </w:rPr>
-        <w:t xml:space="preserve"> grande </w:t>
-      </w:r>
-      <w:proofErr w:type="spellStart"/>
-      <w:r>
-        <w:rPr>
-          <w:szCs w:val="20"/>
-        </w:rPr>
-        <w:t>enveloppe</w:t>
-      </w:r>
-      <w:proofErr w:type="spellEnd"/>
-      <w:r>
-        <w:rPr>
-          <w:szCs w:val="20"/>
-        </w:rPr>
-        <w:t xml:space="preserve"> </w:t>
-      </w:r>
-      <w:proofErr w:type="spellStart"/>
-      <w:r>
-        <w:rPr>
-          <w:szCs w:val="20"/>
-        </w:rPr>
-        <w:t>timbrée</w:t>
-      </w:r>
-      <w:proofErr w:type="spellEnd"/>
-      <w:r>
-        <w:rPr>
-          <w:szCs w:val="20"/>
-        </w:rPr>
-        <w:t xml:space="preserve">, </w:t>
-      </w:r>
-      <w:proofErr w:type="spellStart"/>
-      <w:r>
-        <w:rPr>
-          <w:szCs w:val="20"/>
-        </w:rPr>
-        <w:t>préremplie</w:t>
-      </w:r>
-      <w:proofErr w:type="spellEnd"/>
-      <w:r>
-        <w:rPr>
-          <w:szCs w:val="20"/>
-        </w:rPr>
-        <w:t xml:space="preserve"> avec </w:t>
-      </w:r>
-      <w:proofErr w:type="spellStart"/>
-      <w:r>
-        <w:rPr>
-          <w:szCs w:val="20"/>
-        </w:rPr>
-        <w:t>votre</w:t>
-      </w:r>
-      <w:proofErr w:type="spellEnd"/>
-      <w:r>
-        <w:rPr>
-          <w:szCs w:val="20"/>
-        </w:rPr>
-        <w:t xml:space="preserve"> nom et </w:t>
-      </w:r>
-      <w:proofErr w:type="spellStart"/>
-      <w:r>
-        <w:rPr>
-          <w:szCs w:val="20"/>
-        </w:rPr>
-        <w:t>votre</w:t>
-      </w:r>
-      <w:proofErr w:type="spellEnd"/>
-      <w:r>
-        <w:rPr>
-          <w:szCs w:val="20"/>
-        </w:rPr>
-        <w:t xml:space="preserve"> </w:t>
-      </w:r>
-      <w:proofErr w:type="spellStart"/>
-      <w:r>
-        <w:rPr>
-          <w:szCs w:val="20"/>
-        </w:rPr>
-        <w:t>adresse</w:t>
-      </w:r>
-      <w:proofErr w:type="spellEnd"/>
-      <w:r>
-        <w:rPr>
-          <w:szCs w:val="20"/>
-        </w:rPr>
-        <w:t xml:space="preserve">, </w:t>
-      </w:r>
-      <w:proofErr w:type="spellStart"/>
-      <w:r>
-        <w:rPr>
-          <w:szCs w:val="20"/>
-        </w:rPr>
-        <w:t>afin</w:t>
-      </w:r>
-      <w:proofErr w:type="spellEnd"/>
-      <w:r>
-        <w:rPr>
-          <w:szCs w:val="20"/>
-        </w:rPr>
-        <w:t xml:space="preserve"> de </w:t>
-      </w:r>
-      <w:proofErr w:type="spellStart"/>
-      <w:r>
-        <w:rPr>
-          <w:szCs w:val="20"/>
-        </w:rPr>
-        <w:t>permettre</w:t>
-      </w:r>
-      <w:proofErr w:type="spellEnd"/>
-      <w:r>
-        <w:rPr>
-          <w:szCs w:val="20"/>
-        </w:rPr>
-        <w:t xml:space="preserve"> </w:t>
-      </w:r>
-      <w:proofErr w:type="spellStart"/>
-      <w:r>
-        <w:rPr>
-          <w:szCs w:val="20"/>
-        </w:rPr>
-        <w:t>l’envoi</w:t>
-      </w:r>
-      <w:proofErr w:type="spellEnd"/>
-      <w:r>
-        <w:rPr>
-          <w:szCs w:val="20"/>
-        </w:rPr>
-        <w:t xml:space="preserve"> de </w:t>
-      </w:r>
-      <w:proofErr w:type="spellStart"/>
-      <w:r>
-        <w:rPr>
-          <w:szCs w:val="20"/>
-        </w:rPr>
-        <w:t>votre</w:t>
-      </w:r>
-      <w:proofErr w:type="spellEnd"/>
-      <w:r>
-        <w:rPr>
-          <w:szCs w:val="20"/>
-        </w:rPr>
-        <w:t xml:space="preserve"> diplôme après </w:t>
-      </w:r>
-      <w:proofErr w:type="spellStart"/>
-      <w:r>
-        <w:rPr>
-          <w:szCs w:val="20"/>
-        </w:rPr>
-        <w:t>l’examen</w:t>
-      </w:r>
-      <w:proofErr w:type="spellEnd"/>
-      <w:r>
-        <w:rPr>
-          <w:szCs w:val="20"/>
-        </w:rPr>
-        <w:t>.</w:t>
+        <w:t>En complément des documents déposés en ligne, vous devrez également apporter le premier jour de la période présentielle une grande enveloppe timbrée, préremplie avec votre nom et votre adresse, afin de permettre l’envoi de votre diplôme après l’examen.</w:t>
       </w:r>
     </w:p>
     <w:p>
@@ -7948,254 +3510,27 @@
                 <w:szCs w:val="20"/>
               </w:rPr>
             </w:pPr>
-            <w:proofErr w:type="gramStart"/>
             <w:r>
               <w:rPr>
                 <w:b/>
                 <w:color w:val="D32F2F"/>
                 <w:szCs w:val="20"/>
               </w:rPr>
-              <w:t>Important :</w:t>
-            </w:r>
-            <w:proofErr w:type="gramEnd"/>
-            <w:r>
-              <w:rPr>
-                <w:b/>
-                <w:color w:val="D32F2F"/>
-                <w:szCs w:val="20"/>
-              </w:rPr>
-              <w:t xml:space="preserve"> </w:t>
-            </w:r>
-            <w:proofErr w:type="spellStart"/>
-            <w:r>
-              <w:rPr>
-                <w:b/>
-                <w:szCs w:val="20"/>
-              </w:rPr>
-              <w:t>S’agissant</w:t>
-            </w:r>
-            <w:proofErr w:type="spellEnd"/>
-            <w:r>
-              <w:rPr>
-                <w:b/>
-                <w:szCs w:val="20"/>
-              </w:rPr>
-              <w:t xml:space="preserve"> </w:t>
-            </w:r>
-            <w:proofErr w:type="spellStart"/>
-            <w:r>
-              <w:rPr>
-                <w:b/>
-                <w:szCs w:val="20"/>
-              </w:rPr>
-              <w:t>d’une</w:t>
-            </w:r>
-            <w:proofErr w:type="spellEnd"/>
-            <w:r>
-              <w:rPr>
-                <w:b/>
-                <w:szCs w:val="20"/>
-              </w:rPr>
-              <w:t xml:space="preserve"> formation</w:t>
+              <w:t xml:space="preserve">Important : </w:t>
             </w:r>
             <w:r>
               <w:rPr>
                 <w:b/>
                 <w:szCs w:val="20"/>
               </w:rPr>
-              <w:t xml:space="preserve"> </w:t>
+              <w:t>S’agissant d’une formation</w:t>
             </w:r>
-            <w:proofErr w:type="spellStart"/>
             <w:r>
               <w:rPr>
                 <w:b/>
                 <w:szCs w:val="20"/>
               </w:rPr>
-              <w:t>réglementée</w:t>
-            </w:r>
-            <w:proofErr w:type="spellEnd"/>
-            <w:r>
-              <w:rPr>
-                <w:b/>
-                <w:szCs w:val="20"/>
-              </w:rPr>
-              <w:t xml:space="preserve">, les documents </w:t>
-            </w:r>
-            <w:proofErr w:type="spellStart"/>
-            <w:r>
-              <w:rPr>
-                <w:b/>
-                <w:szCs w:val="20"/>
-              </w:rPr>
-              <w:t>administratifs</w:t>
-            </w:r>
-            <w:proofErr w:type="spellEnd"/>
-            <w:r>
-              <w:rPr>
-                <w:b/>
-                <w:szCs w:val="20"/>
-              </w:rPr>
-              <w:t xml:space="preserve"> </w:t>
-            </w:r>
-            <w:proofErr w:type="spellStart"/>
-            <w:r>
-              <w:rPr>
-                <w:b/>
-                <w:szCs w:val="20"/>
-              </w:rPr>
-              <w:t>demandés</w:t>
-            </w:r>
-            <w:proofErr w:type="spellEnd"/>
-            <w:r>
-              <w:rPr>
-                <w:b/>
-                <w:szCs w:val="20"/>
-              </w:rPr>
-              <w:t xml:space="preserve"> </w:t>
-            </w:r>
-            <w:proofErr w:type="spellStart"/>
-            <w:r>
-              <w:rPr>
-                <w:b/>
-                <w:szCs w:val="20"/>
-              </w:rPr>
-              <w:t>sont</w:t>
-            </w:r>
-            <w:proofErr w:type="spellEnd"/>
-            <w:r>
-              <w:rPr>
-                <w:b/>
-                <w:szCs w:val="20"/>
-              </w:rPr>
-              <w:t xml:space="preserve"> </w:t>
-            </w:r>
-            <w:proofErr w:type="spellStart"/>
-            <w:r>
-              <w:rPr>
-                <w:b/>
-                <w:szCs w:val="20"/>
-              </w:rPr>
-              <w:t>obligatoires</w:t>
-            </w:r>
-            <w:proofErr w:type="spellEnd"/>
-            <w:r>
-              <w:rPr>
-                <w:b/>
-                <w:szCs w:val="20"/>
-              </w:rPr>
-              <w:t xml:space="preserve"> pour </w:t>
-            </w:r>
-            <w:proofErr w:type="spellStart"/>
-            <w:r>
-              <w:rPr>
-                <w:b/>
-                <w:szCs w:val="20"/>
-              </w:rPr>
-              <w:t>pouvoir</w:t>
-            </w:r>
-            <w:proofErr w:type="spellEnd"/>
-            <w:r>
-              <w:rPr>
-                <w:b/>
-                <w:szCs w:val="20"/>
-              </w:rPr>
-              <w:t xml:space="preserve"> </w:t>
-            </w:r>
-            <w:proofErr w:type="spellStart"/>
-            <w:r>
-              <w:rPr>
-                <w:b/>
-                <w:szCs w:val="20"/>
-              </w:rPr>
-              <w:t>entrer</w:t>
-            </w:r>
-            <w:proofErr w:type="spellEnd"/>
-            <w:r>
-              <w:rPr>
-                <w:b/>
-                <w:szCs w:val="20"/>
-              </w:rPr>
-              <w:t xml:space="preserve"> </w:t>
-            </w:r>
-            <w:proofErr w:type="spellStart"/>
-            <w:r>
-              <w:rPr>
-                <w:b/>
-                <w:szCs w:val="20"/>
-              </w:rPr>
-              <w:t>en</w:t>
-            </w:r>
-            <w:proofErr w:type="spellEnd"/>
-            <w:r>
-              <w:rPr>
-                <w:b/>
-                <w:szCs w:val="20"/>
-              </w:rPr>
-              <w:t xml:space="preserve"> formation, </w:t>
-            </w:r>
-            <w:proofErr w:type="spellStart"/>
-            <w:r>
-              <w:rPr>
-                <w:b/>
-                <w:szCs w:val="20"/>
-              </w:rPr>
-              <w:t>suivre</w:t>
-            </w:r>
-            <w:proofErr w:type="spellEnd"/>
-            <w:r>
-              <w:rPr>
-                <w:b/>
-                <w:szCs w:val="20"/>
-              </w:rPr>
-              <w:t xml:space="preserve"> les </w:t>
-            </w:r>
-            <w:proofErr w:type="spellStart"/>
-            <w:r>
-              <w:rPr>
-                <w:b/>
-                <w:szCs w:val="20"/>
-              </w:rPr>
-              <w:t>enseignements</w:t>
-            </w:r>
-            <w:proofErr w:type="spellEnd"/>
-            <w:r>
-              <w:rPr>
-                <w:b/>
-                <w:szCs w:val="20"/>
-              </w:rPr>
-              <w:t xml:space="preserve"> et se </w:t>
-            </w:r>
-            <w:proofErr w:type="spellStart"/>
-            <w:r>
-              <w:rPr>
-                <w:b/>
-                <w:szCs w:val="20"/>
-              </w:rPr>
-              <w:t>présenter</w:t>
-            </w:r>
-            <w:proofErr w:type="spellEnd"/>
-            <w:r>
-              <w:rPr>
-                <w:b/>
-                <w:szCs w:val="20"/>
-              </w:rPr>
-              <w:t xml:space="preserve"> à </w:t>
-            </w:r>
-            <w:proofErr w:type="spellStart"/>
-            <w:r>
-              <w:rPr>
-                <w:b/>
-                <w:szCs w:val="20"/>
-              </w:rPr>
-              <w:t>l’examen</w:t>
-            </w:r>
-            <w:proofErr w:type="spellEnd"/>
-            <w:r>
-              <w:rPr>
-                <w:b/>
-                <w:szCs w:val="20"/>
-              </w:rPr>
-              <w:t>.</w:t>
+              <w:t xml:space="preserve"> réglementée, les documents administratifs demandés sont obligatoires pour pouvoir entrer en formation, suivre les enseignements et se présenter à l’examen.</w:t>
             </w:r>
           </w:p>
           <w:p>
@@ -8211,439 +3546,7 @@
                 <w:b/>
                 <w:szCs w:val="20"/>
               </w:rPr>
-              <w:t xml:space="preserve">En </w:t>
-            </w:r>
-            <w:proofErr w:type="spellStart"/>
-            <w:r>
-              <w:rPr>
-                <w:b/>
-                <w:szCs w:val="20"/>
-              </w:rPr>
-              <w:t>cas</w:t>
-            </w:r>
-            <w:proofErr w:type="spellEnd"/>
-            <w:r>
-              <w:rPr>
-                <w:b/>
-                <w:szCs w:val="20"/>
-              </w:rPr>
-              <w:t xml:space="preserve"> de documents </w:t>
-            </w:r>
-            <w:proofErr w:type="spellStart"/>
-            <w:r>
-              <w:rPr>
-                <w:b/>
-                <w:szCs w:val="20"/>
-              </w:rPr>
-              <w:t>manquants</w:t>
-            </w:r>
-            <w:proofErr w:type="spellEnd"/>
-            <w:r>
-              <w:rPr>
-                <w:b/>
-                <w:szCs w:val="20"/>
-              </w:rPr>
-              <w:t xml:space="preserve">, non </w:t>
-            </w:r>
-            <w:proofErr w:type="spellStart"/>
-            <w:r>
-              <w:rPr>
-                <w:b/>
-                <w:szCs w:val="20"/>
-              </w:rPr>
-              <w:t>conformes</w:t>
-            </w:r>
-            <w:proofErr w:type="spellEnd"/>
-            <w:r>
-              <w:rPr>
-                <w:b/>
-                <w:szCs w:val="20"/>
-              </w:rPr>
-              <w:t xml:space="preserve">, </w:t>
-            </w:r>
-            <w:proofErr w:type="spellStart"/>
-            <w:r>
-              <w:rPr>
-                <w:b/>
-                <w:szCs w:val="20"/>
-              </w:rPr>
-              <w:t>illisibles</w:t>
-            </w:r>
-            <w:proofErr w:type="spellEnd"/>
-            <w:r>
-              <w:rPr>
-                <w:b/>
-                <w:szCs w:val="20"/>
-              </w:rPr>
-              <w:t xml:space="preserve"> </w:t>
-            </w:r>
-            <w:proofErr w:type="spellStart"/>
-            <w:r>
-              <w:rPr>
-                <w:b/>
-                <w:szCs w:val="20"/>
-              </w:rPr>
-              <w:t>ou</w:t>
-            </w:r>
-            <w:proofErr w:type="spellEnd"/>
-            <w:r>
-              <w:rPr>
-                <w:b/>
-                <w:szCs w:val="20"/>
-              </w:rPr>
-              <w:t xml:space="preserve"> non </w:t>
-            </w:r>
-            <w:proofErr w:type="spellStart"/>
-            <w:r>
-              <w:rPr>
-                <w:b/>
-                <w:szCs w:val="20"/>
-              </w:rPr>
-              <w:t>transmis</w:t>
-            </w:r>
-            <w:proofErr w:type="spellEnd"/>
-            <w:r>
-              <w:rPr>
-                <w:b/>
-                <w:szCs w:val="20"/>
-              </w:rPr>
-              <w:t xml:space="preserve"> dans les </w:t>
-            </w:r>
-            <w:proofErr w:type="spellStart"/>
-            <w:r>
-              <w:rPr>
-                <w:b/>
-                <w:szCs w:val="20"/>
-              </w:rPr>
-              <w:t>délais</w:t>
-            </w:r>
-            <w:proofErr w:type="spellEnd"/>
-            <w:r>
-              <w:rPr>
-                <w:b/>
-                <w:szCs w:val="20"/>
-              </w:rPr>
-              <w:t xml:space="preserve">, </w:t>
-            </w:r>
-            <w:proofErr w:type="spellStart"/>
-            <w:r>
-              <w:rPr>
-                <w:b/>
-                <w:szCs w:val="20"/>
-              </w:rPr>
-              <w:t>l’accès</w:t>
-            </w:r>
-            <w:proofErr w:type="spellEnd"/>
-            <w:r>
-              <w:rPr>
-                <w:b/>
-                <w:szCs w:val="20"/>
-              </w:rPr>
-              <w:t xml:space="preserve"> à la formation </w:t>
-            </w:r>
-            <w:proofErr w:type="spellStart"/>
-            <w:r>
-              <w:rPr>
-                <w:b/>
-                <w:szCs w:val="20"/>
-              </w:rPr>
-              <w:t>pourra</w:t>
-            </w:r>
-            <w:proofErr w:type="spellEnd"/>
-            <w:r>
-              <w:rPr>
-                <w:b/>
-                <w:szCs w:val="20"/>
-              </w:rPr>
-              <w:t xml:space="preserve"> </w:t>
-            </w:r>
-            <w:proofErr w:type="spellStart"/>
-            <w:r>
-              <w:rPr>
-                <w:b/>
-                <w:szCs w:val="20"/>
-              </w:rPr>
-              <w:t>être</w:t>
-            </w:r>
-            <w:proofErr w:type="spellEnd"/>
-            <w:r>
-              <w:rPr>
-                <w:b/>
-                <w:szCs w:val="20"/>
-              </w:rPr>
-              <w:t xml:space="preserve"> </w:t>
-            </w:r>
-            <w:proofErr w:type="spellStart"/>
-            <w:r>
-              <w:rPr>
-                <w:b/>
-                <w:szCs w:val="20"/>
-              </w:rPr>
-              <w:t>refusé</w:t>
-            </w:r>
-            <w:proofErr w:type="spellEnd"/>
-            <w:r>
-              <w:rPr>
-                <w:b/>
-                <w:szCs w:val="20"/>
-              </w:rPr>
-              <w:t xml:space="preserve">. Dans </w:t>
-            </w:r>
-            <w:proofErr w:type="spellStart"/>
-            <w:r>
-              <w:rPr>
-                <w:b/>
-                <w:szCs w:val="20"/>
-              </w:rPr>
-              <w:t>ce</w:t>
-            </w:r>
-            <w:proofErr w:type="spellEnd"/>
-            <w:r>
-              <w:rPr>
-                <w:b/>
-                <w:szCs w:val="20"/>
-              </w:rPr>
-              <w:t xml:space="preserve"> </w:t>
-            </w:r>
-            <w:proofErr w:type="spellStart"/>
-            <w:r>
-              <w:rPr>
-                <w:b/>
-                <w:szCs w:val="20"/>
-              </w:rPr>
-              <w:t>cas</w:t>
-            </w:r>
-            <w:proofErr w:type="spellEnd"/>
-            <w:r>
-              <w:rPr>
-                <w:b/>
-                <w:szCs w:val="20"/>
-              </w:rPr>
-              <w:t xml:space="preserve">, </w:t>
-            </w:r>
-            <w:proofErr w:type="spellStart"/>
-            <w:r>
-              <w:rPr>
-                <w:b/>
-                <w:szCs w:val="20"/>
-              </w:rPr>
-              <w:t>aucune</w:t>
-            </w:r>
-            <w:proofErr w:type="spellEnd"/>
-            <w:r>
-              <w:rPr>
-                <w:b/>
-                <w:szCs w:val="20"/>
-              </w:rPr>
-              <w:t xml:space="preserve"> </w:t>
-            </w:r>
-            <w:proofErr w:type="spellStart"/>
-            <w:r>
-              <w:rPr>
-                <w:b/>
-                <w:szCs w:val="20"/>
-              </w:rPr>
-              <w:t>demande</w:t>
-            </w:r>
-            <w:proofErr w:type="spellEnd"/>
-            <w:r>
-              <w:rPr>
-                <w:b/>
-                <w:szCs w:val="20"/>
-              </w:rPr>
-              <w:t xml:space="preserve"> de </w:t>
-            </w:r>
-            <w:proofErr w:type="spellStart"/>
-            <w:r>
-              <w:rPr>
-                <w:b/>
-                <w:szCs w:val="20"/>
-              </w:rPr>
-              <w:t>remboursement</w:t>
-            </w:r>
-            <w:proofErr w:type="spellEnd"/>
-            <w:r>
-              <w:rPr>
-                <w:b/>
-                <w:szCs w:val="20"/>
-              </w:rPr>
-              <w:t xml:space="preserve"> ne </w:t>
-            </w:r>
-            <w:proofErr w:type="spellStart"/>
-            <w:r>
-              <w:rPr>
-                <w:b/>
-                <w:szCs w:val="20"/>
-              </w:rPr>
-              <w:t>pourra</w:t>
-            </w:r>
-            <w:proofErr w:type="spellEnd"/>
-            <w:r>
-              <w:rPr>
-                <w:b/>
-                <w:szCs w:val="20"/>
-              </w:rPr>
-              <w:t xml:space="preserve"> </w:t>
-            </w:r>
-            <w:proofErr w:type="spellStart"/>
-            <w:r>
-              <w:rPr>
-                <w:b/>
-                <w:szCs w:val="20"/>
-              </w:rPr>
-              <w:t>être</w:t>
-            </w:r>
-            <w:proofErr w:type="spellEnd"/>
-            <w:r>
-              <w:rPr>
-                <w:b/>
-                <w:szCs w:val="20"/>
-              </w:rPr>
-              <w:t xml:space="preserve"> </w:t>
-            </w:r>
-            <w:proofErr w:type="spellStart"/>
-            <w:r>
-              <w:rPr>
-                <w:b/>
-                <w:szCs w:val="20"/>
-              </w:rPr>
-              <w:t>acceptée</w:t>
-            </w:r>
-            <w:proofErr w:type="spellEnd"/>
-            <w:r>
-              <w:rPr>
-                <w:b/>
-                <w:szCs w:val="20"/>
-              </w:rPr>
-              <w:t xml:space="preserve">, le </w:t>
-            </w:r>
-            <w:proofErr w:type="spellStart"/>
-            <w:r>
-              <w:rPr>
-                <w:b/>
-                <w:szCs w:val="20"/>
-              </w:rPr>
-              <w:t>refus</w:t>
-            </w:r>
-            <w:proofErr w:type="spellEnd"/>
-            <w:r>
-              <w:rPr>
-                <w:b/>
-                <w:szCs w:val="20"/>
-              </w:rPr>
-              <w:t xml:space="preserve"> </w:t>
-            </w:r>
-            <w:proofErr w:type="spellStart"/>
-            <w:r>
-              <w:rPr>
-                <w:b/>
-                <w:szCs w:val="20"/>
-              </w:rPr>
-              <w:t>d’accès</w:t>
-            </w:r>
-            <w:proofErr w:type="spellEnd"/>
-            <w:r>
-              <w:rPr>
-                <w:b/>
-                <w:szCs w:val="20"/>
-              </w:rPr>
-              <w:t xml:space="preserve"> </w:t>
-            </w:r>
-            <w:proofErr w:type="spellStart"/>
-            <w:r>
-              <w:rPr>
-                <w:b/>
-                <w:szCs w:val="20"/>
-              </w:rPr>
-              <w:t>étant</w:t>
-            </w:r>
-            <w:proofErr w:type="spellEnd"/>
-            <w:r>
-              <w:rPr>
-                <w:b/>
-                <w:szCs w:val="20"/>
-              </w:rPr>
-              <w:t xml:space="preserve"> </w:t>
-            </w:r>
-            <w:proofErr w:type="spellStart"/>
-            <w:r>
-              <w:rPr>
-                <w:b/>
-                <w:szCs w:val="20"/>
-              </w:rPr>
-              <w:t>lié</w:t>
-            </w:r>
-            <w:proofErr w:type="spellEnd"/>
-            <w:r>
-              <w:rPr>
-                <w:b/>
-                <w:szCs w:val="20"/>
-              </w:rPr>
-              <w:t xml:space="preserve"> au non-respect des obligations </w:t>
-            </w:r>
-            <w:proofErr w:type="spellStart"/>
-            <w:r>
-              <w:rPr>
-                <w:b/>
-                <w:szCs w:val="20"/>
-              </w:rPr>
-              <w:t>administratives</w:t>
-            </w:r>
-            <w:proofErr w:type="spellEnd"/>
-            <w:r>
-              <w:rPr>
-                <w:b/>
-                <w:szCs w:val="20"/>
-              </w:rPr>
-              <w:t xml:space="preserve"> </w:t>
-            </w:r>
-            <w:proofErr w:type="spellStart"/>
-            <w:r>
-              <w:rPr>
-                <w:b/>
-                <w:szCs w:val="20"/>
-              </w:rPr>
-              <w:t>préalables</w:t>
-            </w:r>
-            <w:proofErr w:type="spellEnd"/>
-            <w:r>
-              <w:rPr>
-                <w:b/>
-                <w:szCs w:val="20"/>
-              </w:rPr>
-              <w:t xml:space="preserve"> à </w:t>
-            </w:r>
-            <w:proofErr w:type="spellStart"/>
-            <w:r>
-              <w:rPr>
-                <w:b/>
-                <w:szCs w:val="20"/>
-              </w:rPr>
-              <w:t>l’entrée</w:t>
-            </w:r>
-            <w:proofErr w:type="spellEnd"/>
-            <w:r>
-              <w:rPr>
-                <w:b/>
-                <w:szCs w:val="20"/>
-              </w:rPr>
-              <w:t xml:space="preserve"> </w:t>
-            </w:r>
-            <w:proofErr w:type="spellStart"/>
-            <w:r>
-              <w:rPr>
-                <w:b/>
-                <w:szCs w:val="20"/>
-              </w:rPr>
-              <w:t>en</w:t>
-            </w:r>
-            <w:proofErr w:type="spellEnd"/>
-            <w:r>
-              <w:rPr>
-                <w:b/>
-                <w:szCs w:val="20"/>
-              </w:rPr>
-              <w:t xml:space="preserve"> formation.</w:t>
+              <w:t>En cas de documents manquants, non conformes, illisibles ou non transmis dans les délais, l’accès à la formation pourra être refusé. Dans ce cas, aucune demande de remboursement ne pourra être acceptée, le refus d’accès étant lié au non-respect des obligations administratives préalables à l’entrée en formation.</w:t>
             </w:r>
           </w:p>
         </w:tc>
@@ -8708,37 +3611,12 @@
       <w:pPr>
         <w:spacing w:after="160"/>
       </w:pPr>
-      <w:proofErr w:type="spellStart"/>
       <w:r>
         <w:rPr>
           <w:b/>
           <w:sz w:val="22"/>
         </w:rPr>
-        <w:t>Comportement</w:t>
-      </w:r>
-      <w:proofErr w:type="spellEnd"/>
-      <w:r>
-        <w:rPr>
-          <w:b/>
-          <w:sz w:val="22"/>
-        </w:rPr>
-        <w:t xml:space="preserve"> </w:t>
-      </w:r>
-      <w:proofErr w:type="spellStart"/>
-      <w:r>
-        <w:rPr>
-          <w:b/>
-          <w:sz w:val="22"/>
-        </w:rPr>
-        <w:t>attendu</w:t>
-      </w:r>
-      <w:proofErr w:type="spellEnd"/>
-      <w:r>
-        <w:rPr>
-          <w:b/>
-          <w:sz w:val="22"/>
-        </w:rPr>
-        <w:t xml:space="preserve"> pendant la formation</w:t>
+        <w:t>Comportement attendu pendant la formation</w:t>
       </w:r>
     </w:p>
     <w:p>
@@ -8750,259 +3628,7 @@
         <w:rPr>
           <w:sz w:val="21"/>
         </w:rPr>
-        <w:t xml:space="preserve">Le bon </w:t>
-      </w:r>
-      <w:proofErr w:type="spellStart"/>
-      <w:r>
-        <w:rPr>
-          <w:sz w:val="21"/>
-        </w:rPr>
-        <w:t>déroulement</w:t>
-      </w:r>
-      <w:proofErr w:type="spellEnd"/>
-      <w:r>
-        <w:rPr>
-          <w:sz w:val="21"/>
-        </w:rPr>
-        <w:t xml:space="preserve"> de la formation repose sur </w:t>
-      </w:r>
-      <w:proofErr w:type="spellStart"/>
-      <w:r>
-        <w:rPr>
-          <w:sz w:val="21"/>
-        </w:rPr>
-        <w:t>une</w:t>
-      </w:r>
-      <w:proofErr w:type="spellEnd"/>
-      <w:r>
-        <w:rPr>
-          <w:sz w:val="21"/>
-        </w:rPr>
-        <w:t xml:space="preserve"> attitude </w:t>
-      </w:r>
-      <w:proofErr w:type="spellStart"/>
-      <w:r>
-        <w:rPr>
-          <w:sz w:val="21"/>
-        </w:rPr>
-        <w:t>sérieuse</w:t>
-      </w:r>
-      <w:proofErr w:type="spellEnd"/>
-      <w:r>
-        <w:rPr>
-          <w:sz w:val="21"/>
-        </w:rPr>
-        <w:t xml:space="preserve">, </w:t>
-      </w:r>
-      <w:proofErr w:type="spellStart"/>
-      <w:r>
-        <w:rPr>
-          <w:sz w:val="21"/>
-        </w:rPr>
-        <w:t>respectueuse</w:t>
-      </w:r>
-      <w:proofErr w:type="spellEnd"/>
-      <w:r>
-        <w:rPr>
-          <w:sz w:val="21"/>
-        </w:rPr>
-        <w:t xml:space="preserve"> et </w:t>
-      </w:r>
-      <w:proofErr w:type="spellStart"/>
-      <w:r>
-        <w:rPr>
-          <w:sz w:val="21"/>
-        </w:rPr>
-        <w:t>adaptée</w:t>
-      </w:r>
-      <w:proofErr w:type="spellEnd"/>
-      <w:r>
-        <w:rPr>
-          <w:sz w:val="21"/>
-        </w:rPr>
-        <w:t xml:space="preserve"> au cadre </w:t>
-      </w:r>
-      <w:proofErr w:type="spellStart"/>
-      <w:r>
-        <w:rPr>
-          <w:sz w:val="21"/>
-        </w:rPr>
-        <w:t>professionnel</w:t>
-      </w:r>
-      <w:proofErr w:type="spellEnd"/>
-      <w:r>
-        <w:rPr>
-          <w:sz w:val="21"/>
-        </w:rPr>
-        <w:t xml:space="preserve">. </w:t>
-      </w:r>
-      <w:proofErr w:type="spellStart"/>
-      <w:r>
-        <w:rPr>
-          <w:sz w:val="21"/>
-        </w:rPr>
-        <w:t>Chaque</w:t>
-      </w:r>
-      <w:proofErr w:type="spellEnd"/>
-      <w:r>
-        <w:rPr>
-          <w:sz w:val="21"/>
-        </w:rPr>
-        <w:t xml:space="preserve"> stagiaire </w:t>
-      </w:r>
-      <w:proofErr w:type="spellStart"/>
-      <w:r>
-        <w:rPr>
-          <w:sz w:val="21"/>
-        </w:rPr>
-        <w:t>s’engage</w:t>
-      </w:r>
-      <w:proofErr w:type="spellEnd"/>
-      <w:r>
-        <w:rPr>
-          <w:sz w:val="21"/>
-        </w:rPr>
-        <w:t xml:space="preserve"> à respecter les </w:t>
-      </w:r>
-      <w:proofErr w:type="spellStart"/>
-      <w:r>
-        <w:rPr>
-          <w:sz w:val="21"/>
-        </w:rPr>
-        <w:t>règles</w:t>
-      </w:r>
-      <w:proofErr w:type="spellEnd"/>
-      <w:r>
-        <w:rPr>
-          <w:sz w:val="21"/>
-        </w:rPr>
-        <w:t xml:space="preserve"> </w:t>
-      </w:r>
-      <w:proofErr w:type="spellStart"/>
-      <w:r>
-        <w:rPr>
-          <w:sz w:val="21"/>
-        </w:rPr>
-        <w:t>suivantes</w:t>
-      </w:r>
-      <w:proofErr w:type="spellEnd"/>
-      <w:r>
-        <w:rPr>
-          <w:sz w:val="21"/>
-        </w:rPr>
-        <w:t xml:space="preserve"> pendant toute la durée de la formation, à distance </w:t>
-      </w:r>
-      <w:proofErr w:type="spellStart"/>
-      <w:r>
-        <w:rPr>
-          <w:sz w:val="21"/>
-        </w:rPr>
-        <w:t>comme</w:t>
-      </w:r>
-      <w:proofErr w:type="spellEnd"/>
-      <w:r>
-        <w:rPr>
-          <w:sz w:val="21"/>
-        </w:rPr>
-        <w:t xml:space="preserve"> </w:t>
-      </w:r>
-      <w:proofErr w:type="spellStart"/>
-      <w:r>
-        <w:rPr>
-          <w:sz w:val="21"/>
-        </w:rPr>
-        <w:t>en</w:t>
-      </w:r>
-      <w:proofErr w:type="spellEnd"/>
-      <w:r>
-        <w:rPr>
-          <w:sz w:val="21"/>
-        </w:rPr>
-        <w:t xml:space="preserve"> </w:t>
-      </w:r>
-      <w:proofErr w:type="spellStart"/>
-      <w:r>
-        <w:rPr>
-          <w:sz w:val="21"/>
-        </w:rPr>
-        <w:t>présentiel</w:t>
-      </w:r>
-      <w:proofErr w:type="spellEnd"/>
-      <w:r>
-        <w:rPr>
-          <w:sz w:val="21"/>
-        </w:rPr>
-        <w:t xml:space="preserve">, y </w:t>
-      </w:r>
-      <w:proofErr w:type="spellStart"/>
-      <w:r>
-        <w:rPr>
-          <w:sz w:val="21"/>
-        </w:rPr>
-        <w:t>compris</w:t>
-      </w:r>
-      <w:proofErr w:type="spellEnd"/>
-      <w:r>
-        <w:rPr>
-          <w:sz w:val="21"/>
-        </w:rPr>
-        <w:t xml:space="preserve"> </w:t>
-      </w:r>
-      <w:proofErr w:type="spellStart"/>
-      <w:r>
-        <w:rPr>
-          <w:sz w:val="21"/>
-        </w:rPr>
-        <w:t>lors</w:t>
-      </w:r>
-      <w:proofErr w:type="spellEnd"/>
-      <w:r>
-        <w:rPr>
-          <w:sz w:val="21"/>
-        </w:rPr>
-        <w:t xml:space="preserve"> des pauses et dans </w:t>
-      </w:r>
-      <w:proofErr w:type="spellStart"/>
-      <w:r>
-        <w:rPr>
-          <w:sz w:val="21"/>
-        </w:rPr>
-        <w:t>l’ensemble</w:t>
-      </w:r>
-      <w:proofErr w:type="spellEnd"/>
-      <w:r>
-        <w:rPr>
-          <w:sz w:val="21"/>
-        </w:rPr>
-        <w:t xml:space="preserve"> des </w:t>
-      </w:r>
-      <w:proofErr w:type="spellStart"/>
-      <w:r>
-        <w:rPr>
-          <w:sz w:val="21"/>
-        </w:rPr>
-        <w:t>espaces</w:t>
-      </w:r>
-      <w:proofErr w:type="spellEnd"/>
-      <w:r>
-        <w:rPr>
-          <w:sz w:val="21"/>
-        </w:rPr>
-        <w:t xml:space="preserve"> </w:t>
-      </w:r>
-      <w:proofErr w:type="spellStart"/>
-      <w:r>
-        <w:rPr>
-          <w:sz w:val="21"/>
-        </w:rPr>
-        <w:t>utilisés</w:t>
-      </w:r>
-      <w:proofErr w:type="spellEnd"/>
-      <w:r>
-        <w:rPr>
-          <w:sz w:val="21"/>
-        </w:rPr>
-        <w:t xml:space="preserve"> pour la formation.</w:t>
+        <w:t>Le bon déroulement de la formation repose sur une attitude sérieuse, respectueuse et adaptée au cadre professionnel. Chaque stagiaire s’engage à respecter les règles suivantes pendant toute la durée de la formation, à distance comme en présentiel, y compris lors des pauses et dans l’ensemble des espaces utilisés pour la formation.</w:t>
       </w:r>
     </w:p>
     <w:tbl>
@@ -9054,217 +3680,7 @@
               <w:rPr>
                 <w:sz w:val="17"/>
               </w:rPr>
-              <w:t xml:space="preserve">Adopter </w:t>
-            </w:r>
-            <w:proofErr w:type="spellStart"/>
-            <w:r>
-              <w:rPr>
-                <w:sz w:val="17"/>
-              </w:rPr>
-              <w:t>une</w:t>
-            </w:r>
-            <w:proofErr w:type="spellEnd"/>
-            <w:r>
-              <w:rPr>
-                <w:sz w:val="17"/>
-              </w:rPr>
-              <w:t xml:space="preserve"> attitude </w:t>
-            </w:r>
-            <w:proofErr w:type="spellStart"/>
-            <w:r>
-              <w:rPr>
-                <w:sz w:val="17"/>
-              </w:rPr>
-              <w:t>respectueuse</w:t>
-            </w:r>
-            <w:proofErr w:type="spellEnd"/>
-            <w:r>
-              <w:rPr>
-                <w:sz w:val="17"/>
-              </w:rPr>
-              <w:t xml:space="preserve"> </w:t>
-            </w:r>
-            <w:proofErr w:type="spellStart"/>
-            <w:r>
-              <w:rPr>
-                <w:sz w:val="17"/>
-              </w:rPr>
-              <w:t>envers</w:t>
-            </w:r>
-            <w:proofErr w:type="spellEnd"/>
-            <w:r>
-              <w:rPr>
-                <w:sz w:val="17"/>
-              </w:rPr>
-              <w:t xml:space="preserve"> les </w:t>
-            </w:r>
-            <w:proofErr w:type="spellStart"/>
-            <w:r>
-              <w:rPr>
-                <w:sz w:val="17"/>
-              </w:rPr>
-              <w:t>formateurs</w:t>
-            </w:r>
-            <w:proofErr w:type="spellEnd"/>
-            <w:r>
-              <w:rPr>
-                <w:sz w:val="17"/>
-              </w:rPr>
-              <w:t xml:space="preserve">, les </w:t>
-            </w:r>
-            <w:proofErr w:type="spellStart"/>
-            <w:r>
-              <w:rPr>
-                <w:sz w:val="17"/>
-              </w:rPr>
-              <w:t>intervenants</w:t>
-            </w:r>
-            <w:proofErr w:type="spellEnd"/>
-            <w:r>
-              <w:rPr>
-                <w:sz w:val="17"/>
-              </w:rPr>
-              <w:t xml:space="preserve">, le personnel </w:t>
-            </w:r>
-            <w:proofErr w:type="spellStart"/>
-            <w:r>
-              <w:rPr>
-                <w:sz w:val="17"/>
-              </w:rPr>
-              <w:t>administratif</w:t>
-            </w:r>
-            <w:proofErr w:type="spellEnd"/>
-            <w:r>
-              <w:rPr>
-                <w:sz w:val="17"/>
-              </w:rPr>
-              <w:t xml:space="preserve"> et les </w:t>
-            </w:r>
-            <w:proofErr w:type="spellStart"/>
-            <w:r>
-              <w:rPr>
-                <w:sz w:val="17"/>
-              </w:rPr>
-              <w:t>autres</w:t>
-            </w:r>
-            <w:proofErr w:type="spellEnd"/>
-            <w:r>
-              <w:rPr>
-                <w:sz w:val="17"/>
-              </w:rPr>
-              <w:t xml:space="preserve"> stagiaires. Les </w:t>
-            </w:r>
-            <w:proofErr w:type="spellStart"/>
-            <w:r>
-              <w:rPr>
-                <w:sz w:val="17"/>
-              </w:rPr>
-              <w:t>propos</w:t>
-            </w:r>
-            <w:proofErr w:type="spellEnd"/>
-            <w:r>
-              <w:rPr>
-                <w:sz w:val="17"/>
-              </w:rPr>
-              <w:t xml:space="preserve"> </w:t>
-            </w:r>
-            <w:proofErr w:type="spellStart"/>
-            <w:r>
-              <w:rPr>
-                <w:sz w:val="17"/>
-              </w:rPr>
-              <w:t>déplacés</w:t>
-            </w:r>
-            <w:proofErr w:type="spellEnd"/>
-            <w:r>
-              <w:rPr>
-                <w:sz w:val="17"/>
-              </w:rPr>
-              <w:t xml:space="preserve">, </w:t>
-            </w:r>
-            <w:proofErr w:type="spellStart"/>
-            <w:r>
-              <w:rPr>
-                <w:sz w:val="17"/>
-              </w:rPr>
-              <w:t>insultes</w:t>
-            </w:r>
-            <w:proofErr w:type="spellEnd"/>
-            <w:r>
-              <w:rPr>
-                <w:sz w:val="17"/>
-              </w:rPr>
-              <w:t xml:space="preserve">, menaces </w:t>
-            </w:r>
-            <w:proofErr w:type="spellStart"/>
-            <w:r>
-              <w:rPr>
-                <w:sz w:val="17"/>
-              </w:rPr>
-              <w:t>ou</w:t>
-            </w:r>
-            <w:proofErr w:type="spellEnd"/>
-            <w:r>
-              <w:rPr>
-                <w:sz w:val="17"/>
-              </w:rPr>
-              <w:t xml:space="preserve"> </w:t>
-            </w:r>
-            <w:proofErr w:type="spellStart"/>
-            <w:r>
-              <w:rPr>
-                <w:sz w:val="17"/>
-              </w:rPr>
-              <w:t>comportements</w:t>
-            </w:r>
-            <w:proofErr w:type="spellEnd"/>
-            <w:r>
-              <w:rPr>
-                <w:sz w:val="17"/>
-              </w:rPr>
-              <w:t xml:space="preserve"> </w:t>
-            </w:r>
-            <w:proofErr w:type="spellStart"/>
-            <w:r>
-              <w:rPr>
-                <w:sz w:val="17"/>
-              </w:rPr>
-              <w:t>perturbateurs</w:t>
-            </w:r>
-            <w:proofErr w:type="spellEnd"/>
-            <w:r>
-              <w:rPr>
-                <w:sz w:val="17"/>
-              </w:rPr>
-              <w:t xml:space="preserve"> ne </w:t>
-            </w:r>
-            <w:proofErr w:type="spellStart"/>
-            <w:r>
-              <w:rPr>
-                <w:sz w:val="17"/>
-              </w:rPr>
-              <w:t>sont</w:t>
-            </w:r>
-            <w:proofErr w:type="spellEnd"/>
-            <w:r>
-              <w:rPr>
-                <w:sz w:val="17"/>
-              </w:rPr>
-              <w:t xml:space="preserve"> pas </w:t>
-            </w:r>
-            <w:proofErr w:type="spellStart"/>
-            <w:r>
-              <w:rPr>
-                <w:sz w:val="17"/>
-              </w:rPr>
-              <w:t>acceptés</w:t>
-            </w:r>
-            <w:proofErr w:type="spellEnd"/>
-            <w:r>
-              <w:rPr>
-                <w:sz w:val="17"/>
-              </w:rPr>
-              <w:t>.</w:t>
+              <w:t>Adopter une attitude respectueuse envers les formateurs, les intervenants, le personnel administratif et les autres stagiaires. Les propos déplacés, insultes, menaces ou comportements perturbateurs ne sont pas acceptés.</w:t>
             </w:r>
           </w:p>
         </w:tc>
@@ -9301,203 +3717,7 @@
               <w:rPr>
                 <w:sz w:val="17"/>
               </w:rPr>
-              <w:t xml:space="preserve">Se </w:t>
-            </w:r>
-            <w:proofErr w:type="spellStart"/>
-            <w:r>
-              <w:rPr>
-                <w:sz w:val="17"/>
-              </w:rPr>
-              <w:t>présenter</w:t>
-            </w:r>
-            <w:proofErr w:type="spellEnd"/>
-            <w:r>
-              <w:rPr>
-                <w:sz w:val="17"/>
-              </w:rPr>
-              <w:t xml:space="preserve"> avec </w:t>
-            </w:r>
-            <w:proofErr w:type="spellStart"/>
-            <w:r>
-              <w:rPr>
-                <w:sz w:val="17"/>
-              </w:rPr>
-              <w:t>une</w:t>
-            </w:r>
-            <w:proofErr w:type="spellEnd"/>
-            <w:r>
-              <w:rPr>
-                <w:sz w:val="17"/>
-              </w:rPr>
-              <w:t xml:space="preserve"> tenue </w:t>
-            </w:r>
-            <w:proofErr w:type="spellStart"/>
-            <w:r>
-              <w:rPr>
-                <w:sz w:val="17"/>
-              </w:rPr>
-              <w:t>correcte</w:t>
-            </w:r>
-            <w:proofErr w:type="spellEnd"/>
-            <w:r>
-              <w:rPr>
-                <w:sz w:val="17"/>
-              </w:rPr>
-              <w:t xml:space="preserve"> et </w:t>
-            </w:r>
-            <w:proofErr w:type="spellStart"/>
-            <w:r>
-              <w:rPr>
-                <w:sz w:val="17"/>
-              </w:rPr>
-              <w:t>adaptée</w:t>
-            </w:r>
-            <w:proofErr w:type="spellEnd"/>
-            <w:r>
-              <w:rPr>
-                <w:sz w:val="17"/>
-              </w:rPr>
-              <w:t xml:space="preserve"> à la </w:t>
-            </w:r>
-            <w:proofErr w:type="gramStart"/>
-            <w:r>
-              <w:rPr>
-                <w:sz w:val="17"/>
-              </w:rPr>
-              <w:t>formation :</w:t>
-            </w:r>
-            <w:proofErr w:type="gramEnd"/>
-            <w:r>
-              <w:rPr>
-                <w:sz w:val="17"/>
-              </w:rPr>
-              <w:t xml:space="preserve"> t-shirt </w:t>
-            </w:r>
-            <w:proofErr w:type="spellStart"/>
-            <w:r>
-              <w:rPr>
-                <w:sz w:val="17"/>
-              </w:rPr>
-              <w:t>ou</w:t>
-            </w:r>
-            <w:proofErr w:type="spellEnd"/>
-            <w:r>
-              <w:rPr>
-                <w:sz w:val="17"/>
-              </w:rPr>
-              <w:t xml:space="preserve"> haut correct, </w:t>
-            </w:r>
-            <w:proofErr w:type="spellStart"/>
-            <w:r>
-              <w:rPr>
-                <w:sz w:val="17"/>
-              </w:rPr>
-              <w:t>pantalon</w:t>
-            </w:r>
-            <w:proofErr w:type="spellEnd"/>
-            <w:r>
-              <w:rPr>
-                <w:sz w:val="17"/>
-              </w:rPr>
-              <w:t xml:space="preserve"> et chaussures. Les tenues de plage, </w:t>
-            </w:r>
-            <w:proofErr w:type="spellStart"/>
-            <w:r>
-              <w:rPr>
-                <w:sz w:val="17"/>
-              </w:rPr>
-              <w:t>claquettes</w:t>
-            </w:r>
-            <w:proofErr w:type="spellEnd"/>
-            <w:r>
-              <w:rPr>
-                <w:sz w:val="17"/>
-              </w:rPr>
-              <w:t xml:space="preserve"> </w:t>
-            </w:r>
-            <w:proofErr w:type="spellStart"/>
-            <w:r>
-              <w:rPr>
-                <w:sz w:val="17"/>
-              </w:rPr>
-              <w:t>ou</w:t>
-            </w:r>
-            <w:proofErr w:type="spellEnd"/>
-            <w:r>
-              <w:rPr>
-                <w:sz w:val="17"/>
-              </w:rPr>
-              <w:t xml:space="preserve"> </w:t>
-            </w:r>
-            <w:proofErr w:type="spellStart"/>
-            <w:r>
-              <w:rPr>
-                <w:sz w:val="17"/>
-              </w:rPr>
-              <w:t>vêtements</w:t>
-            </w:r>
-            <w:proofErr w:type="spellEnd"/>
-            <w:r>
-              <w:rPr>
-                <w:sz w:val="17"/>
-              </w:rPr>
-              <w:t xml:space="preserve"> incompatibles avec les </w:t>
-            </w:r>
-            <w:proofErr w:type="spellStart"/>
-            <w:r>
-              <w:rPr>
-                <w:sz w:val="17"/>
-              </w:rPr>
-              <w:t>exercices</w:t>
-            </w:r>
-            <w:proofErr w:type="spellEnd"/>
-            <w:r>
-              <w:rPr>
-                <w:sz w:val="17"/>
-              </w:rPr>
-              <w:t xml:space="preserve"> pratiques </w:t>
-            </w:r>
-            <w:proofErr w:type="spellStart"/>
-            <w:r>
-              <w:rPr>
-                <w:sz w:val="17"/>
-              </w:rPr>
-              <w:t>peuvent</w:t>
-            </w:r>
-            <w:proofErr w:type="spellEnd"/>
-            <w:r>
-              <w:rPr>
-                <w:sz w:val="17"/>
-              </w:rPr>
-              <w:t xml:space="preserve"> </w:t>
-            </w:r>
-            <w:proofErr w:type="spellStart"/>
-            <w:r>
-              <w:rPr>
-                <w:sz w:val="17"/>
-              </w:rPr>
-              <w:t>être</w:t>
-            </w:r>
-            <w:proofErr w:type="spellEnd"/>
-            <w:r>
-              <w:rPr>
-                <w:sz w:val="17"/>
-              </w:rPr>
-              <w:t xml:space="preserve"> </w:t>
-            </w:r>
-            <w:proofErr w:type="spellStart"/>
-            <w:r>
-              <w:rPr>
-                <w:sz w:val="17"/>
-              </w:rPr>
-              <w:t>refusés</w:t>
-            </w:r>
-            <w:proofErr w:type="spellEnd"/>
-            <w:r>
-              <w:rPr>
-                <w:sz w:val="17"/>
-              </w:rPr>
-              <w:t>.</w:t>
+              <w:t>Se présenter avec une tenue correcte et adaptée à la formation : t-shirt ou haut correct, pantalon et chaussures. Les tenues de plage, claquettes ou vêtements incompatibles avec les exercices pratiques peuvent être refusés.</w:t>
             </w:r>
           </w:p>
         </w:tc>
@@ -9534,189 +3754,7 @@
               <w:rPr>
                 <w:sz w:val="17"/>
               </w:rPr>
-              <w:t xml:space="preserve">Respecter les </w:t>
-            </w:r>
-            <w:proofErr w:type="spellStart"/>
-            <w:r>
-              <w:rPr>
-                <w:sz w:val="17"/>
-              </w:rPr>
-              <w:t>locaux</w:t>
-            </w:r>
-            <w:proofErr w:type="spellEnd"/>
-            <w:r>
-              <w:rPr>
-                <w:sz w:val="17"/>
-              </w:rPr>
-              <w:t xml:space="preserve">, les </w:t>
-            </w:r>
-            <w:proofErr w:type="spellStart"/>
-            <w:r>
-              <w:rPr>
-                <w:sz w:val="17"/>
-              </w:rPr>
-              <w:t>espaces</w:t>
-            </w:r>
-            <w:proofErr w:type="spellEnd"/>
-            <w:r>
-              <w:rPr>
-                <w:sz w:val="17"/>
-              </w:rPr>
-              <w:t xml:space="preserve"> </w:t>
-            </w:r>
-            <w:proofErr w:type="spellStart"/>
-            <w:r>
-              <w:rPr>
-                <w:sz w:val="17"/>
-              </w:rPr>
-              <w:t>communs</w:t>
-            </w:r>
-            <w:proofErr w:type="spellEnd"/>
-            <w:r>
-              <w:rPr>
-                <w:sz w:val="17"/>
-              </w:rPr>
-              <w:t xml:space="preserve">, le matériel </w:t>
-            </w:r>
-            <w:proofErr w:type="spellStart"/>
-            <w:r>
-              <w:rPr>
-                <w:sz w:val="17"/>
-              </w:rPr>
-              <w:t>pédagogique</w:t>
-            </w:r>
-            <w:proofErr w:type="spellEnd"/>
-            <w:r>
-              <w:rPr>
-                <w:sz w:val="17"/>
-              </w:rPr>
-              <w:t xml:space="preserve"> et les </w:t>
-            </w:r>
-            <w:proofErr w:type="spellStart"/>
-            <w:r>
-              <w:rPr>
-                <w:sz w:val="17"/>
-              </w:rPr>
-              <w:t>consignes</w:t>
-            </w:r>
-            <w:proofErr w:type="spellEnd"/>
-            <w:r>
-              <w:rPr>
-                <w:sz w:val="17"/>
-              </w:rPr>
-              <w:t xml:space="preserve"> de sécurité et de </w:t>
-            </w:r>
-            <w:proofErr w:type="spellStart"/>
-            <w:r>
-              <w:rPr>
-                <w:sz w:val="17"/>
-              </w:rPr>
-              <w:t>propreté</w:t>
-            </w:r>
-            <w:proofErr w:type="spellEnd"/>
-            <w:r>
-              <w:rPr>
-                <w:sz w:val="17"/>
-              </w:rPr>
-              <w:t xml:space="preserve">. Toute </w:t>
-            </w:r>
-            <w:proofErr w:type="spellStart"/>
-            <w:r>
-              <w:rPr>
-                <w:sz w:val="17"/>
-              </w:rPr>
-              <w:t>dégradation</w:t>
-            </w:r>
-            <w:proofErr w:type="spellEnd"/>
-            <w:r>
-              <w:rPr>
-                <w:sz w:val="17"/>
-              </w:rPr>
-              <w:t xml:space="preserve"> </w:t>
-            </w:r>
-            <w:proofErr w:type="spellStart"/>
-            <w:r>
-              <w:rPr>
-                <w:sz w:val="17"/>
-              </w:rPr>
-              <w:t>ou</w:t>
-            </w:r>
-            <w:proofErr w:type="spellEnd"/>
-            <w:r>
-              <w:rPr>
-                <w:sz w:val="17"/>
-              </w:rPr>
-              <w:t xml:space="preserve"> </w:t>
-            </w:r>
-            <w:proofErr w:type="spellStart"/>
-            <w:r>
-              <w:rPr>
-                <w:sz w:val="17"/>
-              </w:rPr>
-              <w:t>utilisation</w:t>
-            </w:r>
-            <w:proofErr w:type="spellEnd"/>
-            <w:r>
-              <w:rPr>
-                <w:sz w:val="17"/>
-              </w:rPr>
-              <w:t xml:space="preserve"> </w:t>
-            </w:r>
-            <w:proofErr w:type="spellStart"/>
-            <w:r>
-              <w:rPr>
-                <w:sz w:val="17"/>
-              </w:rPr>
-              <w:t>inappropriée</w:t>
-            </w:r>
-            <w:proofErr w:type="spellEnd"/>
-            <w:r>
-              <w:rPr>
-                <w:sz w:val="17"/>
-              </w:rPr>
-              <w:t xml:space="preserve"> du matériel </w:t>
-            </w:r>
-            <w:proofErr w:type="spellStart"/>
-            <w:r>
-              <w:rPr>
-                <w:sz w:val="17"/>
-              </w:rPr>
-              <w:t>pourra</w:t>
-            </w:r>
-            <w:proofErr w:type="spellEnd"/>
-            <w:r>
-              <w:rPr>
-                <w:sz w:val="17"/>
-              </w:rPr>
-              <w:t xml:space="preserve"> </w:t>
-            </w:r>
-            <w:proofErr w:type="spellStart"/>
-            <w:r>
-              <w:rPr>
-                <w:sz w:val="17"/>
-              </w:rPr>
-              <w:t>entraîner</w:t>
-            </w:r>
-            <w:proofErr w:type="spellEnd"/>
-            <w:r>
-              <w:rPr>
-                <w:sz w:val="17"/>
-              </w:rPr>
-              <w:t xml:space="preserve"> des suites </w:t>
-            </w:r>
-            <w:proofErr w:type="spellStart"/>
-            <w:r>
-              <w:rPr>
-                <w:sz w:val="17"/>
-              </w:rPr>
-              <w:t>disciplinaires</w:t>
-            </w:r>
-            <w:proofErr w:type="spellEnd"/>
-            <w:r>
-              <w:rPr>
-                <w:sz w:val="17"/>
-              </w:rPr>
-              <w:t>.</w:t>
+              <w:t>Respecter les locaux, les espaces communs, le matériel pédagogique et les consignes de sécurité et de propreté. Toute dégradation ou utilisation inappropriée du matériel pourra entraîner des suites disciplinaires.</w:t>
             </w:r>
           </w:p>
         </w:tc>
@@ -9755,148 +3793,12 @@
             <w:pPr>
               <w:spacing w:after="120"/>
             </w:pPr>
-            <w:proofErr w:type="spellStart"/>
             <w:r>
               <w:rPr>
                 <w:b/>
                 <w:sz w:val="21"/>
               </w:rPr>
-              <w:t>Règles</w:t>
-            </w:r>
-            <w:proofErr w:type="spellEnd"/>
-            <w:r>
-              <w:rPr>
-                <w:b/>
-                <w:sz w:val="21"/>
-              </w:rPr>
-              <w:t xml:space="preserve"> </w:t>
-            </w:r>
-            <w:proofErr w:type="spellStart"/>
-            <w:r>
-              <w:rPr>
-                <w:b/>
-                <w:sz w:val="21"/>
-              </w:rPr>
-              <w:t>complémentaires</w:t>
-            </w:r>
-            <w:proofErr w:type="spellEnd"/>
-          </w:p>
-          <w:p>
-            <w:pPr>
-              <w:spacing w:after="40"/>
-              <w:ind w:left="198" w:hanging="142"/>
-            </w:pPr>
-            <w:r>
-              <w:rPr>
-                <w:b/>
-                <w:color w:val="B88918"/>
-                <w:sz w:val="19"/>
-              </w:rPr>
-              <w:t xml:space="preserve">• </w:t>
-            </w:r>
-            <w:r>
-              <w:rPr>
-                <w:sz w:val="19"/>
-              </w:rPr>
-              <w:t xml:space="preserve">Respecter les </w:t>
-            </w:r>
-            <w:proofErr w:type="spellStart"/>
-            <w:r>
-              <w:rPr>
-                <w:sz w:val="19"/>
-              </w:rPr>
-              <w:t>horaires</w:t>
-            </w:r>
-            <w:proofErr w:type="spellEnd"/>
-            <w:r>
-              <w:rPr>
-                <w:sz w:val="19"/>
-              </w:rPr>
-              <w:t xml:space="preserve"> de formation et </w:t>
-            </w:r>
-            <w:proofErr w:type="spellStart"/>
-            <w:r>
-              <w:rPr>
-                <w:sz w:val="19"/>
-              </w:rPr>
-              <w:t>prévenir</w:t>
-            </w:r>
-            <w:proofErr w:type="spellEnd"/>
-            <w:r>
-              <w:rPr>
-                <w:sz w:val="19"/>
-              </w:rPr>
-              <w:t xml:space="preserve"> le </w:t>
-            </w:r>
-            <w:proofErr w:type="spellStart"/>
-            <w:r>
-              <w:rPr>
-                <w:sz w:val="19"/>
-              </w:rPr>
-              <w:t>centre</w:t>
-            </w:r>
-            <w:proofErr w:type="spellEnd"/>
-            <w:r>
-              <w:rPr>
-                <w:sz w:val="19"/>
-              </w:rPr>
-              <w:t xml:space="preserve"> </w:t>
-            </w:r>
-            <w:proofErr w:type="spellStart"/>
-            <w:r>
-              <w:rPr>
-                <w:sz w:val="19"/>
-              </w:rPr>
-              <w:t>en</w:t>
-            </w:r>
-            <w:proofErr w:type="spellEnd"/>
-            <w:r>
-              <w:rPr>
-                <w:sz w:val="19"/>
-              </w:rPr>
-              <w:t xml:space="preserve"> </w:t>
-            </w:r>
-            <w:proofErr w:type="spellStart"/>
-            <w:r>
-              <w:rPr>
-                <w:sz w:val="19"/>
-              </w:rPr>
-              <w:t>cas</w:t>
-            </w:r>
-            <w:proofErr w:type="spellEnd"/>
-            <w:r>
-              <w:rPr>
-                <w:sz w:val="19"/>
-              </w:rPr>
-              <w:t xml:space="preserve"> </w:t>
-            </w:r>
-            <w:proofErr w:type="spellStart"/>
-            <w:r>
-              <w:rPr>
-                <w:sz w:val="19"/>
-              </w:rPr>
-              <w:t>d’absence</w:t>
-            </w:r>
-            <w:proofErr w:type="spellEnd"/>
-            <w:r>
-              <w:rPr>
-                <w:sz w:val="19"/>
-              </w:rPr>
-              <w:t xml:space="preserve"> </w:t>
-            </w:r>
-            <w:proofErr w:type="spellStart"/>
-            <w:r>
-              <w:rPr>
-                <w:sz w:val="19"/>
-              </w:rPr>
-              <w:t>ou</w:t>
-            </w:r>
-            <w:proofErr w:type="spellEnd"/>
-            <w:r>
-              <w:rPr>
-                <w:sz w:val="19"/>
-              </w:rPr>
-              <w:t xml:space="preserve"> de retard.</w:t>
+              <w:t>Règles complémentaires</w:t>
             </w:r>
           </w:p>
           <w:p>
@@ -9916,91 +3818,7 @@
               <w:rPr>
                 <w:sz w:val="19"/>
               </w:rPr>
-              <w:t xml:space="preserve">Respecter les </w:t>
-            </w:r>
-            <w:proofErr w:type="spellStart"/>
-            <w:r>
-              <w:rPr>
-                <w:sz w:val="19"/>
-              </w:rPr>
-              <w:t>consignes</w:t>
-            </w:r>
-            <w:proofErr w:type="spellEnd"/>
-            <w:r>
-              <w:rPr>
-                <w:sz w:val="19"/>
-              </w:rPr>
-              <w:t xml:space="preserve"> données par les </w:t>
-            </w:r>
-            <w:proofErr w:type="spellStart"/>
-            <w:r>
-              <w:rPr>
-                <w:sz w:val="19"/>
-              </w:rPr>
-              <w:t>formateurs</w:t>
-            </w:r>
-            <w:proofErr w:type="spellEnd"/>
-            <w:r>
-              <w:rPr>
-                <w:sz w:val="19"/>
-              </w:rPr>
-              <w:t xml:space="preserve"> et les </w:t>
-            </w:r>
-            <w:proofErr w:type="spellStart"/>
-            <w:r>
-              <w:rPr>
-                <w:sz w:val="19"/>
-              </w:rPr>
-              <w:t>intervenants</w:t>
-            </w:r>
-            <w:proofErr w:type="spellEnd"/>
-            <w:r>
-              <w:rPr>
-                <w:sz w:val="19"/>
-              </w:rPr>
-              <w:t xml:space="preserve">, </w:t>
-            </w:r>
-            <w:proofErr w:type="spellStart"/>
-            <w:r>
-              <w:rPr>
-                <w:sz w:val="19"/>
-              </w:rPr>
-              <w:t>notamment</w:t>
-            </w:r>
-            <w:proofErr w:type="spellEnd"/>
-            <w:r>
-              <w:rPr>
-                <w:sz w:val="19"/>
-              </w:rPr>
-              <w:t xml:space="preserve"> </w:t>
-            </w:r>
-            <w:proofErr w:type="spellStart"/>
-            <w:r>
-              <w:rPr>
-                <w:sz w:val="19"/>
-              </w:rPr>
-              <w:t>lors</w:t>
-            </w:r>
-            <w:proofErr w:type="spellEnd"/>
-            <w:r>
-              <w:rPr>
-                <w:sz w:val="19"/>
-              </w:rPr>
-              <w:t xml:space="preserve"> des </w:t>
-            </w:r>
-            <w:proofErr w:type="spellStart"/>
-            <w:r>
-              <w:rPr>
-                <w:sz w:val="19"/>
-              </w:rPr>
-              <w:t>exercices</w:t>
-            </w:r>
-            <w:proofErr w:type="spellEnd"/>
-            <w:r>
-              <w:rPr>
-                <w:sz w:val="19"/>
-              </w:rPr>
-              <w:t xml:space="preserve"> pratiques.</w:t>
+              <w:t>Respecter les horaires de formation et prévenir le centre en cas d’absence ou de retard.</w:t>
             </w:r>
           </w:p>
           <w:p>
@@ -10016,103 +3834,11 @@
               </w:rPr>
               <w:t xml:space="preserve">• </w:t>
             </w:r>
-            <w:proofErr w:type="spellStart"/>
             <w:r>
               <w:rPr>
                 <w:sz w:val="19"/>
               </w:rPr>
-              <w:t>Éviter</w:t>
-            </w:r>
-            <w:proofErr w:type="spellEnd"/>
-            <w:r>
-              <w:rPr>
-                <w:sz w:val="19"/>
-              </w:rPr>
-              <w:t xml:space="preserve"> toute </w:t>
-            </w:r>
-            <w:proofErr w:type="spellStart"/>
-            <w:r>
-              <w:rPr>
-                <w:sz w:val="19"/>
-              </w:rPr>
-              <w:t>utilisation</w:t>
-            </w:r>
-            <w:proofErr w:type="spellEnd"/>
-            <w:r>
-              <w:rPr>
-                <w:sz w:val="19"/>
-              </w:rPr>
-              <w:t xml:space="preserve"> du </w:t>
-            </w:r>
-            <w:proofErr w:type="spellStart"/>
-            <w:r>
-              <w:rPr>
-                <w:sz w:val="19"/>
-              </w:rPr>
-              <w:t>téléphone</w:t>
-            </w:r>
-            <w:proofErr w:type="spellEnd"/>
-            <w:r>
-              <w:rPr>
-                <w:sz w:val="19"/>
-              </w:rPr>
-              <w:t xml:space="preserve"> portable </w:t>
-            </w:r>
-            <w:proofErr w:type="spellStart"/>
-            <w:r>
-              <w:rPr>
-                <w:sz w:val="19"/>
-              </w:rPr>
-              <w:t>ou</w:t>
-            </w:r>
-            <w:proofErr w:type="spellEnd"/>
-            <w:r>
-              <w:rPr>
-                <w:sz w:val="19"/>
-              </w:rPr>
-              <w:t xml:space="preserve"> tout </w:t>
-            </w:r>
-            <w:proofErr w:type="spellStart"/>
-            <w:r>
-              <w:rPr>
-                <w:sz w:val="19"/>
-              </w:rPr>
-              <w:t>comportement</w:t>
-            </w:r>
-            <w:proofErr w:type="spellEnd"/>
-            <w:r>
-              <w:rPr>
-                <w:sz w:val="19"/>
-              </w:rPr>
-              <w:t xml:space="preserve"> susceptible de </w:t>
-            </w:r>
-            <w:proofErr w:type="spellStart"/>
-            <w:r>
-              <w:rPr>
-                <w:sz w:val="19"/>
-              </w:rPr>
-              <w:t>perturber</w:t>
-            </w:r>
-            <w:proofErr w:type="spellEnd"/>
-            <w:r>
-              <w:rPr>
-                <w:sz w:val="19"/>
-              </w:rPr>
-              <w:t xml:space="preserve"> le </w:t>
-            </w:r>
-            <w:proofErr w:type="spellStart"/>
-            <w:r>
-              <w:rPr>
-                <w:sz w:val="19"/>
-              </w:rPr>
-              <w:t>cours</w:t>
-            </w:r>
-            <w:proofErr w:type="spellEnd"/>
-            <w:r>
-              <w:rPr>
-                <w:sz w:val="19"/>
-              </w:rPr>
-              <w:t>.</w:t>
+              <w:t>Respecter les consignes données par les formateurs et les intervenants, notamment lors des exercices pratiques.</w:t>
             </w:r>
           </w:p>
           <w:p>
@@ -10128,75 +3854,31 @@
               </w:rPr>
               <w:t xml:space="preserve">• </w:t>
             </w:r>
-            <w:proofErr w:type="spellStart"/>
             <w:r>
               <w:rPr>
                 <w:sz w:val="19"/>
               </w:rPr>
-              <w:t>Maintenir</w:t>
+              <w:t>Éviter toute utilisation du téléphone portable ou tout comportement susceptible de perturber le cours.</w:t>
             </w:r>
-            <w:proofErr w:type="spellEnd"/>
+          </w:p>
+          <w:p>
+            <w:pPr>
+              <w:spacing w:after="40"/>
+              <w:ind w:left="198" w:hanging="142"/>
+            </w:pPr>
+            <w:r>
+              <w:rPr>
+                <w:b/>
+                <w:color w:val="B88918"/>
+                <w:sz w:val="19"/>
+              </w:rPr>
+              <w:t xml:space="preserve">• </w:t>
+            </w:r>
             <w:r>
               <w:rPr>
                 <w:sz w:val="19"/>
               </w:rPr>
-              <w:t xml:space="preserve"> les salles, sanitaires, </w:t>
-            </w:r>
-            <w:proofErr w:type="spellStart"/>
-            <w:r>
-              <w:rPr>
-                <w:sz w:val="19"/>
-              </w:rPr>
-              <w:t>espaces</w:t>
-            </w:r>
-            <w:proofErr w:type="spellEnd"/>
-            <w:r>
-              <w:rPr>
-                <w:sz w:val="19"/>
-              </w:rPr>
-              <w:t xml:space="preserve"> de pause et abords du </w:t>
-            </w:r>
-            <w:proofErr w:type="spellStart"/>
-            <w:r>
-              <w:rPr>
-                <w:sz w:val="19"/>
-              </w:rPr>
-              <w:t>centre</w:t>
-            </w:r>
-            <w:proofErr w:type="spellEnd"/>
-            <w:r>
-              <w:rPr>
-                <w:sz w:val="19"/>
-              </w:rPr>
-              <w:t xml:space="preserve"> </w:t>
-            </w:r>
-            <w:proofErr w:type="spellStart"/>
-            <w:r>
-              <w:rPr>
-                <w:sz w:val="19"/>
-              </w:rPr>
-              <w:t>propres</w:t>
-            </w:r>
-            <w:proofErr w:type="spellEnd"/>
-            <w:r>
-              <w:rPr>
-                <w:sz w:val="19"/>
-              </w:rPr>
-              <w:t xml:space="preserve"> et </w:t>
-            </w:r>
-            <w:proofErr w:type="spellStart"/>
-            <w:r>
-              <w:rPr>
-                <w:sz w:val="19"/>
-              </w:rPr>
-              <w:t>en</w:t>
-            </w:r>
-            <w:proofErr w:type="spellEnd"/>
-            <w:r>
-              <w:rPr>
-                <w:sz w:val="19"/>
-              </w:rPr>
-              <w:t xml:space="preserve"> bon état.</w:t>
+              <w:t>Maintenir les salles, sanitaires, espaces de pause et abords du centre propres et en bon état.</w:t>
             </w:r>
           </w:p>
         </w:tc>
@@ -10236,21 +3918,12 @@
               <w:spacing w:after="0"/>
               <w:jc w:val="both"/>
             </w:pPr>
-            <w:proofErr w:type="gramStart"/>
             <w:r>
               <w:rPr>
                 <w:b/>
                 <w:color w:val="D32F2F"/>
               </w:rPr>
-              <w:t>Important :</w:t>
-            </w:r>
-            <w:proofErr w:type="gramEnd"/>
-            <w:r>
-              <w:rPr>
-                <w:b/>
-                <w:color w:val="D32F2F"/>
-              </w:rPr>
-              <w:t xml:space="preserve"> </w:t>
+              <w:t xml:space="preserve">Important : </w:t>
             </w:r>
             <w:r>
               <w:rPr>
@@ -10262,301 +3935,7 @@
               <w:rPr>
                 <w:b/>
               </w:rPr>
-              <w:t xml:space="preserve">out </w:t>
-            </w:r>
-            <w:proofErr w:type="spellStart"/>
-            <w:r>
-              <w:rPr>
-                <w:b/>
-              </w:rPr>
-              <w:t>comportement</w:t>
-            </w:r>
-            <w:proofErr w:type="spellEnd"/>
-            <w:r>
-              <w:rPr>
-                <w:b/>
-              </w:rPr>
-              <w:t xml:space="preserve"> </w:t>
-            </w:r>
-            <w:proofErr w:type="spellStart"/>
-            <w:r>
-              <w:rPr>
-                <w:b/>
-              </w:rPr>
-              <w:t>irrespectueux</w:t>
-            </w:r>
-            <w:proofErr w:type="spellEnd"/>
-            <w:r>
-              <w:rPr>
-                <w:b/>
-              </w:rPr>
-              <w:t xml:space="preserve">, toute tenue </w:t>
-            </w:r>
-            <w:proofErr w:type="spellStart"/>
-            <w:r>
-              <w:rPr>
-                <w:b/>
-              </w:rPr>
-              <w:t>inadaptée</w:t>
-            </w:r>
-            <w:proofErr w:type="spellEnd"/>
-            <w:r>
-              <w:rPr>
-                <w:b/>
-              </w:rPr>
-              <w:t xml:space="preserve">, toute </w:t>
-            </w:r>
-            <w:proofErr w:type="spellStart"/>
-            <w:r>
-              <w:rPr>
-                <w:b/>
-              </w:rPr>
-              <w:t>dégradation</w:t>
-            </w:r>
-            <w:proofErr w:type="spellEnd"/>
-            <w:r>
-              <w:rPr>
-                <w:b/>
-              </w:rPr>
-              <w:t xml:space="preserve"> des </w:t>
-            </w:r>
-            <w:proofErr w:type="spellStart"/>
-            <w:r>
-              <w:rPr>
-                <w:b/>
-              </w:rPr>
-              <w:t>locaux</w:t>
-            </w:r>
-            <w:proofErr w:type="spellEnd"/>
-            <w:r>
-              <w:rPr>
-                <w:b/>
-              </w:rPr>
-              <w:t xml:space="preserve"> </w:t>
-            </w:r>
-            <w:proofErr w:type="spellStart"/>
-            <w:r>
-              <w:rPr>
-                <w:b/>
-              </w:rPr>
-              <w:t>ou</w:t>
-            </w:r>
-            <w:proofErr w:type="spellEnd"/>
-            <w:r>
-              <w:rPr>
-                <w:b/>
-              </w:rPr>
-              <w:t xml:space="preserve"> tout non-respect des </w:t>
-            </w:r>
-            <w:proofErr w:type="spellStart"/>
-            <w:r>
-              <w:rPr>
-                <w:b/>
-              </w:rPr>
-              <w:t>consignes</w:t>
-            </w:r>
-            <w:proofErr w:type="spellEnd"/>
-            <w:r>
-              <w:rPr>
-                <w:b/>
-              </w:rPr>
-              <w:t xml:space="preserve"> </w:t>
-            </w:r>
-            <w:proofErr w:type="spellStart"/>
-            <w:r>
-              <w:rPr>
-                <w:b/>
-              </w:rPr>
-              <w:t>pourra</w:t>
-            </w:r>
-            <w:proofErr w:type="spellEnd"/>
-            <w:r>
-              <w:rPr>
-                <w:b/>
-              </w:rPr>
-              <w:t xml:space="preserve"> </w:t>
-            </w:r>
-            <w:proofErr w:type="spellStart"/>
-            <w:r>
-              <w:rPr>
-                <w:b/>
-              </w:rPr>
-              <w:t>entraîner</w:t>
-            </w:r>
-            <w:proofErr w:type="spellEnd"/>
-            <w:r>
-              <w:rPr>
-                <w:b/>
-              </w:rPr>
-              <w:t xml:space="preserve"> un rappel à </w:t>
-            </w:r>
-            <w:proofErr w:type="spellStart"/>
-            <w:r>
-              <w:rPr>
-                <w:b/>
-              </w:rPr>
-              <w:t>l’ordre</w:t>
-            </w:r>
-            <w:proofErr w:type="spellEnd"/>
-            <w:r>
-              <w:rPr>
-                <w:b/>
-              </w:rPr>
-              <w:t xml:space="preserve">, </w:t>
-            </w:r>
-            <w:proofErr w:type="spellStart"/>
-            <w:r>
-              <w:rPr>
-                <w:b/>
-              </w:rPr>
-              <w:t>une</w:t>
-            </w:r>
-            <w:proofErr w:type="spellEnd"/>
-            <w:r>
-              <w:rPr>
-                <w:b/>
-              </w:rPr>
-              <w:t xml:space="preserve"> exclusion </w:t>
-            </w:r>
-            <w:proofErr w:type="spellStart"/>
-            <w:r>
-              <w:rPr>
-                <w:b/>
-              </w:rPr>
-              <w:t>temporaire</w:t>
-            </w:r>
-            <w:proofErr w:type="spellEnd"/>
-            <w:r>
-              <w:rPr>
-                <w:b/>
-              </w:rPr>
-              <w:t xml:space="preserve"> </w:t>
-            </w:r>
-            <w:proofErr w:type="spellStart"/>
-            <w:r>
-              <w:rPr>
-                <w:b/>
-              </w:rPr>
-              <w:t>ou</w:t>
-            </w:r>
-            <w:proofErr w:type="spellEnd"/>
-            <w:r>
-              <w:rPr>
-                <w:b/>
-              </w:rPr>
-              <w:t xml:space="preserve"> </w:t>
-            </w:r>
-            <w:proofErr w:type="spellStart"/>
-            <w:r>
-              <w:rPr>
-                <w:b/>
-              </w:rPr>
-              <w:t>définitive</w:t>
-            </w:r>
-            <w:proofErr w:type="spellEnd"/>
-            <w:r>
-              <w:rPr>
-                <w:b/>
-              </w:rPr>
-              <w:t xml:space="preserve"> de la formation, </w:t>
-            </w:r>
-            <w:proofErr w:type="spellStart"/>
-            <w:r>
-              <w:rPr>
-                <w:b/>
-              </w:rPr>
-              <w:t>ainsi</w:t>
-            </w:r>
-            <w:proofErr w:type="spellEnd"/>
-            <w:r>
-              <w:rPr>
-                <w:b/>
-              </w:rPr>
-              <w:t xml:space="preserve"> </w:t>
-            </w:r>
-            <w:proofErr w:type="spellStart"/>
-            <w:r>
-              <w:rPr>
-                <w:b/>
-              </w:rPr>
-              <w:t>que</w:t>
-            </w:r>
-            <w:proofErr w:type="spellEnd"/>
-            <w:r>
-              <w:rPr>
-                <w:b/>
-              </w:rPr>
-              <w:t xml:space="preserve"> </w:t>
-            </w:r>
-            <w:proofErr w:type="spellStart"/>
-            <w:r>
-              <w:rPr>
-                <w:b/>
-              </w:rPr>
-              <w:t>l’impossibilité</w:t>
-            </w:r>
-            <w:proofErr w:type="spellEnd"/>
-            <w:r>
-              <w:rPr>
-                <w:b/>
-              </w:rPr>
-              <w:t xml:space="preserve"> de se </w:t>
-            </w:r>
-            <w:proofErr w:type="spellStart"/>
-            <w:r>
-              <w:rPr>
-                <w:b/>
-              </w:rPr>
-              <w:t>présenter</w:t>
-            </w:r>
-            <w:proofErr w:type="spellEnd"/>
-            <w:r>
-              <w:rPr>
-                <w:b/>
-              </w:rPr>
-              <w:t xml:space="preserve"> à </w:t>
-            </w:r>
-            <w:proofErr w:type="spellStart"/>
-            <w:r>
-              <w:rPr>
-                <w:b/>
-              </w:rPr>
-              <w:t>l’examen</w:t>
-            </w:r>
-            <w:proofErr w:type="spellEnd"/>
-            <w:r>
-              <w:rPr>
-                <w:b/>
-              </w:rPr>
-              <w:t xml:space="preserve"> le </w:t>
-            </w:r>
-            <w:proofErr w:type="spellStart"/>
-            <w:r>
-              <w:rPr>
-                <w:b/>
-              </w:rPr>
-              <w:t>cas</w:t>
-            </w:r>
-            <w:proofErr w:type="spellEnd"/>
-            <w:r>
-              <w:rPr>
-                <w:b/>
-              </w:rPr>
-              <w:t xml:space="preserve"> </w:t>
-            </w:r>
-            <w:proofErr w:type="spellStart"/>
-            <w:r>
-              <w:rPr>
-                <w:b/>
-              </w:rPr>
-              <w:t>échéant</w:t>
-            </w:r>
-            <w:proofErr w:type="spellEnd"/>
-            <w:r>
-              <w:rPr>
-                <w:b/>
-              </w:rPr>
-              <w:t>.</w:t>
+              <w:t>out comportement irrespectueux, toute tenue inadaptée, toute dégradation des locaux ou tout non-respect des consignes pourra entraîner un rappel à l’ordre, une exclusion temporaire ou définitive de la formation, ainsi que l’impossibilité de se présenter à l’examen le cas échéant.</w:t>
             </w:r>
           </w:p>
         </w:tc>
@@ -10639,53 +4018,19 @@
         </w:pBdr>
         <w:spacing w:before="40" w:after="0"/>
       </w:pPr>
-      <w:proofErr w:type="spellStart"/>
-      <w:proofErr w:type="gramStart"/>
       <w:r>
         <w:rPr>
           <w:b/>
           <w:sz w:val="19"/>
         </w:rPr>
-        <w:t>Adresse</w:t>
-      </w:r>
-      <w:proofErr w:type="spellEnd"/>
-      <w:r>
-        <w:rPr>
-          <w:b/>
-          <w:sz w:val="19"/>
-        </w:rPr>
-        <w:t xml:space="preserve"> :</w:t>
-      </w:r>
-      <w:proofErr w:type="gramEnd"/>
-      <w:r>
-        <w:rPr>
-          <w:b/>
-          <w:sz w:val="19"/>
-        </w:rPr>
-        <w:t xml:space="preserve"> </w:t>
+        <w:t xml:space="preserve">Adresse : </w:t>
       </w:r>
       <w:r>
         <w:rPr>
           <w:b/>
           <w:sz w:val="19"/>
         </w:rPr>
-        <w:t xml:space="preserve">16/24 rue Cabanis (Villa </w:t>
-      </w:r>
-      <w:proofErr w:type="spellStart"/>
-      <w:r>
-        <w:rPr>
-          <w:b/>
-          <w:sz w:val="19"/>
-        </w:rPr>
-        <w:t>Lourcine</w:t>
-      </w:r>
-      <w:proofErr w:type="spellEnd"/>
-      <w:r>
-        <w:rPr>
-          <w:b/>
-          <w:sz w:val="19"/>
-        </w:rPr>
-        <w:t>) entrée 5</w:t>
+        <w:t>16/24 rue Cabanis (Villa Lourcine) entrée 5</w:t>
       </w:r>
       <w:r>
         <w:rPr>
@@ -10721,31 +4066,7 @@
           <w:sz w:val="19"/>
         </w:rPr>
         <w:br/>
-      </w:r>
-      <w:proofErr w:type="spellStart"/>
-      <w:proofErr w:type="gramStart"/>
-      <w:r>
-        <w:rPr>
-          <w:b/>
-          <w:sz w:val="19"/>
-        </w:rPr>
-        <w:t>Présentiel</w:t>
-      </w:r>
-      <w:proofErr w:type="spellEnd"/>
-      <w:r>
-        <w:rPr>
-          <w:b/>
-          <w:sz w:val="19"/>
-        </w:rPr>
-        <w:t xml:space="preserve"> :</w:t>
-      </w:r>
-      <w:proofErr w:type="gramEnd"/>
-      <w:r>
-        <w:rPr>
-          <w:b/>
-          <w:sz w:val="19"/>
-        </w:rPr>
-        <w:t xml:space="preserve"> </w:t>
+        <w:t xml:space="preserve">Présentiel : </w:t>
       </w:r>
       <w:r>
         <w:rPr>
@@ -10753,25 +4074,7 @@
           <w:bCs/>
           <w:sz w:val="18"/>
         </w:rPr>
-        <w:t>{{</w:t>
-      </w:r>
-      <w:proofErr w:type="spellStart"/>
-      <w:r>
-        <w:rPr>
-          <w:b/>
-          <w:bCs/>
-          <w:sz w:val="18"/>
-        </w:rPr>
-        <w:t>periode_presentiel</w:t>
-      </w:r>
-      <w:proofErr w:type="spellEnd"/>
-      <w:r>
-        <w:rPr>
-          <w:b/>
-          <w:bCs/>
-          <w:sz w:val="18"/>
-        </w:rPr>
-        <w:t>}}</w:t>
+        <w:t>{{periode_presentiel}}</w:t>
       </w:r>
       <w:r>
         <w:rPr>
@@ -10779,23 +4082,7 @@
           <w:sz w:val="19"/>
         </w:rPr>
         <w:br/>
-        <w:t xml:space="preserve">Examen </w:t>
-      </w:r>
-      <w:proofErr w:type="gramStart"/>
-      <w:r>
-        <w:rPr>
-          <w:b/>
-          <w:sz w:val="19"/>
-        </w:rPr>
-        <w:t>final :</w:t>
-      </w:r>
-      <w:proofErr w:type="gramEnd"/>
-      <w:r>
-        <w:rPr>
-          <w:b/>
-          <w:sz w:val="19"/>
-        </w:rPr>
-        <w:t xml:space="preserve"> </w:t>
+        <w:t xml:space="preserve">Examen final : </w:t>
       </w:r>
       <w:r>
         <w:rPr>
@@ -10803,25 +4090,7 @@
           <w:bCs/>
           <w:sz w:val="18"/>
         </w:rPr>
-        <w:t>{{</w:t>
-      </w:r>
-      <w:proofErr w:type="spellStart"/>
-      <w:r>
-        <w:rPr>
-          <w:b/>
-          <w:bCs/>
-          <w:sz w:val="18"/>
-        </w:rPr>
-        <w:t>date_examen</w:t>
-      </w:r>
-      <w:proofErr w:type="spellEnd"/>
-      <w:r>
-        <w:rPr>
-          <w:b/>
-          <w:bCs/>
-          <w:sz w:val="18"/>
-        </w:rPr>
-        <w:t>}}</w:t>
+        <w:t>{{date_examen}}</w:t>
       </w:r>
     </w:p>
     <w:sectPr>
@@ -10888,179 +4157,7 @@
         <w:color w:val="8A8F98"/>
         <w:sz w:val="12"/>
       </w:rPr>
-      <w:t xml:space="preserve">La certification </w:t>
-    </w:r>
-    <w:proofErr w:type="spellStart"/>
-    <w:r>
-      <w:rPr>
-        <w:i/>
-        <w:color w:val="8A8F98"/>
-        <w:sz w:val="12"/>
-      </w:rPr>
-      <w:t>qualité</w:t>
-    </w:r>
-    <w:proofErr w:type="spellEnd"/>
-    <w:r>
-      <w:rPr>
-        <w:i/>
-        <w:color w:val="8A8F98"/>
-        <w:sz w:val="12"/>
-      </w:rPr>
-      <w:t xml:space="preserve"> a </w:t>
-    </w:r>
-    <w:proofErr w:type="spellStart"/>
-    <w:r>
-      <w:rPr>
-        <w:i/>
-        <w:color w:val="8A8F98"/>
-        <w:sz w:val="12"/>
-      </w:rPr>
-      <w:t>été</w:t>
-    </w:r>
-    <w:proofErr w:type="spellEnd"/>
-    <w:r>
-      <w:rPr>
-        <w:i/>
-        <w:color w:val="8A8F98"/>
-        <w:sz w:val="12"/>
-      </w:rPr>
-      <w:t xml:space="preserve"> </w:t>
-    </w:r>
-    <w:proofErr w:type="spellStart"/>
-    <w:r>
-      <w:rPr>
-        <w:i/>
-        <w:color w:val="8A8F98"/>
-        <w:sz w:val="12"/>
-      </w:rPr>
-      <w:t>délivrée</w:t>
-    </w:r>
-    <w:proofErr w:type="spellEnd"/>
-    <w:r>
-      <w:rPr>
-        <w:i/>
-        <w:color w:val="8A8F98"/>
-        <w:sz w:val="12"/>
-      </w:rPr>
-      <w:t xml:space="preserve"> au </w:t>
-    </w:r>
-    <w:proofErr w:type="spellStart"/>
-    <w:r>
-      <w:rPr>
-        <w:i/>
-        <w:color w:val="8A8F98"/>
-        <w:sz w:val="12"/>
-      </w:rPr>
-      <w:t>titre</w:t>
-    </w:r>
-    <w:proofErr w:type="spellEnd"/>
-    <w:r>
-      <w:rPr>
-        <w:i/>
-        <w:color w:val="8A8F98"/>
-        <w:sz w:val="12"/>
-      </w:rPr>
-      <w:t xml:space="preserve"> de la </w:t>
-    </w:r>
-    <w:proofErr w:type="spellStart"/>
-    <w:r>
-      <w:rPr>
-        <w:i/>
-        <w:color w:val="8A8F98"/>
-        <w:sz w:val="12"/>
-      </w:rPr>
-      <w:t>ou</w:t>
-    </w:r>
-    <w:proofErr w:type="spellEnd"/>
-    <w:r>
-      <w:rPr>
-        <w:i/>
-        <w:color w:val="8A8F98"/>
-        <w:sz w:val="12"/>
-      </w:rPr>
-      <w:t xml:space="preserve"> des </w:t>
-    </w:r>
-    <w:proofErr w:type="spellStart"/>
-    <w:r>
-      <w:rPr>
-        <w:i/>
-        <w:color w:val="8A8F98"/>
-        <w:sz w:val="12"/>
-      </w:rPr>
-      <w:t>catégories</w:t>
-    </w:r>
-    <w:proofErr w:type="spellEnd"/>
-    <w:r>
-      <w:rPr>
-        <w:i/>
-        <w:color w:val="8A8F98"/>
-        <w:sz w:val="12"/>
-      </w:rPr>
-      <w:t xml:space="preserve"> </w:t>
-    </w:r>
-    <w:proofErr w:type="spellStart"/>
-    <w:r>
-      <w:rPr>
-        <w:i/>
-        <w:color w:val="8A8F98"/>
-        <w:sz w:val="12"/>
-      </w:rPr>
-      <w:t>d’actions</w:t>
-    </w:r>
-    <w:proofErr w:type="spellEnd"/>
-    <w:r>
-      <w:rPr>
-        <w:i/>
-        <w:color w:val="8A8F98"/>
-        <w:sz w:val="12"/>
-      </w:rPr>
-      <w:t xml:space="preserve"> </w:t>
-    </w:r>
-    <w:proofErr w:type="spellStart"/>
-    <w:proofErr w:type="gramStart"/>
-    <w:r>
-      <w:rPr>
-        <w:i/>
-        <w:color w:val="8A8F98"/>
-        <w:sz w:val="12"/>
-      </w:rPr>
-      <w:t>suivantes</w:t>
-    </w:r>
-    <w:proofErr w:type="spellEnd"/>
-    <w:r>
-      <w:rPr>
-        <w:i/>
-        <w:color w:val="8A8F98"/>
-        <w:sz w:val="12"/>
-      </w:rPr>
-      <w:t xml:space="preserve"> :</w:t>
-    </w:r>
-    <w:proofErr w:type="gramEnd"/>
-    <w:r>
-      <w:rPr>
-        <w:i/>
-        <w:color w:val="8A8F98"/>
-        <w:sz w:val="12"/>
-      </w:rPr>
-      <w:t xml:space="preserve"> actions de formation, actions de formation par </w:t>
-    </w:r>
-    <w:proofErr w:type="spellStart"/>
-    <w:r>
-      <w:rPr>
-        <w:i/>
-        <w:color w:val="8A8F98"/>
-        <w:sz w:val="12"/>
-      </w:rPr>
-      <w:t>apprentissage</w:t>
-    </w:r>
-    <w:proofErr w:type="spellEnd"/>
-    <w:r>
-      <w:rPr>
-        <w:i/>
-        <w:color w:val="8A8F98"/>
-        <w:sz w:val="12"/>
-      </w:rPr>
-      <w:t>.</w:t>
+      <w:t>La certification qualité a été délivrée au titre de la ou des catégories d’actions suivantes : actions de formation, actions de formation par apprentissage.</w:t>
     </w:r>
   </w:p>
   <w:p>
@@ -11072,37 +4169,12 @@
         <w:sz w:val="12"/>
       </w:rPr>
     </w:pPr>
-    <w:proofErr w:type="spellStart"/>
     <w:r>
       <w:rPr>
         <w:color w:val="8A8F98"/>
         <w:sz w:val="12"/>
       </w:rPr>
-      <w:t>Autorisation</w:t>
-    </w:r>
-    <w:proofErr w:type="spellEnd"/>
-    <w:r>
-      <w:rPr>
-        <w:color w:val="8A8F98"/>
-        <w:sz w:val="12"/>
-      </w:rPr>
-      <w:t xml:space="preserve"> </w:t>
-    </w:r>
-    <w:proofErr w:type="spellStart"/>
-    <w:r>
-      <w:rPr>
-        <w:color w:val="8A8F98"/>
-        <w:sz w:val="12"/>
-      </w:rPr>
-      <w:t>d'exercice</w:t>
-    </w:r>
-    <w:proofErr w:type="spellEnd"/>
-    <w:r>
-      <w:rPr>
-        <w:color w:val="8A8F98"/>
-        <w:sz w:val="12"/>
-      </w:rPr>
-      <w:t xml:space="preserve"> CNAPS n°FOR-083-2027-02-08-20200755135</w:t>
+      <w:t>Autorisation d'exercice CNAPS n°FOR-083-2027-02-08-20200755135</w:t>
     </w:r>
   </w:p>
 </w:ftr>

--- a/templates_word/convocationdespparis.docx
+++ b/templates_word/convocationdespparis.docx
@@ -4030,35 +4030,7 @@
           <w:b/>
           <w:sz w:val="19"/>
         </w:rPr>
-        <w:t>16/24 rue Cabanis (Villa Lourcine) entrée 5</w:t>
-      </w:r>
-      <w:r>
-        <w:rPr>
-          <w:b/>
-          <w:sz w:val="19"/>
-        </w:rPr>
-        <w:t xml:space="preserve"> </w:t>
-      </w:r>
-      <w:r>
-        <w:rPr>
-          <w:b/>
-          <w:sz w:val="19"/>
-        </w:rPr>
-        <w:t>–</w:t>
-      </w:r>
-      <w:r>
-        <w:rPr>
-          <w:b/>
-          <w:sz w:val="19"/>
-        </w:rPr>
-        <w:t xml:space="preserve"> </w:t>
-      </w:r>
-      <w:r>
-        <w:rPr>
-          <w:b/>
-          <w:sz w:val="19"/>
-        </w:rPr>
-        <w:t xml:space="preserve">75014 PARIS </w:t>
+        <w:t>Atelier Modulable – 53 rue des Vinaigriers 75010 PARIS</w:t>
       </w:r>
       <w:r>
         <w:rPr>
